--- a/lab-05/report.docx
+++ b/lab-05/report.docx
@@ -118,27 +118,23 @@
               <w:jc w:val="center"/>
               <w:rPr>
                 <w:b/>
-                <w:sz w:val="24"/>
               </w:rPr>
             </w:pPr>
             <w:r>
               <w:rPr>
                 <w:b/>
-                <w:sz w:val="24"/>
               </w:rPr>
               <w:t>Министерство науки</w:t>
             </w:r>
             <w:r>
               <w:rPr>
                 <w:b/>
-                <w:sz w:val="24"/>
               </w:rPr>
               <w:t xml:space="preserve"> и высшего образования</w:t>
             </w:r>
             <w:r>
               <w:rPr>
                 <w:b/>
-                <w:sz w:val="24"/>
               </w:rPr>
               <w:t xml:space="preserve"> Российской Федерации</w:t>
             </w:r>
@@ -148,27 +144,23 @@
               <w:jc w:val="center"/>
               <w:rPr>
                 <w:b/>
-                <w:sz w:val="24"/>
               </w:rPr>
             </w:pPr>
             <w:r>
               <w:rPr>
                 <w:b/>
-                <w:sz w:val="24"/>
               </w:rPr>
               <w:t xml:space="preserve">Федеральное государственное </w:t>
             </w:r>
             <w:r>
               <w:rPr>
                 <w:b/>
-                <w:sz w:val="24"/>
               </w:rPr>
               <w:t>автономное</w:t>
             </w:r>
             <w:r>
               <w:rPr>
                 <w:b/>
-                <w:sz w:val="24"/>
               </w:rPr>
               <w:t xml:space="preserve"> образовательное учреждение </w:t>
             </w:r>
@@ -178,13 +170,11 @@
               <w:jc w:val="center"/>
               <w:rPr>
                 <w:b/>
-                <w:sz w:val="24"/>
               </w:rPr>
             </w:pPr>
             <w:r>
               <w:rPr>
                 <w:b/>
-                <w:sz w:val="24"/>
               </w:rPr>
               <w:t>высшего образования</w:t>
             </w:r>
@@ -195,13 +185,11 @@
               <w:jc w:val="center"/>
               <w:rPr>
                 <w:b/>
-                <w:sz w:val="24"/>
               </w:rPr>
             </w:pPr>
             <w:r>
               <w:rPr>
                 <w:b/>
-                <w:sz w:val="24"/>
               </w:rPr>
               <w:t>«Московский государственный технический университет</w:t>
             </w:r>
@@ -212,13 +200,11 @@
               <w:jc w:val="center"/>
               <w:rPr>
                 <w:b/>
-                <w:sz w:val="24"/>
               </w:rPr>
             </w:pPr>
             <w:r>
               <w:rPr>
                 <w:b/>
-                <w:sz w:val="24"/>
               </w:rPr>
               <w:t>имени Н.Э. Баумана</w:t>
             </w:r>
@@ -228,13 +214,11 @@
               <w:jc w:val="center"/>
               <w:rPr>
                 <w:b/>
-                <w:sz w:val="24"/>
               </w:rPr>
             </w:pPr>
             <w:r>
               <w:rPr>
                 <w:b/>
-                <w:sz w:val="24"/>
               </w:rPr>
               <w:t>(национальный исследовательский университет)»</w:t>
             </w:r>
@@ -249,7 +233,6 @@
             <w:r>
               <w:rPr>
                 <w:b/>
-                <w:sz w:val="24"/>
               </w:rPr>
               <w:t>(МГТУ им. Н.Э. Баумана)</w:t>
             </w:r>
@@ -337,7 +320,6 @@
       <w:pPr>
         <w:rPr>
           <w:iCs/>
-          <w:sz w:val="24"/>
         </w:rPr>
       </w:pPr>
     </w:p>
@@ -345,7 +327,6 @@
       <w:pPr>
         <w:rPr>
           <w:i/>
-          <w:sz w:val="24"/>
         </w:rPr>
       </w:pPr>
     </w:p>
@@ -641,21 +622,12 @@
           <w:szCs w:val="28"/>
         </w:rPr>
       </w:pPr>
-      <w:proofErr w:type="spellStart"/>
-      <w:r>
-        <w:rPr>
-          <w:sz w:val="28"/>
-          <w:szCs w:val="28"/>
-        </w:rPr>
-        <w:t>Цховребова</w:t>
-      </w:r>
-      <w:proofErr w:type="spellEnd"/>
-      <w:r>
-        <w:rPr>
-          <w:sz w:val="28"/>
-          <w:szCs w:val="28"/>
-        </w:rPr>
-        <w:t xml:space="preserve"> Я</w:t>
+      <w:r>
+        <w:rPr>
+          <w:sz w:val="28"/>
+          <w:szCs w:val="28"/>
+        </w:rPr>
+        <w:t>Цховребова Я</w:t>
       </w:r>
       <w:r>
         <w:rPr>
@@ -794,29 +766,6 @@
     </w:p>
     <w:p>
       <w:pPr>
-        <w:rPr>
-          <w:i/>
-        </w:rPr>
-      </w:pPr>
-    </w:p>
-    <w:p>
-      <w:pPr>
-        <w:rPr>
-          <w:i/>
-        </w:rPr>
-      </w:pPr>
-    </w:p>
-    <w:p>
-      <w:pPr>
-        <w:jc w:val="center"/>
-        <w:rPr>
-          <w:i/>
-        </w:rPr>
-      </w:pPr>
-    </w:p>
-    <w:p>
-      <w:pPr>
-        <w:jc w:val="center"/>
         <w:rPr>
           <w:i/>
         </w:rPr>
@@ -1020,9 +969,5203 @@
     </w:p>
     <w:p>
       <w:pPr>
+        <w:pStyle w:val="a3"/>
+        <w:numPr>
+          <w:ilvl w:val="0"/>
+          <w:numId w:val="22"/>
+        </w:numPr>
+        <w:spacing w:line="360" w:lineRule="auto"/>
+        <w:rPr>
+          <w:b/>
+          <w:bCs/>
+          <w:iCs/>
+          <w:sz w:val="32"/>
+          <w:szCs w:val="21"/>
+        </w:rPr>
+      </w:pPr>
+      <w:r>
+        <w:rPr>
+          <w:b/>
+          <w:bCs/>
+          <w:iCs/>
+          <w:sz w:val="32"/>
+          <w:szCs w:val="21"/>
+        </w:rPr>
+        <w:t>Содержание проекта</w:t>
+      </w:r>
+    </w:p>
+    <w:p>
+      <w:pPr>
+        <w:spacing w:line="360" w:lineRule="auto"/>
+        <w:ind w:firstLine="360"/>
+        <w:jc w:val="both"/>
+        <w:rPr>
+          <w:rFonts w:ascii="Times" w:hAnsi="Times"/>
+          <w:iCs/>
+          <w:sz w:val="28"/>
+          <w:szCs w:val="28"/>
+        </w:rPr>
+      </w:pPr>
+      <w:r>
+        <w:rPr>
+          <w:rFonts w:ascii="Times" w:hAnsi="Times"/>
+          <w:iCs/>
+          <w:sz w:val="28"/>
+          <w:szCs w:val="28"/>
+        </w:rPr>
+        <w:t>Команда разработчиков из 16 человек занимается созданием карты города на основе собственного модуля отображения. Проект должен быть завершен в течение 6 месяцев. Бюджет проекта: 50000 рублей</w:t>
+      </w:r>
+      <w:r>
+        <w:rPr>
+          <w:rFonts w:ascii="Times" w:hAnsi="Times"/>
+          <w:iCs/>
+          <w:sz w:val="28"/>
+          <w:szCs w:val="28"/>
+        </w:rPr>
+        <w:t>.</w:t>
+      </w:r>
+    </w:p>
+    <w:p>
+      <w:pPr>
+        <w:spacing w:line="360" w:lineRule="auto"/>
+        <w:ind w:firstLine="360"/>
+        <w:jc w:val="both"/>
+        <w:rPr>
+          <w:rFonts w:ascii="Times" w:hAnsi="Times"/>
+          <w:iCs/>
+          <w:sz w:val="28"/>
+          <w:szCs w:val="28"/>
+        </w:rPr>
+      </w:pPr>
+      <w:r>
+        <w:rPr>
+          <w:rFonts w:ascii="Times" w:hAnsi="Times"/>
+          <w:iCs/>
+          <w:sz w:val="28"/>
+          <w:szCs w:val="28"/>
+        </w:rPr>
+        <w:t xml:space="preserve">В результате разработки стратегии устранения отклонений затрат дополнительно были наняты три наборщика данных, доступных с 18.05.2026 года. </w:t>
+      </w:r>
+    </w:p>
+    <w:p>
+      <w:pPr>
+        <w:pStyle w:val="a5"/>
+        <w:spacing w:line="360" w:lineRule="auto"/>
+        <w:ind w:firstLine="360"/>
+        <w:jc w:val="both"/>
+        <w:rPr>
+          <w:rFonts w:ascii="Times" w:hAnsi="Times"/>
+          <w:sz w:val="28"/>
+          <w:szCs w:val="28"/>
+        </w:rPr>
+      </w:pPr>
+      <w:r>
+        <w:rPr>
+          <w:rFonts w:ascii="Times" w:hAnsi="Times"/>
+          <w:i/>
+          <w:sz w:val="28"/>
+          <w:szCs w:val="28"/>
+        </w:rPr>
+        <w:t>Общие затраты на проект снизились до 49703.68 руб., дата завершения проекта – 14.06.2026 года.</w:t>
+      </w:r>
+      <w:r>
+        <w:rPr>
+          <w:rFonts w:ascii="Times" w:hAnsi="Times"/>
+          <w:i/>
+          <w:sz w:val="28"/>
+          <w:szCs w:val="28"/>
+        </w:rPr>
+        <w:t xml:space="preserve"> </w:t>
+      </w:r>
+      <w:r>
+        <w:rPr>
+          <w:rFonts w:ascii="Times" w:hAnsi="Times"/>
+          <w:sz w:val="28"/>
+          <w:szCs w:val="28"/>
+        </w:rPr>
+        <w:t>Проценты выполнения для длительности и трудозатрат равны 51% и 45% соответственно на момент создания отчета (15.05.26).</w:t>
+      </w:r>
+    </w:p>
+    <w:p>
+      <w:pPr>
+        <w:pStyle w:val="a5"/>
+        <w:spacing w:line="360" w:lineRule="auto"/>
+        <w:ind w:firstLine="360"/>
+        <w:jc w:val="center"/>
+        <w:rPr>
+          <w:rFonts w:ascii="Times" w:hAnsi="Times"/>
+          <w:sz w:val="28"/>
+          <w:szCs w:val="28"/>
+        </w:rPr>
+      </w:pPr>
+      <w:r>
+        <w:fldChar w:fldCharType="begin"/>
+      </w:r>
+      <w:r>
+        <w:instrText xml:space="preserve"> INCLUDEPICTURE "/var/folders/1c/vzf16jbs1qsd1kqbg381j4_80000gn/T/com.microsoft.Word/WebArchiveCopyPasteTempFiles/page14image27803856" \* MERGEFORMATINET </w:instrText>
+      </w:r>
+      <w:r>
+        <w:fldChar w:fldCharType="separate"/>
+      </w:r>
+      <w:r>
+        <w:rPr>
+          <w:noProof/>
+        </w:rPr>
+        <w:drawing>
+          <wp:inline distT="0" distB="0" distL="0" distR="0" wp14:anchorId="722EAD10" wp14:editId="53942E7A">
+            <wp:extent cx="4455805" cy="1581374"/>
+            <wp:effectExtent l="0" t="0" r="1905" b="6350"/>
+            <wp:docPr id="2" name="Рисунок 2" descr="page14image27803856"/>
+            <wp:cNvGraphicFramePr>
+              <a:graphicFrameLocks xmlns:a="http://schemas.openxmlformats.org/drawingml/2006/main" noChangeAspect="1"/>
+            </wp:cNvGraphicFramePr>
+            <a:graphic xmlns:a="http://schemas.openxmlformats.org/drawingml/2006/main">
+              <a:graphicData uri="http://schemas.openxmlformats.org/drawingml/2006/picture">
+                <pic:pic xmlns:pic="http://schemas.openxmlformats.org/drawingml/2006/picture">
+                  <pic:nvPicPr>
+                    <pic:cNvPr id="0" name="Picture 5" descr="page14image27803856"/>
+                    <pic:cNvPicPr>
+                      <a:picLocks noChangeAspect="1" noChangeArrowheads="1"/>
+                    </pic:cNvPicPr>
+                  </pic:nvPicPr>
+                  <pic:blipFill>
+                    <a:blip r:embed="rId9">
+                      <a:extLst>
+                        <a:ext uri="{28A0092B-C50C-407E-A947-70E740481C1C}">
+                          <a14:useLocalDpi xmlns:a14="http://schemas.microsoft.com/office/drawing/2010/main" val="0"/>
+                        </a:ext>
+                      </a:extLst>
+                    </a:blip>
+                    <a:srcRect/>
+                    <a:stretch>
+                      <a:fillRect/>
+                    </a:stretch>
+                  </pic:blipFill>
+                  <pic:spPr bwMode="auto">
+                    <a:xfrm>
+                      <a:off x="0" y="0"/>
+                      <a:ext cx="4500804" cy="1597344"/>
+                    </a:xfrm>
+                    <a:prstGeom prst="rect">
+                      <a:avLst/>
+                    </a:prstGeom>
+                    <a:noFill/>
+                    <a:ln>
+                      <a:noFill/>
+                    </a:ln>
+                  </pic:spPr>
+                </pic:pic>
+              </a:graphicData>
+            </a:graphic>
+          </wp:inline>
+        </w:drawing>
+      </w:r>
+      <w:r>
+        <w:fldChar w:fldCharType="end"/>
+      </w:r>
+      <w:r>
+        <w:rPr>
+          <w:rFonts w:ascii="Times" w:hAnsi="Times"/>
+          <w:sz w:val="28"/>
+          <w:szCs w:val="28"/>
+        </w:rPr>
+        <w:fldChar w:fldCharType="begin"/>
+      </w:r>
+      <w:r>
+        <w:rPr>
+          <w:rFonts w:ascii="Times" w:hAnsi="Times"/>
+          <w:sz w:val="28"/>
+          <w:szCs w:val="28"/>
+        </w:rPr>
+        <w:instrText xml:space="preserve"> INCLUDEPICTURE "/var/folders/1c/vzf16jbs1qsd1kqbg381j4_80000gn/T/com.microsoft.Word/WebArchiveCopyPasteTempFiles/page14image27803648" \* MERGEFORMATINET </w:instrText>
+      </w:r>
+      <w:r>
+        <w:rPr>
+          <w:rFonts w:ascii="Times" w:hAnsi="Times"/>
+          <w:sz w:val="28"/>
+          <w:szCs w:val="28"/>
+        </w:rPr>
+        <w:fldChar w:fldCharType="separate"/>
+      </w:r>
+      <w:r>
+        <w:rPr>
+          <w:rFonts w:ascii="Times" w:hAnsi="Times"/>
+          <w:noProof/>
+          <w:sz w:val="28"/>
+          <w:szCs w:val="28"/>
+        </w:rPr>
+        <w:drawing>
+          <wp:inline distT="0" distB="0" distL="0" distR="0" wp14:anchorId="36C96307" wp14:editId="3BC458A7">
+            <wp:extent cx="6110605" cy="1667436"/>
+            <wp:effectExtent l="0" t="0" r="0" b="0"/>
+            <wp:docPr id="1" name="Рисунок 1" descr="page14image27803648"/>
+            <wp:cNvGraphicFramePr>
+              <a:graphicFrameLocks xmlns:a="http://schemas.openxmlformats.org/drawingml/2006/main" noChangeAspect="1"/>
+            </wp:cNvGraphicFramePr>
+            <a:graphic xmlns:a="http://schemas.openxmlformats.org/drawingml/2006/main">
+              <a:graphicData uri="http://schemas.openxmlformats.org/drawingml/2006/picture">
+                <pic:pic xmlns:pic="http://schemas.openxmlformats.org/drawingml/2006/picture">
+                  <pic:nvPicPr>
+                    <pic:cNvPr id="0" name="Picture 1" descr="page14image27803648"/>
+                    <pic:cNvPicPr>
+                      <a:picLocks noChangeAspect="1" noChangeArrowheads="1"/>
+                    </pic:cNvPicPr>
+                  </pic:nvPicPr>
+                  <pic:blipFill>
+                    <a:blip r:embed="rId10" cstate="print">
+                      <a:extLst>
+                        <a:ext uri="{28A0092B-C50C-407E-A947-70E740481C1C}">
+                          <a14:useLocalDpi xmlns:a14="http://schemas.microsoft.com/office/drawing/2010/main" val="0"/>
+                        </a:ext>
+                      </a:extLst>
+                    </a:blip>
+                    <a:srcRect/>
+                    <a:stretch>
+                      <a:fillRect/>
+                    </a:stretch>
+                  </pic:blipFill>
+                  <pic:spPr bwMode="auto">
+                    <a:xfrm>
+                      <a:off x="0" y="0"/>
+                      <a:ext cx="6125976" cy="1671630"/>
+                    </a:xfrm>
+                    <a:prstGeom prst="rect">
+                      <a:avLst/>
+                    </a:prstGeom>
+                    <a:noFill/>
+                    <a:ln>
+                      <a:noFill/>
+                    </a:ln>
+                  </pic:spPr>
+                </pic:pic>
+              </a:graphicData>
+            </a:graphic>
+          </wp:inline>
+        </w:drawing>
+      </w:r>
+      <w:r>
+        <w:rPr>
+          <w:rFonts w:ascii="Times" w:hAnsi="Times"/>
+          <w:sz w:val="28"/>
+          <w:szCs w:val="28"/>
+        </w:rPr>
+        <w:fldChar w:fldCharType="end"/>
+      </w:r>
+    </w:p>
+    <w:p/>
+    <w:p/>
+    <w:p>
+      <w:pPr>
+        <w:pStyle w:val="a3"/>
+        <w:numPr>
+          <w:ilvl w:val="0"/>
+          <w:numId w:val="22"/>
+        </w:numPr>
         <w:spacing w:line="360" w:lineRule="auto"/>
         <w:jc w:val="both"/>
         <w:rPr>
+          <w:sz w:val="28"/>
+          <w:szCs w:val="28"/>
+        </w:rPr>
+      </w:pPr>
+      <w:r>
+        <w:rPr>
+          <w:b/>
+          <w:bCs/>
+          <w:sz w:val="32"/>
+          <w:szCs w:val="32"/>
+        </w:rPr>
+        <w:t>Задание 1</w:t>
+      </w:r>
+      <w:r>
+        <w:rPr>
+          <w:b/>
+          <w:bCs/>
+          <w:sz w:val="32"/>
+          <w:szCs w:val="32"/>
+        </w:rPr>
+        <w:t xml:space="preserve">: </w:t>
+      </w:r>
+      <w:r>
+        <w:rPr>
+          <w:b/>
+          <w:bCs/>
+          <w:sz w:val="32"/>
+          <w:szCs w:val="32"/>
+        </w:rPr>
+        <w:t>Работа с таблицей освоенного объема</w:t>
+      </w:r>
+    </w:p>
+    <w:p>
+      <w:pPr>
+        <w:spacing w:line="360" w:lineRule="auto"/>
+        <w:ind w:firstLine="360"/>
+        <w:jc w:val="both"/>
+        <w:rPr>
+          <w:sz w:val="28"/>
+          <w:szCs w:val="28"/>
+        </w:rPr>
+      </w:pPr>
+      <w:r>
+        <w:rPr>
+          <w:sz w:val="28"/>
+          <w:szCs w:val="28"/>
+        </w:rPr>
+        <w:lastRenderedPageBreak/>
+        <w:t>Для каждой работы учитываются два компонента затрат</w:t>
+      </w:r>
+      <w:r>
+        <w:rPr>
+          <w:sz w:val="28"/>
+          <w:szCs w:val="28"/>
+        </w:rPr>
+        <w:t xml:space="preserve">: </w:t>
+      </w:r>
+    </w:p>
+    <w:p>
+      <w:pPr>
+        <w:pStyle w:val="a3"/>
+        <w:numPr>
+          <w:ilvl w:val="0"/>
+          <w:numId w:val="41"/>
+        </w:numPr>
+        <w:spacing w:line="360" w:lineRule="auto"/>
+        <w:jc w:val="both"/>
+        <w:rPr>
+          <w:iCs/>
+          <w:sz w:val="28"/>
+          <w:szCs w:val="28"/>
+        </w:rPr>
+      </w:pPr>
+      <w:r>
+        <w:rPr>
+          <w:b/>
+          <w:bCs/>
+          <w:iCs/>
+          <w:sz w:val="28"/>
+          <w:szCs w:val="28"/>
+        </w:rPr>
+        <w:t>прямые</w:t>
+      </w:r>
+      <w:r>
+        <w:rPr>
+          <w:iCs/>
+          <w:sz w:val="28"/>
+          <w:szCs w:val="28"/>
+        </w:rPr>
+        <w:t xml:space="preserve">, </w:t>
+      </w:r>
+      <w:r>
+        <w:rPr>
+          <w:iCs/>
+          <w:sz w:val="28"/>
+          <w:szCs w:val="28"/>
+        </w:rPr>
+        <w:t>связанные с выполнением работ</w:t>
+      </w:r>
+      <w:r>
+        <w:rPr>
+          <w:iCs/>
+          <w:sz w:val="28"/>
+          <w:szCs w:val="28"/>
+        </w:rPr>
+        <w:t>;</w:t>
+      </w:r>
+    </w:p>
+    <w:p>
+      <w:pPr>
+        <w:pStyle w:val="a3"/>
+        <w:numPr>
+          <w:ilvl w:val="0"/>
+          <w:numId w:val="41"/>
+        </w:numPr>
+        <w:spacing w:line="360" w:lineRule="auto"/>
+        <w:jc w:val="both"/>
+        <w:rPr>
+          <w:iCs/>
+          <w:sz w:val="28"/>
+          <w:szCs w:val="28"/>
+        </w:rPr>
+      </w:pPr>
+      <w:r>
+        <w:rPr>
+          <w:b/>
+          <w:bCs/>
+          <w:iCs/>
+          <w:sz w:val="28"/>
+          <w:szCs w:val="28"/>
+        </w:rPr>
+        <w:t>косвенные</w:t>
+      </w:r>
+      <w:r>
+        <w:rPr>
+          <w:iCs/>
+          <w:sz w:val="28"/>
+          <w:szCs w:val="28"/>
+        </w:rPr>
+        <w:t xml:space="preserve">, </w:t>
+      </w:r>
+      <w:r>
+        <w:rPr>
+          <w:iCs/>
+          <w:sz w:val="28"/>
+          <w:szCs w:val="28"/>
+        </w:rPr>
+        <w:t>связанные с использованием ресурсов</w:t>
+      </w:r>
+      <w:r>
+        <w:rPr>
+          <w:iCs/>
+          <w:sz w:val="28"/>
+          <w:szCs w:val="28"/>
+        </w:rPr>
+        <w:t>.</w:t>
+      </w:r>
+    </w:p>
+    <w:p>
+      <w:pPr>
+        <w:spacing w:line="360" w:lineRule="auto"/>
+        <w:ind w:firstLine="360"/>
+        <w:jc w:val="both"/>
+        <w:rPr>
+          <w:iCs/>
+          <w:sz w:val="28"/>
+          <w:szCs w:val="28"/>
+        </w:rPr>
+      </w:pPr>
+      <w:r>
+        <w:rPr>
+          <w:iCs/>
+          <w:sz w:val="28"/>
+          <w:szCs w:val="28"/>
+        </w:rPr>
+        <w:t>Отображена таблица в режиме освоенного объема</w:t>
+      </w:r>
+      <w:r>
+        <w:rPr>
+          <w:iCs/>
+          <w:sz w:val="28"/>
+          <w:szCs w:val="28"/>
+        </w:rPr>
+        <w:t>.</w:t>
+      </w:r>
+    </w:p>
+    <w:p>
+      <w:pPr>
+        <w:spacing w:line="360" w:lineRule="auto"/>
+        <w:jc w:val="center"/>
+        <w:rPr>
+          <w:iCs/>
+          <w:sz w:val="28"/>
+          <w:szCs w:val="28"/>
+          <w:lang w:val="en-US"/>
+        </w:rPr>
+      </w:pPr>
+      <w:r>
+        <w:rPr>
+          <w:iCs/>
+          <w:noProof/>
+          <w:sz w:val="28"/>
+          <w:szCs w:val="28"/>
+        </w:rPr>
+        <w:drawing>
+          <wp:inline distT="0" distB="0" distL="0" distR="0" wp14:anchorId="4A2F0C2A" wp14:editId="34227FEC">
+            <wp:extent cx="4016068" cy="2689412"/>
+            <wp:effectExtent l="0" t="0" r="0" b="3175"/>
+            <wp:docPr id="3" name="Рисунок 3"/>
+            <wp:cNvGraphicFramePr>
+              <a:graphicFrameLocks xmlns:a="http://schemas.openxmlformats.org/drawingml/2006/main" noChangeAspect="1"/>
+            </wp:cNvGraphicFramePr>
+            <a:graphic xmlns:a="http://schemas.openxmlformats.org/drawingml/2006/main">
+              <a:graphicData uri="http://schemas.openxmlformats.org/drawingml/2006/picture">
+                <pic:pic xmlns:pic="http://schemas.openxmlformats.org/drawingml/2006/picture">
+                  <pic:nvPicPr>
+                    <pic:cNvPr id="1" name=""/>
+                    <pic:cNvPicPr/>
+                  </pic:nvPicPr>
+                  <pic:blipFill>
+                    <a:blip r:embed="rId11"/>
+                    <a:stretch>
+                      <a:fillRect/>
+                    </a:stretch>
+                  </pic:blipFill>
+                  <pic:spPr>
+                    <a:xfrm>
+                      <a:off x="0" y="0"/>
+                      <a:ext cx="4066467" cy="2723162"/>
+                    </a:xfrm>
+                    <a:prstGeom prst="rect">
+                      <a:avLst/>
+                    </a:prstGeom>
+                  </pic:spPr>
+                </pic:pic>
+              </a:graphicData>
+            </a:graphic>
+          </wp:inline>
+        </w:drawing>
+      </w:r>
+    </w:p>
+    <w:p>
+      <w:pPr>
+        <w:pStyle w:val="a3"/>
+        <w:numPr>
+          <w:ilvl w:val="0"/>
+          <w:numId w:val="41"/>
+        </w:numPr>
+        <w:spacing w:line="360" w:lineRule="auto"/>
+        <w:jc w:val="both"/>
+        <w:rPr>
+          <w:iCs/>
+          <w:sz w:val="28"/>
+          <w:szCs w:val="28"/>
+        </w:rPr>
+      </w:pPr>
+      <w:r>
+        <w:rPr>
+          <w:b/>
+          <w:bCs/>
+          <w:iCs/>
+          <w:sz w:val="28"/>
+          <w:szCs w:val="28"/>
+          <w:lang w:val="en-US"/>
+        </w:rPr>
+        <w:t>BCWS</w:t>
+      </w:r>
+      <w:r>
+        <w:rPr>
+          <w:iCs/>
+          <w:sz w:val="28"/>
+          <w:szCs w:val="28"/>
+        </w:rPr>
+        <w:t xml:space="preserve"> (плановой объем) – сколько денег должно быть потрачено по плану к дате отчета.</w:t>
+      </w:r>
+    </w:p>
+    <w:p>
+      <w:pPr>
+        <w:pStyle w:val="a3"/>
+        <w:numPr>
+          <w:ilvl w:val="0"/>
+          <w:numId w:val="41"/>
+        </w:numPr>
+        <w:spacing w:line="360" w:lineRule="auto"/>
+        <w:jc w:val="both"/>
+        <w:rPr>
+          <w:iCs/>
+          <w:sz w:val="28"/>
+          <w:szCs w:val="28"/>
+        </w:rPr>
+      </w:pPr>
+      <w:r>
+        <w:rPr>
+          <w:b/>
+          <w:bCs/>
+          <w:iCs/>
+          <w:sz w:val="28"/>
+          <w:szCs w:val="28"/>
+          <w:lang w:val="en-US"/>
+        </w:rPr>
+        <w:t>BCWP</w:t>
+      </w:r>
+      <w:r>
+        <w:rPr>
+          <w:b/>
+          <w:bCs/>
+          <w:iCs/>
+          <w:sz w:val="28"/>
+          <w:szCs w:val="28"/>
+        </w:rPr>
+        <w:t xml:space="preserve"> </w:t>
+      </w:r>
+      <w:r>
+        <w:rPr>
+          <w:iCs/>
+          <w:sz w:val="28"/>
+          <w:szCs w:val="28"/>
+        </w:rPr>
+        <w:t xml:space="preserve">(освоенный объем) – сколько </w:t>
+      </w:r>
+      <w:r>
+        <w:rPr>
+          <w:iCs/>
+          <w:sz w:val="28"/>
+          <w:szCs w:val="28"/>
+        </w:rPr>
+        <w:t>по плану стоит фактически выполненная работа</w:t>
+      </w:r>
+      <w:r>
+        <w:rPr>
+          <w:iCs/>
+          <w:sz w:val="28"/>
+          <w:szCs w:val="28"/>
+        </w:rPr>
+        <w:t>.</w:t>
+      </w:r>
+    </w:p>
+    <w:p>
+      <w:pPr>
+        <w:pStyle w:val="a3"/>
+        <w:numPr>
+          <w:ilvl w:val="0"/>
+          <w:numId w:val="41"/>
+        </w:numPr>
+        <w:spacing w:line="360" w:lineRule="auto"/>
+        <w:jc w:val="both"/>
+        <w:rPr>
+          <w:iCs/>
+          <w:sz w:val="28"/>
+          <w:szCs w:val="28"/>
+        </w:rPr>
+      </w:pPr>
+      <w:r>
+        <w:rPr>
+          <w:b/>
+          <w:bCs/>
+          <w:iCs/>
+          <w:sz w:val="28"/>
+          <w:szCs w:val="28"/>
+          <w:lang w:val="en-US"/>
+        </w:rPr>
+        <w:t>AC</w:t>
+      </w:r>
+      <w:r>
+        <w:rPr>
+          <w:iCs/>
+          <w:sz w:val="28"/>
+          <w:szCs w:val="28"/>
+        </w:rPr>
+        <w:t xml:space="preserve"> (</w:t>
+      </w:r>
+      <w:r>
+        <w:rPr>
+          <w:iCs/>
+          <w:sz w:val="28"/>
+          <w:szCs w:val="28"/>
+        </w:rPr>
+        <w:t>фактическая стоимость) – сколько фактически потратили денег</w:t>
+      </w:r>
+      <w:r>
+        <w:rPr>
+          <w:iCs/>
+          <w:sz w:val="28"/>
+          <w:szCs w:val="28"/>
+        </w:rPr>
+        <w:t>.</w:t>
+      </w:r>
+    </w:p>
+    <w:p>
+      <w:pPr>
+        <w:pStyle w:val="a3"/>
+        <w:numPr>
+          <w:ilvl w:val="0"/>
+          <w:numId w:val="41"/>
+        </w:numPr>
+        <w:spacing w:line="360" w:lineRule="auto"/>
+        <w:jc w:val="both"/>
+        <w:rPr>
+          <w:iCs/>
+          <w:sz w:val="28"/>
+          <w:szCs w:val="28"/>
+        </w:rPr>
+      </w:pPr>
+      <w:r>
+        <w:rPr>
+          <w:b/>
+          <w:bCs/>
+          <w:iCs/>
+          <w:sz w:val="28"/>
+          <w:szCs w:val="28"/>
+          <w:lang w:val="en-US"/>
+        </w:rPr>
+        <w:t>SV</w:t>
+      </w:r>
+      <w:r>
+        <w:rPr>
+          <w:iCs/>
+          <w:sz w:val="28"/>
+          <w:szCs w:val="28"/>
+        </w:rPr>
+        <w:t xml:space="preserve"> (</w:t>
+      </w:r>
+      <w:r>
+        <w:rPr>
+          <w:iCs/>
+          <w:sz w:val="28"/>
+          <w:szCs w:val="28"/>
+        </w:rPr>
+        <w:t>отклонения по срокам)</w:t>
+      </w:r>
+      <w:r>
+        <w:rPr>
+          <w:iCs/>
+          <w:sz w:val="28"/>
+          <w:szCs w:val="28"/>
+        </w:rPr>
+        <w:t xml:space="preserve"> = </w:t>
+      </w:r>
+      <w:r>
+        <w:rPr>
+          <w:iCs/>
+          <w:sz w:val="28"/>
+          <w:szCs w:val="28"/>
+          <w:lang w:val="en-US"/>
+        </w:rPr>
+        <w:t>BCWP</w:t>
+      </w:r>
+      <w:r>
+        <w:rPr>
+          <w:iCs/>
+          <w:sz w:val="28"/>
+          <w:szCs w:val="28"/>
+        </w:rPr>
+        <w:t xml:space="preserve"> </w:t>
+      </w:r>
+      <w:r>
+        <w:rPr>
+          <w:iCs/>
+          <w:sz w:val="28"/>
+          <w:szCs w:val="28"/>
+        </w:rPr>
+        <w:t>–</w:t>
+      </w:r>
+      <w:r>
+        <w:rPr>
+          <w:iCs/>
+          <w:sz w:val="28"/>
+          <w:szCs w:val="28"/>
+        </w:rPr>
+        <w:t xml:space="preserve"> </w:t>
+      </w:r>
+      <w:r>
+        <w:rPr>
+          <w:iCs/>
+          <w:sz w:val="28"/>
+          <w:szCs w:val="28"/>
+          <w:lang w:val="en-US"/>
+        </w:rPr>
+        <w:t>BCWS</w:t>
+      </w:r>
+      <w:r>
+        <w:rPr>
+          <w:iCs/>
+          <w:sz w:val="28"/>
+          <w:szCs w:val="28"/>
+        </w:rPr>
+        <w:t xml:space="preserve"> – опережает ли проект график или отстает</w:t>
+      </w:r>
+      <w:r>
+        <w:rPr>
+          <w:iCs/>
+          <w:sz w:val="28"/>
+          <w:szCs w:val="28"/>
+        </w:rPr>
+        <w:t>.</w:t>
+      </w:r>
+    </w:p>
+    <w:p>
+      <w:pPr>
+        <w:pStyle w:val="a3"/>
+        <w:numPr>
+          <w:ilvl w:val="0"/>
+          <w:numId w:val="41"/>
+        </w:numPr>
+        <w:spacing w:line="360" w:lineRule="auto"/>
+        <w:jc w:val="both"/>
+        <w:rPr>
+          <w:iCs/>
+          <w:sz w:val="28"/>
+          <w:szCs w:val="28"/>
+        </w:rPr>
+      </w:pPr>
+      <w:r>
+        <w:rPr>
+          <w:b/>
+          <w:bCs/>
+          <w:iCs/>
+          <w:sz w:val="28"/>
+          <w:szCs w:val="28"/>
+          <w:lang w:val="en-US"/>
+        </w:rPr>
+        <w:t>CV</w:t>
+      </w:r>
+      <w:r>
+        <w:rPr>
+          <w:iCs/>
+          <w:sz w:val="28"/>
+          <w:szCs w:val="28"/>
+        </w:rPr>
+        <w:t xml:space="preserve"> (</w:t>
+      </w:r>
+      <w:r>
+        <w:rPr>
+          <w:iCs/>
+          <w:sz w:val="28"/>
+          <w:szCs w:val="28"/>
+        </w:rPr>
+        <w:t xml:space="preserve">отклонения по стоимости) = </w:t>
+      </w:r>
+      <w:r>
+        <w:rPr>
+          <w:iCs/>
+          <w:sz w:val="28"/>
+          <w:szCs w:val="28"/>
+          <w:lang w:val="en-US"/>
+        </w:rPr>
+        <w:t>BCWP</w:t>
+      </w:r>
+      <w:r>
+        <w:rPr>
+          <w:iCs/>
+          <w:sz w:val="28"/>
+          <w:szCs w:val="28"/>
+        </w:rPr>
+        <w:t xml:space="preserve"> </w:t>
+      </w:r>
+      <w:r>
+        <w:rPr>
+          <w:iCs/>
+          <w:sz w:val="28"/>
+          <w:szCs w:val="28"/>
+        </w:rPr>
+        <w:t>–</w:t>
+      </w:r>
+      <w:r>
+        <w:rPr>
+          <w:iCs/>
+          <w:sz w:val="28"/>
+          <w:szCs w:val="28"/>
+        </w:rPr>
+        <w:t xml:space="preserve"> </w:t>
+      </w:r>
+      <w:r>
+        <w:rPr>
+          <w:iCs/>
+          <w:sz w:val="28"/>
+          <w:szCs w:val="28"/>
+          <w:lang w:val="en-US"/>
+        </w:rPr>
+        <w:t>AC</w:t>
+      </w:r>
+      <w:r>
+        <w:rPr>
+          <w:iCs/>
+          <w:sz w:val="28"/>
+          <w:szCs w:val="28"/>
+        </w:rPr>
+        <w:t xml:space="preserve"> </w:t>
+      </w:r>
+      <w:r>
+        <w:rPr>
+          <w:iCs/>
+          <w:sz w:val="28"/>
+          <w:szCs w:val="28"/>
+        </w:rPr>
+        <w:t>–</w:t>
+      </w:r>
+      <w:r>
+        <w:rPr>
+          <w:iCs/>
+          <w:sz w:val="28"/>
+          <w:szCs w:val="28"/>
+        </w:rPr>
+        <w:t xml:space="preserve"> </w:t>
+      </w:r>
+      <w:r>
+        <w:rPr>
+          <w:iCs/>
+          <w:sz w:val="28"/>
+          <w:szCs w:val="28"/>
+        </w:rPr>
+        <w:t>показывает перерасход или экономию</w:t>
+      </w:r>
+      <w:r>
+        <w:rPr>
+          <w:iCs/>
+          <w:sz w:val="28"/>
+          <w:szCs w:val="28"/>
+        </w:rPr>
+        <w:t>.</w:t>
+      </w:r>
+    </w:p>
+    <w:p>
+      <w:pPr>
+        <w:pStyle w:val="a3"/>
+        <w:numPr>
+          <w:ilvl w:val="0"/>
+          <w:numId w:val="41"/>
+        </w:numPr>
+        <w:spacing w:line="360" w:lineRule="auto"/>
+        <w:jc w:val="both"/>
+        <w:rPr>
+          <w:iCs/>
+          <w:sz w:val="28"/>
+          <w:szCs w:val="28"/>
+        </w:rPr>
+      </w:pPr>
+      <w:r>
+        <w:rPr>
+          <w:b/>
+          <w:bCs/>
+          <w:iCs/>
+          <w:sz w:val="28"/>
+          <w:szCs w:val="28"/>
+          <w:lang w:val="en-US"/>
+        </w:rPr>
+        <w:t>EAC</w:t>
+      </w:r>
+      <w:r>
+        <w:rPr>
+          <w:iCs/>
+          <w:sz w:val="28"/>
+          <w:szCs w:val="28"/>
+        </w:rPr>
+        <w:t xml:space="preserve"> (</w:t>
+      </w:r>
+      <w:r>
+        <w:rPr>
+          <w:iCs/>
+          <w:sz w:val="28"/>
+          <w:szCs w:val="28"/>
+        </w:rPr>
+        <w:t>оценка стоимости при завершении) – сколько проект будет стоить в итоге (прогноз)</w:t>
+      </w:r>
+      <w:r>
+        <w:rPr>
+          <w:iCs/>
+          <w:sz w:val="28"/>
+          <w:szCs w:val="28"/>
+        </w:rPr>
+        <w:t>.</w:t>
+      </w:r>
+    </w:p>
+    <w:p>
+      <w:pPr>
+        <w:pStyle w:val="a3"/>
+        <w:numPr>
+          <w:ilvl w:val="0"/>
+          <w:numId w:val="41"/>
+        </w:numPr>
+        <w:spacing w:line="360" w:lineRule="auto"/>
+        <w:jc w:val="both"/>
+        <w:rPr>
+          <w:iCs/>
+          <w:sz w:val="28"/>
+          <w:szCs w:val="28"/>
+        </w:rPr>
+      </w:pPr>
+      <w:r>
+        <w:rPr>
+          <w:b/>
+          <w:bCs/>
+          <w:iCs/>
+          <w:sz w:val="28"/>
+          <w:szCs w:val="28"/>
+          <w:lang w:val="en-US"/>
+        </w:rPr>
+        <w:t>BAC</w:t>
+      </w:r>
+      <w:r>
+        <w:rPr>
+          <w:b/>
+          <w:bCs/>
+          <w:iCs/>
+          <w:sz w:val="28"/>
+          <w:szCs w:val="28"/>
+        </w:rPr>
+        <w:t xml:space="preserve"> </w:t>
+      </w:r>
+      <w:r>
+        <w:rPr>
+          <w:iCs/>
+          <w:sz w:val="28"/>
+          <w:szCs w:val="28"/>
+        </w:rPr>
+        <w:t>(</w:t>
+      </w:r>
+      <w:r>
+        <w:rPr>
+          <w:iCs/>
+          <w:sz w:val="28"/>
+          <w:szCs w:val="28"/>
+        </w:rPr>
+        <w:t>бюджет при завершении) – изначально запланированный бюджет проекта</w:t>
+      </w:r>
+      <w:r>
+        <w:rPr>
+          <w:iCs/>
+          <w:sz w:val="28"/>
+          <w:szCs w:val="28"/>
+        </w:rPr>
+        <w:t>.</w:t>
+      </w:r>
+    </w:p>
+    <w:p>
+      <w:pPr>
+        <w:pStyle w:val="a3"/>
+        <w:numPr>
+          <w:ilvl w:val="0"/>
+          <w:numId w:val="41"/>
+        </w:numPr>
+        <w:spacing w:line="360" w:lineRule="auto"/>
+        <w:jc w:val="both"/>
+        <w:rPr>
+          <w:iCs/>
+          <w:sz w:val="28"/>
+          <w:szCs w:val="28"/>
+        </w:rPr>
+      </w:pPr>
+      <w:r>
+        <w:rPr>
+          <w:b/>
+          <w:bCs/>
+          <w:iCs/>
+          <w:sz w:val="28"/>
+          <w:szCs w:val="28"/>
+          <w:lang w:val="en-US"/>
+        </w:rPr>
+        <w:t>VAC</w:t>
+      </w:r>
+      <w:r>
+        <w:rPr>
+          <w:iCs/>
+          <w:sz w:val="28"/>
+          <w:szCs w:val="28"/>
+        </w:rPr>
+        <w:t xml:space="preserve"> (</w:t>
+      </w:r>
+      <w:r>
+        <w:rPr>
+          <w:iCs/>
+          <w:sz w:val="28"/>
+          <w:szCs w:val="28"/>
+        </w:rPr>
+        <w:t xml:space="preserve">отклонения при завершении) = </w:t>
+      </w:r>
+      <w:r>
+        <w:rPr>
+          <w:iCs/>
+          <w:sz w:val="28"/>
+          <w:szCs w:val="28"/>
+          <w:lang w:val="en-US"/>
+        </w:rPr>
+        <w:t>BAC</w:t>
+      </w:r>
+      <w:r>
+        <w:rPr>
+          <w:iCs/>
+          <w:sz w:val="28"/>
+          <w:szCs w:val="28"/>
+        </w:rPr>
+        <w:t xml:space="preserve"> </w:t>
+      </w:r>
+      <w:r>
+        <w:rPr>
+          <w:iCs/>
+          <w:sz w:val="28"/>
+          <w:szCs w:val="28"/>
+        </w:rPr>
+        <w:t>–</w:t>
+      </w:r>
+      <w:r>
+        <w:rPr>
+          <w:iCs/>
+          <w:sz w:val="28"/>
+          <w:szCs w:val="28"/>
+        </w:rPr>
+        <w:t xml:space="preserve"> </w:t>
+      </w:r>
+      <w:r>
+        <w:rPr>
+          <w:iCs/>
+          <w:sz w:val="28"/>
+          <w:szCs w:val="28"/>
+          <w:lang w:val="en-US"/>
+        </w:rPr>
+        <w:t>EAC</w:t>
+      </w:r>
+      <w:r>
+        <w:rPr>
+          <w:iCs/>
+          <w:sz w:val="28"/>
+          <w:szCs w:val="28"/>
+        </w:rPr>
+        <w:t xml:space="preserve"> </w:t>
+      </w:r>
+      <w:r>
+        <w:rPr>
+          <w:iCs/>
+          <w:sz w:val="28"/>
+          <w:szCs w:val="28"/>
+        </w:rPr>
+        <w:t>–</w:t>
+      </w:r>
+      <w:r>
+        <w:rPr>
+          <w:iCs/>
+          <w:sz w:val="28"/>
+          <w:szCs w:val="28"/>
+        </w:rPr>
+        <w:t xml:space="preserve"> </w:t>
+      </w:r>
+      <w:r>
+        <w:rPr>
+          <w:iCs/>
+          <w:sz w:val="28"/>
+          <w:szCs w:val="28"/>
+        </w:rPr>
+        <w:t>ожидаемая экономия или перерасход в конце проекта</w:t>
+      </w:r>
+      <w:r>
+        <w:rPr>
+          <w:iCs/>
+          <w:sz w:val="28"/>
+          <w:szCs w:val="28"/>
+        </w:rPr>
+        <w:t>.</w:t>
+      </w:r>
+    </w:p>
+    <w:p>
+      <w:pPr>
+        <w:spacing w:line="360" w:lineRule="auto"/>
+        <w:jc w:val="both"/>
+        <w:rPr>
+          <w:iCs/>
+          <w:sz w:val="28"/>
+          <w:szCs w:val="28"/>
+        </w:rPr>
+      </w:pPr>
+      <w:r>
+        <w:rPr>
+          <w:iCs/>
+          <w:noProof/>
+          <w:sz w:val="28"/>
+          <w:szCs w:val="28"/>
+        </w:rPr>
+        <w:drawing>
+          <wp:inline distT="0" distB="0" distL="0" distR="0" wp14:anchorId="032DCF26" wp14:editId="35BCB809">
+            <wp:extent cx="6119495" cy="369570"/>
+            <wp:effectExtent l="0" t="0" r="1905" b="0"/>
+            <wp:docPr id="5" name="Рисунок 5"/>
+            <wp:cNvGraphicFramePr>
+              <a:graphicFrameLocks xmlns:a="http://schemas.openxmlformats.org/drawingml/2006/main" noChangeAspect="1"/>
+            </wp:cNvGraphicFramePr>
+            <a:graphic xmlns:a="http://schemas.openxmlformats.org/drawingml/2006/main">
+              <a:graphicData uri="http://schemas.openxmlformats.org/drawingml/2006/picture">
+                <pic:pic xmlns:pic="http://schemas.openxmlformats.org/drawingml/2006/picture">
+                  <pic:nvPicPr>
+                    <pic:cNvPr id="1" name=""/>
+                    <pic:cNvPicPr/>
+                  </pic:nvPicPr>
+                  <pic:blipFill>
+                    <a:blip r:embed="rId12"/>
+                    <a:stretch>
+                      <a:fillRect/>
+                    </a:stretch>
+                  </pic:blipFill>
+                  <pic:spPr>
+                    <a:xfrm>
+                      <a:off x="0" y="0"/>
+                      <a:ext cx="6119495" cy="369570"/>
+                    </a:xfrm>
+                    <a:prstGeom prst="rect">
+                      <a:avLst/>
+                    </a:prstGeom>
+                  </pic:spPr>
+                </pic:pic>
+              </a:graphicData>
+            </a:graphic>
+          </wp:inline>
+        </w:drawing>
+      </w:r>
+    </w:p>
+    <w:p>
+      <w:pPr>
+        <w:spacing w:line="360" w:lineRule="auto"/>
+        <w:ind w:firstLine="708"/>
+        <w:jc w:val="both"/>
+        <w:rPr>
+          <w:sz w:val="28"/>
+          <w:szCs w:val="28"/>
+        </w:rPr>
+      </w:pPr>
+      <w:r>
+        <w:rPr>
+          <w:sz w:val="28"/>
+          <w:szCs w:val="28"/>
+        </w:rPr>
+        <w:lastRenderedPageBreak/>
+        <w:t xml:space="preserve">Плановая стоимость работ (BCWS) составляет 27280,08 руб., освоенный объём (BCWP) — 26525,81 руб., отклонение по срокам отрицательное (SV = -754,27 руб.), что указывает на </w:t>
+      </w:r>
+      <w:r>
+        <w:rPr>
+          <w:b/>
+          <w:bCs/>
+          <w:sz w:val="28"/>
+          <w:szCs w:val="28"/>
+        </w:rPr>
+        <w:t>отставание от графика</w:t>
+      </w:r>
+      <w:r>
+        <w:rPr>
+          <w:sz w:val="28"/>
+          <w:szCs w:val="28"/>
+        </w:rPr>
+        <w:t>.</w:t>
+      </w:r>
+    </w:p>
+    <w:p>
+      <w:pPr>
+        <w:spacing w:line="360" w:lineRule="auto"/>
+        <w:ind w:firstLine="708"/>
+        <w:jc w:val="both"/>
+        <w:rPr>
+          <w:sz w:val="28"/>
+          <w:szCs w:val="28"/>
+        </w:rPr>
+      </w:pPr>
+      <w:r>
+        <w:rPr>
+          <w:sz w:val="28"/>
+          <w:szCs w:val="28"/>
+        </w:rPr>
+        <w:t xml:space="preserve">Фактические затраты (AC) равны 22164,00 руб., что ниже освоенного объёма; отклонение по стоимости положительное (CV = 4361,81 руб.), что свидетельствует об </w:t>
+      </w:r>
+      <w:r>
+        <w:rPr>
+          <w:b/>
+          <w:bCs/>
+          <w:sz w:val="28"/>
+          <w:szCs w:val="28"/>
+        </w:rPr>
+        <w:t>экономии бюджета</w:t>
+      </w:r>
+      <w:r>
+        <w:rPr>
+          <w:sz w:val="28"/>
+          <w:szCs w:val="28"/>
+        </w:rPr>
+        <w:t>.</w:t>
+      </w:r>
+    </w:p>
+    <w:p>
+      <w:pPr>
+        <w:spacing w:line="360" w:lineRule="auto"/>
+        <w:ind w:firstLine="708"/>
+        <w:jc w:val="both"/>
+        <w:rPr>
+          <w:sz w:val="28"/>
+          <w:szCs w:val="28"/>
+        </w:rPr>
+      </w:pPr>
+      <w:r>
+        <w:rPr>
+          <w:sz w:val="28"/>
+          <w:szCs w:val="28"/>
+        </w:rPr>
+        <w:t xml:space="preserve">Прогнозируемая стоимость при завершении (EAC) — 40647,84 руб., что ниже бюджета (BAC = 48647,21 руб.); ожидаемое отклонение (VAC = 7999,37 руб.) положительное, что указывает на </w:t>
+      </w:r>
+      <w:r>
+        <w:rPr>
+          <w:b/>
+          <w:bCs/>
+          <w:sz w:val="28"/>
+          <w:szCs w:val="28"/>
+        </w:rPr>
+        <w:t>вероятную экономию по итогам проекта</w:t>
+      </w:r>
+      <w:r>
+        <w:rPr>
+          <w:sz w:val="28"/>
+          <w:szCs w:val="28"/>
+        </w:rPr>
+        <w:t>.</w:t>
+      </w:r>
+    </w:p>
+    <w:p>
+      <w:pPr>
+        <w:spacing w:line="360" w:lineRule="auto"/>
+        <w:ind w:firstLine="708"/>
+        <w:jc w:val="both"/>
+        <w:rPr>
+          <w:iCs/>
+          <w:sz w:val="28"/>
+          <w:szCs w:val="28"/>
+        </w:rPr>
+      </w:pPr>
+      <w:r>
+        <w:rPr>
+          <w:iCs/>
+          <w:noProof/>
+          <w:sz w:val="28"/>
+          <w:szCs w:val="28"/>
+        </w:rPr>
+        <w:drawing>
+          <wp:anchor distT="0" distB="0" distL="114300" distR="114300" simplePos="0" relativeHeight="251658752" behindDoc="0" locked="0" layoutInCell="1" allowOverlap="1" wp14:anchorId="7A17CFCE" wp14:editId="775AEC9D">
+            <wp:simplePos x="0" y="0"/>
+            <wp:positionH relativeFrom="column">
+              <wp:posOffset>2487930</wp:posOffset>
+            </wp:positionH>
+            <wp:positionV relativeFrom="paragraph">
+              <wp:posOffset>302260</wp:posOffset>
+            </wp:positionV>
+            <wp:extent cx="3568700" cy="1892300"/>
+            <wp:effectExtent l="0" t="0" r="0" b="0"/>
+            <wp:wrapSquare wrapText="bothSides"/>
+            <wp:docPr id="9" name="Рисунок 9"/>
+            <wp:cNvGraphicFramePr>
+              <a:graphicFrameLocks xmlns:a="http://schemas.openxmlformats.org/drawingml/2006/main" noChangeAspect="1"/>
+            </wp:cNvGraphicFramePr>
+            <a:graphic xmlns:a="http://schemas.openxmlformats.org/drawingml/2006/main">
+              <a:graphicData uri="http://schemas.openxmlformats.org/drawingml/2006/picture">
+                <pic:pic xmlns:pic="http://schemas.openxmlformats.org/drawingml/2006/picture">
+                  <pic:nvPicPr>
+                    <pic:cNvPr id="1" name=""/>
+                    <pic:cNvPicPr/>
+                  </pic:nvPicPr>
+                  <pic:blipFill>
+                    <a:blip r:embed="rId13">
+                      <a:extLst>
+                        <a:ext uri="{28A0092B-C50C-407E-A947-70E740481C1C}">
+                          <a14:useLocalDpi xmlns:a14="http://schemas.microsoft.com/office/drawing/2010/main" val="0"/>
+                        </a:ext>
+                      </a:extLst>
+                    </a:blip>
+                    <a:stretch>
+                      <a:fillRect/>
+                    </a:stretch>
+                  </pic:blipFill>
+                  <pic:spPr>
+                    <a:xfrm>
+                      <a:off x="0" y="0"/>
+                      <a:ext cx="3568700" cy="1892300"/>
+                    </a:xfrm>
+                    <a:prstGeom prst="rect">
+                      <a:avLst/>
+                    </a:prstGeom>
+                  </pic:spPr>
+                </pic:pic>
+              </a:graphicData>
+            </a:graphic>
+            <wp14:sizeRelH relativeFrom="page">
+              <wp14:pctWidth>0</wp14:pctWidth>
+            </wp14:sizeRelH>
+            <wp14:sizeRelV relativeFrom="page">
+              <wp14:pctHeight>0</wp14:pctHeight>
+            </wp14:sizeRelV>
+          </wp:anchor>
+        </w:drawing>
+      </w:r>
+      <w:r>
+        <w:rPr>
+          <w:iCs/>
+          <w:noProof/>
+          <w:sz w:val="28"/>
+          <w:szCs w:val="28"/>
+        </w:rPr>
+        <w:drawing>
+          <wp:anchor distT="0" distB="0" distL="114300" distR="114300" simplePos="0" relativeHeight="251659776" behindDoc="0" locked="0" layoutInCell="1" allowOverlap="1" wp14:anchorId="6D5BBFE1" wp14:editId="0FC457B8">
+            <wp:simplePos x="0" y="0"/>
+            <wp:positionH relativeFrom="column">
+              <wp:posOffset>2614</wp:posOffset>
+            </wp:positionH>
+            <wp:positionV relativeFrom="paragraph">
+              <wp:posOffset>302260</wp:posOffset>
+            </wp:positionV>
+            <wp:extent cx="2489200" cy="1892300"/>
+            <wp:effectExtent l="0" t="0" r="0" b="0"/>
+            <wp:wrapSquare wrapText="bothSides"/>
+            <wp:docPr id="7" name="Рисунок 7"/>
+            <wp:cNvGraphicFramePr>
+              <a:graphicFrameLocks xmlns:a="http://schemas.openxmlformats.org/drawingml/2006/main" noChangeAspect="1"/>
+            </wp:cNvGraphicFramePr>
+            <a:graphic xmlns:a="http://schemas.openxmlformats.org/drawingml/2006/main">
+              <a:graphicData uri="http://schemas.openxmlformats.org/drawingml/2006/picture">
+                <pic:pic xmlns:pic="http://schemas.openxmlformats.org/drawingml/2006/picture">
+                  <pic:nvPicPr>
+                    <pic:cNvPr id="1" name=""/>
+                    <pic:cNvPicPr/>
+                  </pic:nvPicPr>
+                  <pic:blipFill>
+                    <a:blip r:embed="rId14">
+                      <a:extLst>
+                        <a:ext uri="{28A0092B-C50C-407E-A947-70E740481C1C}">
+                          <a14:useLocalDpi xmlns:a14="http://schemas.microsoft.com/office/drawing/2010/main" val="0"/>
+                        </a:ext>
+                      </a:extLst>
+                    </a:blip>
+                    <a:stretch>
+                      <a:fillRect/>
+                    </a:stretch>
+                  </pic:blipFill>
+                  <pic:spPr>
+                    <a:xfrm>
+                      <a:off x="0" y="0"/>
+                      <a:ext cx="2489200" cy="1892300"/>
+                    </a:xfrm>
+                    <a:prstGeom prst="rect">
+                      <a:avLst/>
+                    </a:prstGeom>
+                  </pic:spPr>
+                </pic:pic>
+              </a:graphicData>
+            </a:graphic>
+            <wp14:sizeRelH relativeFrom="page">
+              <wp14:pctWidth>0</wp14:pctWidth>
+            </wp14:sizeRelH>
+            <wp14:sizeRelV relativeFrom="page">
+              <wp14:pctHeight>0</wp14:pctHeight>
+            </wp14:sizeRelV>
+          </wp:anchor>
+        </w:drawing>
+      </w:r>
+      <w:r>
+        <w:rPr>
+          <w:iCs/>
+          <w:sz w:val="28"/>
+          <w:szCs w:val="28"/>
+        </w:rPr>
+        <w:t xml:space="preserve">Просмотрены дополнительно параметры </w:t>
+      </w:r>
+      <w:r>
+        <w:rPr>
+          <w:iCs/>
+          <w:sz w:val="28"/>
+          <w:szCs w:val="28"/>
+          <w:lang w:val="en-US"/>
+        </w:rPr>
+        <w:t>CPI</w:t>
+      </w:r>
+      <w:r>
+        <w:rPr>
+          <w:iCs/>
+          <w:sz w:val="28"/>
+          <w:szCs w:val="28"/>
+        </w:rPr>
+        <w:t xml:space="preserve">, </w:t>
+      </w:r>
+      <w:r>
+        <w:rPr>
+          <w:iCs/>
+          <w:sz w:val="28"/>
+          <w:szCs w:val="28"/>
+          <w:lang w:val="en-US"/>
+        </w:rPr>
+        <w:t>TCPI</w:t>
+      </w:r>
+      <w:r>
+        <w:rPr>
+          <w:iCs/>
+          <w:sz w:val="28"/>
+          <w:szCs w:val="28"/>
+        </w:rPr>
+        <w:t xml:space="preserve">, </w:t>
+      </w:r>
+      <w:r>
+        <w:rPr>
+          <w:iCs/>
+          <w:sz w:val="28"/>
+          <w:szCs w:val="28"/>
+          <w:lang w:val="en-US"/>
+        </w:rPr>
+        <w:t>SPI</w:t>
+      </w:r>
+      <w:r>
+        <w:rPr>
+          <w:iCs/>
+          <w:sz w:val="28"/>
+          <w:szCs w:val="28"/>
+        </w:rPr>
+        <w:t>.</w:t>
+      </w:r>
+    </w:p>
+    <w:p>
+      <w:pPr>
+        <w:spacing w:line="360" w:lineRule="auto"/>
+        <w:rPr>
+          <w:iCs/>
+          <w:sz w:val="28"/>
+          <w:szCs w:val="28"/>
+        </w:rPr>
+      </w:pPr>
+    </w:p>
+    <w:p>
+      <w:pPr>
+        <w:pStyle w:val="a3"/>
+        <w:numPr>
+          <w:ilvl w:val="0"/>
+          <w:numId w:val="41"/>
+        </w:numPr>
+        <w:spacing w:line="360" w:lineRule="auto"/>
+        <w:jc w:val="both"/>
+        <w:rPr>
+          <w:iCs/>
+          <w:sz w:val="28"/>
+          <w:szCs w:val="28"/>
+        </w:rPr>
+      </w:pPr>
+      <w:r>
+        <w:rPr>
+          <w:b/>
+          <w:bCs/>
+          <w:iCs/>
+          <w:sz w:val="28"/>
+          <w:szCs w:val="28"/>
+          <w:lang w:val="en-US"/>
+        </w:rPr>
+        <w:t>CPI</w:t>
+      </w:r>
+      <w:r>
+        <w:rPr>
+          <w:iCs/>
+          <w:sz w:val="28"/>
+          <w:szCs w:val="28"/>
+        </w:rPr>
+        <w:t xml:space="preserve"> (</w:t>
+      </w:r>
+      <w:r>
+        <w:rPr>
+          <w:iCs/>
+          <w:sz w:val="28"/>
+          <w:szCs w:val="28"/>
+        </w:rPr>
+        <w:t xml:space="preserve">индекс выполнения стоимости) </w:t>
+      </w:r>
+      <w:r>
+        <w:rPr>
+          <w:b/>
+          <w:bCs/>
+          <w:iCs/>
+          <w:sz w:val="28"/>
+          <w:szCs w:val="28"/>
+        </w:rPr>
+        <w:t xml:space="preserve">= </w:t>
+      </w:r>
+      <w:r>
+        <w:rPr>
+          <w:b/>
+          <w:bCs/>
+          <w:iCs/>
+          <w:sz w:val="28"/>
+          <w:szCs w:val="28"/>
+          <w:lang w:val="en-US"/>
+        </w:rPr>
+        <w:t>BCWP</w:t>
+      </w:r>
+      <w:r>
+        <w:rPr>
+          <w:b/>
+          <w:bCs/>
+          <w:iCs/>
+          <w:sz w:val="28"/>
+          <w:szCs w:val="28"/>
+        </w:rPr>
+        <w:t xml:space="preserve"> / </w:t>
+      </w:r>
+      <w:r>
+        <w:rPr>
+          <w:b/>
+          <w:bCs/>
+          <w:iCs/>
+          <w:sz w:val="28"/>
+          <w:szCs w:val="28"/>
+          <w:lang w:val="en-US"/>
+        </w:rPr>
+        <w:t>AC</w:t>
+      </w:r>
+      <w:r>
+        <w:rPr>
+          <w:iCs/>
+          <w:sz w:val="28"/>
+          <w:szCs w:val="28"/>
+        </w:rPr>
+        <w:t xml:space="preserve"> </w:t>
+      </w:r>
+      <w:r>
+        <w:rPr>
+          <w:iCs/>
+          <w:sz w:val="28"/>
+          <w:szCs w:val="28"/>
+        </w:rPr>
+        <w:t>–</w:t>
+      </w:r>
+      <w:r>
+        <w:rPr>
+          <w:iCs/>
+          <w:sz w:val="28"/>
+          <w:szCs w:val="28"/>
+        </w:rPr>
+        <w:t xml:space="preserve"> </w:t>
+      </w:r>
+      <w:r>
+        <w:rPr>
+          <w:iCs/>
+          <w:sz w:val="28"/>
+          <w:szCs w:val="28"/>
+        </w:rPr>
+        <w:t>показывает эффективность использования бюджета</w:t>
+      </w:r>
+      <w:r>
+        <w:rPr>
+          <w:iCs/>
+          <w:sz w:val="28"/>
+          <w:szCs w:val="28"/>
+        </w:rPr>
+        <w:t xml:space="preserve">; </w:t>
+      </w:r>
+      <w:r>
+        <w:rPr>
+          <w:iCs/>
+          <w:sz w:val="28"/>
+          <w:szCs w:val="28"/>
+          <w:lang w:val="en-US"/>
+        </w:rPr>
+        <w:t>CPI</w:t>
+      </w:r>
+      <w:r>
+        <w:rPr>
+          <w:iCs/>
+          <w:sz w:val="28"/>
+          <w:szCs w:val="28"/>
+        </w:rPr>
+        <w:t xml:space="preserve"> &gt; 1 – </w:t>
+      </w:r>
+      <w:r>
+        <w:rPr>
+          <w:iCs/>
+          <w:sz w:val="28"/>
+          <w:szCs w:val="28"/>
+        </w:rPr>
+        <w:t>экономия</w:t>
+      </w:r>
+      <w:r>
+        <w:rPr>
+          <w:iCs/>
+          <w:sz w:val="28"/>
+          <w:szCs w:val="28"/>
+        </w:rPr>
+        <w:t xml:space="preserve">; </w:t>
+      </w:r>
+      <w:r>
+        <w:rPr>
+          <w:iCs/>
+          <w:sz w:val="28"/>
+          <w:szCs w:val="28"/>
+        </w:rPr>
+        <w:t>С</w:t>
+      </w:r>
+      <w:r>
+        <w:rPr>
+          <w:iCs/>
+          <w:sz w:val="28"/>
+          <w:szCs w:val="28"/>
+          <w:lang w:val="en-US"/>
+        </w:rPr>
+        <w:t>PI</w:t>
+      </w:r>
+      <w:r>
+        <w:rPr>
+          <w:iCs/>
+          <w:sz w:val="28"/>
+          <w:szCs w:val="28"/>
+        </w:rPr>
+        <w:t xml:space="preserve"> &lt; 1 – </w:t>
+      </w:r>
+      <w:r>
+        <w:rPr>
+          <w:iCs/>
+          <w:sz w:val="28"/>
+          <w:szCs w:val="28"/>
+        </w:rPr>
+        <w:t>перерасход</w:t>
+      </w:r>
+      <w:r>
+        <w:rPr>
+          <w:iCs/>
+          <w:sz w:val="28"/>
+          <w:szCs w:val="28"/>
+        </w:rPr>
+        <w:t>.</w:t>
+      </w:r>
+    </w:p>
+    <w:p>
+      <w:pPr>
+        <w:pStyle w:val="a3"/>
+        <w:numPr>
+          <w:ilvl w:val="0"/>
+          <w:numId w:val="41"/>
+        </w:numPr>
+        <w:spacing w:line="360" w:lineRule="auto"/>
+        <w:jc w:val="both"/>
+        <w:rPr>
+          <w:iCs/>
+          <w:sz w:val="28"/>
+          <w:szCs w:val="28"/>
+        </w:rPr>
+      </w:pPr>
+      <w:r>
+        <w:rPr>
+          <w:b/>
+          <w:bCs/>
+          <w:iCs/>
+          <w:sz w:val="28"/>
+          <w:szCs w:val="28"/>
+          <w:lang w:val="en-US"/>
+        </w:rPr>
+        <w:t>CV</w:t>
+      </w:r>
+      <w:r>
+        <w:rPr>
+          <w:b/>
+          <w:bCs/>
+          <w:iCs/>
+          <w:sz w:val="28"/>
+          <w:szCs w:val="28"/>
+        </w:rPr>
+        <w:t xml:space="preserve">% = </w:t>
+      </w:r>
+      <w:r>
+        <w:rPr>
+          <w:b/>
+          <w:bCs/>
+          <w:iCs/>
+          <w:sz w:val="28"/>
+          <w:szCs w:val="28"/>
+          <w:lang w:val="en-US"/>
+        </w:rPr>
+        <w:t>CV</w:t>
+      </w:r>
+      <w:r>
+        <w:rPr>
+          <w:b/>
+          <w:bCs/>
+          <w:iCs/>
+          <w:sz w:val="28"/>
+          <w:szCs w:val="28"/>
+        </w:rPr>
+        <w:t xml:space="preserve"> / </w:t>
+      </w:r>
+      <w:r>
+        <w:rPr>
+          <w:b/>
+          <w:bCs/>
+          <w:iCs/>
+          <w:sz w:val="28"/>
+          <w:szCs w:val="28"/>
+          <w:lang w:val="en-US"/>
+        </w:rPr>
+        <w:t>BCWP</w:t>
+      </w:r>
+      <w:r>
+        <w:rPr>
+          <w:iCs/>
+          <w:sz w:val="28"/>
+          <w:szCs w:val="28"/>
+        </w:rPr>
+        <w:t xml:space="preserve"> – </w:t>
+      </w:r>
+      <w:r>
+        <w:rPr>
+          <w:iCs/>
+          <w:sz w:val="28"/>
+          <w:szCs w:val="28"/>
+        </w:rPr>
+        <w:t>процент отклонения по стоимости</w:t>
+      </w:r>
+      <w:r>
+        <w:rPr>
+          <w:iCs/>
+          <w:sz w:val="28"/>
+          <w:szCs w:val="28"/>
+        </w:rPr>
+        <w:t>.</w:t>
+      </w:r>
+    </w:p>
+    <w:p>
+      <w:pPr>
+        <w:pStyle w:val="a3"/>
+        <w:numPr>
+          <w:ilvl w:val="0"/>
+          <w:numId w:val="41"/>
+        </w:numPr>
+        <w:spacing w:line="360" w:lineRule="auto"/>
+        <w:jc w:val="both"/>
+        <w:rPr>
+          <w:iCs/>
+          <w:sz w:val="28"/>
+          <w:szCs w:val="28"/>
+        </w:rPr>
+      </w:pPr>
+      <w:r>
+        <w:rPr>
+          <w:b/>
+          <w:bCs/>
+          <w:iCs/>
+          <w:sz w:val="28"/>
+          <w:szCs w:val="28"/>
+          <w:lang w:val="en-US"/>
+        </w:rPr>
+        <w:t>TCPI</w:t>
+      </w:r>
+      <w:r>
+        <w:rPr>
+          <w:iCs/>
+          <w:sz w:val="28"/>
+          <w:szCs w:val="28"/>
+        </w:rPr>
+        <w:t xml:space="preserve"> (</w:t>
+      </w:r>
+      <w:r>
+        <w:rPr>
+          <w:iCs/>
+          <w:sz w:val="28"/>
+          <w:szCs w:val="28"/>
+        </w:rPr>
+        <w:t xml:space="preserve">индекс выполнения для завершения проекта) </w:t>
+      </w:r>
+      <w:r>
+        <w:rPr>
+          <w:b/>
+          <w:bCs/>
+          <w:iCs/>
+          <w:sz w:val="28"/>
+          <w:szCs w:val="28"/>
+        </w:rPr>
+        <w:t>= (</w:t>
+      </w:r>
+      <w:r>
+        <w:rPr>
+          <w:b/>
+          <w:bCs/>
+          <w:iCs/>
+          <w:sz w:val="28"/>
+          <w:szCs w:val="28"/>
+          <w:lang w:val="en-US"/>
+        </w:rPr>
+        <w:t>BAC</w:t>
+      </w:r>
+      <w:r>
+        <w:rPr>
+          <w:b/>
+          <w:bCs/>
+          <w:iCs/>
+          <w:sz w:val="28"/>
+          <w:szCs w:val="28"/>
+        </w:rPr>
+        <w:t xml:space="preserve"> – </w:t>
+      </w:r>
+      <w:r>
+        <w:rPr>
+          <w:b/>
+          <w:bCs/>
+          <w:iCs/>
+          <w:sz w:val="28"/>
+          <w:szCs w:val="28"/>
+          <w:lang w:val="en-US"/>
+        </w:rPr>
+        <w:t>BCWP</w:t>
+      </w:r>
+      <w:r>
+        <w:rPr>
+          <w:b/>
+          <w:bCs/>
+          <w:iCs/>
+          <w:sz w:val="28"/>
+          <w:szCs w:val="28"/>
+        </w:rPr>
+        <w:t>) / (</w:t>
+      </w:r>
+      <w:r>
+        <w:rPr>
+          <w:b/>
+          <w:bCs/>
+          <w:iCs/>
+          <w:sz w:val="28"/>
+          <w:szCs w:val="28"/>
+          <w:lang w:val="en-US"/>
+        </w:rPr>
+        <w:t>BAC</w:t>
+      </w:r>
+      <w:r>
+        <w:rPr>
+          <w:b/>
+          <w:bCs/>
+          <w:iCs/>
+          <w:sz w:val="28"/>
+          <w:szCs w:val="28"/>
+        </w:rPr>
+        <w:t xml:space="preserve"> – </w:t>
+      </w:r>
+      <w:r>
+        <w:rPr>
+          <w:b/>
+          <w:bCs/>
+          <w:iCs/>
+          <w:sz w:val="28"/>
+          <w:szCs w:val="28"/>
+          <w:lang w:val="en-US"/>
+        </w:rPr>
+        <w:t>AC</w:t>
+      </w:r>
+      <w:r>
+        <w:rPr>
+          <w:b/>
+          <w:bCs/>
+          <w:iCs/>
+          <w:sz w:val="28"/>
+          <w:szCs w:val="28"/>
+        </w:rPr>
+        <w:t>)</w:t>
+      </w:r>
+      <w:r>
+        <w:rPr>
+          <w:iCs/>
+          <w:sz w:val="28"/>
+          <w:szCs w:val="28"/>
+        </w:rPr>
+        <w:t xml:space="preserve"> </w:t>
+      </w:r>
+      <w:r>
+        <w:rPr>
+          <w:iCs/>
+          <w:sz w:val="28"/>
+          <w:szCs w:val="28"/>
+        </w:rPr>
+        <w:t>–</w:t>
+      </w:r>
+      <w:r>
+        <w:rPr>
+          <w:iCs/>
+          <w:sz w:val="28"/>
+          <w:szCs w:val="28"/>
+        </w:rPr>
+        <w:t xml:space="preserve"> </w:t>
+      </w:r>
+      <w:r>
+        <w:rPr>
+          <w:iCs/>
+          <w:sz w:val="28"/>
+          <w:szCs w:val="28"/>
+        </w:rPr>
+        <w:t>показывает</w:t>
+      </w:r>
+      <w:r>
+        <w:rPr>
+          <w:iCs/>
+          <w:sz w:val="28"/>
+          <w:szCs w:val="28"/>
+        </w:rPr>
+        <w:t xml:space="preserve">, </w:t>
+      </w:r>
+      <w:r>
+        <w:rPr>
+          <w:iCs/>
+          <w:sz w:val="28"/>
+          <w:szCs w:val="28"/>
+        </w:rPr>
+        <w:t>с какой эффективностью нужно работать дальше</w:t>
+      </w:r>
+      <w:r>
+        <w:rPr>
+          <w:iCs/>
+          <w:sz w:val="28"/>
+          <w:szCs w:val="28"/>
+        </w:rPr>
+        <w:t xml:space="preserve">, </w:t>
+      </w:r>
+      <w:r>
+        <w:rPr>
+          <w:iCs/>
+          <w:sz w:val="28"/>
+          <w:szCs w:val="28"/>
+        </w:rPr>
+        <w:t>чтобы уложиться в бюджет</w:t>
+      </w:r>
+      <w:r>
+        <w:rPr>
+          <w:iCs/>
+          <w:sz w:val="28"/>
+          <w:szCs w:val="28"/>
+        </w:rPr>
+        <w:t>.</w:t>
+      </w:r>
+    </w:p>
+    <w:p>
+      <w:pPr>
+        <w:pStyle w:val="a3"/>
+        <w:numPr>
+          <w:ilvl w:val="0"/>
+          <w:numId w:val="41"/>
+        </w:numPr>
+        <w:spacing w:line="360" w:lineRule="auto"/>
+        <w:jc w:val="both"/>
+        <w:rPr>
+          <w:b/>
+          <w:bCs/>
+          <w:iCs/>
+          <w:sz w:val="28"/>
+          <w:szCs w:val="28"/>
+        </w:rPr>
+      </w:pPr>
+      <w:r>
+        <w:rPr>
+          <w:b/>
+          <w:bCs/>
+          <w:iCs/>
+          <w:sz w:val="28"/>
+          <w:szCs w:val="28"/>
+          <w:lang w:val="en-US"/>
+        </w:rPr>
+        <w:t>SV</w:t>
+      </w:r>
+      <w:r>
+        <w:rPr>
+          <w:b/>
+          <w:bCs/>
+          <w:iCs/>
+          <w:sz w:val="28"/>
+          <w:szCs w:val="28"/>
+        </w:rPr>
+        <w:t>%</w:t>
+      </w:r>
+      <w:r>
+        <w:rPr>
+          <w:iCs/>
+          <w:sz w:val="28"/>
+          <w:szCs w:val="28"/>
+        </w:rPr>
+        <w:t xml:space="preserve"> (процент отклонения по срокам) </w:t>
+      </w:r>
+      <w:r>
+        <w:rPr>
+          <w:b/>
+          <w:bCs/>
+          <w:iCs/>
+          <w:sz w:val="28"/>
+          <w:szCs w:val="28"/>
+        </w:rPr>
+        <w:t xml:space="preserve">= </w:t>
+      </w:r>
+      <w:r>
+        <w:rPr>
+          <w:b/>
+          <w:bCs/>
+          <w:iCs/>
+          <w:sz w:val="28"/>
+          <w:szCs w:val="28"/>
+          <w:lang w:val="en-US"/>
+        </w:rPr>
+        <w:t>SV</w:t>
+      </w:r>
+      <w:r>
+        <w:rPr>
+          <w:b/>
+          <w:bCs/>
+          <w:iCs/>
+          <w:sz w:val="28"/>
+          <w:szCs w:val="28"/>
+        </w:rPr>
+        <w:t xml:space="preserve"> / </w:t>
+      </w:r>
+      <w:r>
+        <w:rPr>
+          <w:b/>
+          <w:bCs/>
+          <w:iCs/>
+          <w:sz w:val="28"/>
+          <w:szCs w:val="28"/>
+          <w:lang w:val="en-US"/>
+        </w:rPr>
+        <w:t>BCWS</w:t>
+      </w:r>
+    </w:p>
+    <w:p>
+      <w:pPr>
+        <w:pStyle w:val="a3"/>
+        <w:numPr>
+          <w:ilvl w:val="0"/>
+          <w:numId w:val="41"/>
+        </w:numPr>
+        <w:spacing w:line="360" w:lineRule="auto"/>
+        <w:jc w:val="both"/>
+        <w:rPr>
+          <w:iCs/>
+          <w:sz w:val="28"/>
+          <w:szCs w:val="28"/>
+        </w:rPr>
+      </w:pPr>
+      <w:r>
+        <w:rPr>
+          <w:b/>
+          <w:bCs/>
+          <w:iCs/>
+          <w:sz w:val="28"/>
+          <w:szCs w:val="28"/>
+          <w:lang w:val="en-US"/>
+        </w:rPr>
+        <w:t>SPI</w:t>
+      </w:r>
+      <w:r>
+        <w:rPr>
+          <w:iCs/>
+          <w:sz w:val="28"/>
+          <w:szCs w:val="28"/>
+        </w:rPr>
+        <w:t xml:space="preserve"> (</w:t>
+      </w:r>
+      <w:r>
+        <w:rPr>
+          <w:iCs/>
+          <w:sz w:val="28"/>
+          <w:szCs w:val="28"/>
+        </w:rPr>
+        <w:t>индекс выполнения сроков) – показывает</w:t>
+      </w:r>
+      <w:r>
+        <w:rPr>
+          <w:iCs/>
+          <w:sz w:val="28"/>
+          <w:szCs w:val="28"/>
+        </w:rPr>
+        <w:t xml:space="preserve">, </w:t>
+      </w:r>
+      <w:r>
+        <w:rPr>
+          <w:iCs/>
+          <w:sz w:val="28"/>
+          <w:szCs w:val="28"/>
+        </w:rPr>
+        <w:t>с какой скоростью выполняется проект относительно плана</w:t>
+      </w:r>
+      <w:r>
+        <w:rPr>
+          <w:iCs/>
+          <w:sz w:val="28"/>
+          <w:szCs w:val="28"/>
+        </w:rPr>
+        <w:t>.</w:t>
+      </w:r>
+    </w:p>
+    <w:p>
+      <w:pPr>
+        <w:spacing w:line="360" w:lineRule="auto"/>
+        <w:jc w:val="both"/>
+        <w:rPr>
+          <w:iCs/>
+          <w:sz w:val="28"/>
+          <w:szCs w:val="28"/>
+        </w:rPr>
+      </w:pPr>
+      <w:r>
+        <w:rPr>
+          <w:iCs/>
+          <w:noProof/>
+          <w:sz w:val="28"/>
+          <w:szCs w:val="28"/>
+        </w:rPr>
+        <w:drawing>
+          <wp:inline distT="0" distB="0" distL="0" distR="0" wp14:anchorId="59959996" wp14:editId="6F789AC1">
+            <wp:extent cx="6119495" cy="256540"/>
+            <wp:effectExtent l="0" t="0" r="1905" b="0"/>
+            <wp:docPr id="8" name="Рисунок 8"/>
+            <wp:cNvGraphicFramePr>
+              <a:graphicFrameLocks xmlns:a="http://schemas.openxmlformats.org/drawingml/2006/main" noChangeAspect="1"/>
+            </wp:cNvGraphicFramePr>
+            <a:graphic xmlns:a="http://schemas.openxmlformats.org/drawingml/2006/main">
+              <a:graphicData uri="http://schemas.openxmlformats.org/drawingml/2006/picture">
+                <pic:pic xmlns:pic="http://schemas.openxmlformats.org/drawingml/2006/picture">
+                  <pic:nvPicPr>
+                    <pic:cNvPr id="1" name=""/>
+                    <pic:cNvPicPr/>
+                  </pic:nvPicPr>
+                  <pic:blipFill>
+                    <a:blip r:embed="rId15"/>
+                    <a:stretch>
+                      <a:fillRect/>
+                    </a:stretch>
+                  </pic:blipFill>
+                  <pic:spPr>
+                    <a:xfrm>
+                      <a:off x="0" y="0"/>
+                      <a:ext cx="6119495" cy="256540"/>
+                    </a:xfrm>
+                    <a:prstGeom prst="rect">
+                      <a:avLst/>
+                    </a:prstGeom>
+                  </pic:spPr>
+                </pic:pic>
+              </a:graphicData>
+            </a:graphic>
+          </wp:inline>
+        </w:drawing>
+      </w:r>
+    </w:p>
+    <w:p>
+      <w:pPr>
+        <w:spacing w:line="360" w:lineRule="auto"/>
+        <w:ind w:firstLine="708"/>
+        <w:jc w:val="both"/>
+        <w:rPr>
+          <w:sz w:val="28"/>
+          <w:szCs w:val="28"/>
+        </w:rPr>
+      </w:pPr>
+      <w:r>
+        <w:rPr>
+          <w:sz w:val="28"/>
+          <w:szCs w:val="28"/>
+        </w:rPr>
+        <w:lastRenderedPageBreak/>
+        <w:t xml:space="preserve">CPI = 1,2 и CV% = 16% указывают на экономию ресурсов: фактические затраты ниже плановых. Индекс TCPI = 0,84 показывает, что для завершения проекта не требуется повышенная эффективность — текущего уровня достаточно для соблюдения бюджета. </w:t>
+      </w:r>
+      <w:r>
+        <w:rPr>
+          <w:b/>
+          <w:bCs/>
+          <w:sz w:val="28"/>
+          <w:szCs w:val="28"/>
+        </w:rPr>
+        <w:t>Проект финансово устойчив с запасом</w:t>
+      </w:r>
+      <w:r>
+        <w:rPr>
+          <w:sz w:val="28"/>
+          <w:szCs w:val="28"/>
+        </w:rPr>
+        <w:t>.</w:t>
+      </w:r>
+    </w:p>
+    <w:p>
+      <w:pPr>
+        <w:spacing w:line="360" w:lineRule="auto"/>
+        <w:jc w:val="both"/>
+        <w:rPr>
+          <w:iCs/>
+          <w:sz w:val="28"/>
+          <w:szCs w:val="28"/>
+        </w:rPr>
+      </w:pPr>
+      <w:r>
+        <w:rPr>
+          <w:iCs/>
+          <w:noProof/>
+          <w:sz w:val="28"/>
+          <w:szCs w:val="28"/>
+        </w:rPr>
+        <w:drawing>
+          <wp:inline distT="0" distB="0" distL="0" distR="0" wp14:anchorId="1D540B9A" wp14:editId="5EE32AC0">
+            <wp:extent cx="6119495" cy="365125"/>
+            <wp:effectExtent l="0" t="0" r="1905" b="3175"/>
+            <wp:docPr id="10" name="Рисунок 10"/>
+            <wp:cNvGraphicFramePr>
+              <a:graphicFrameLocks xmlns:a="http://schemas.openxmlformats.org/drawingml/2006/main" noChangeAspect="1"/>
+            </wp:cNvGraphicFramePr>
+            <a:graphic xmlns:a="http://schemas.openxmlformats.org/drawingml/2006/main">
+              <a:graphicData uri="http://schemas.openxmlformats.org/drawingml/2006/picture">
+                <pic:pic xmlns:pic="http://schemas.openxmlformats.org/drawingml/2006/picture">
+                  <pic:nvPicPr>
+                    <pic:cNvPr id="1" name=""/>
+                    <pic:cNvPicPr/>
+                  </pic:nvPicPr>
+                  <pic:blipFill>
+                    <a:blip r:embed="rId16"/>
+                    <a:stretch>
+                      <a:fillRect/>
+                    </a:stretch>
+                  </pic:blipFill>
+                  <pic:spPr>
+                    <a:xfrm>
+                      <a:off x="0" y="0"/>
+                      <a:ext cx="6119495" cy="365125"/>
+                    </a:xfrm>
+                    <a:prstGeom prst="rect">
+                      <a:avLst/>
+                    </a:prstGeom>
+                  </pic:spPr>
+                </pic:pic>
+              </a:graphicData>
+            </a:graphic>
+          </wp:inline>
+        </w:drawing>
+      </w:r>
+    </w:p>
+    <w:p>
+      <w:pPr>
+        <w:spacing w:line="360" w:lineRule="auto"/>
+        <w:ind w:firstLine="708"/>
+        <w:jc w:val="both"/>
+        <w:rPr>
+          <w:sz w:val="28"/>
+          <w:szCs w:val="28"/>
+        </w:rPr>
+      </w:pPr>
+      <w:r>
+        <w:rPr>
+          <w:sz w:val="28"/>
+          <w:szCs w:val="28"/>
+        </w:rPr>
+        <w:t xml:space="preserve">Отрицательное отклонение по срокам (SV% = -3%) и SPI = 0,97 указывают на </w:t>
+      </w:r>
+      <w:r>
+        <w:rPr>
+          <w:b/>
+          <w:bCs/>
+          <w:sz w:val="28"/>
+          <w:szCs w:val="28"/>
+        </w:rPr>
+        <w:t>незначительное отставание от графика.</w:t>
+      </w:r>
+    </w:p>
+    <w:p>
+      <w:pPr>
+        <w:spacing w:line="360" w:lineRule="auto"/>
+        <w:jc w:val="both"/>
+        <w:rPr>
+          <w:iCs/>
+          <w:sz w:val="28"/>
+          <w:szCs w:val="28"/>
+          <w:lang w:val="en-US"/>
+        </w:rPr>
+      </w:pPr>
+      <w:r>
+        <w:rPr>
+          <w:iCs/>
+          <w:noProof/>
+          <w:sz w:val="28"/>
+          <w:szCs w:val="28"/>
+          <w:lang w:val="en-US"/>
+        </w:rPr>
+        <w:drawing>
+          <wp:inline distT="0" distB="0" distL="0" distR="0" wp14:anchorId="04129DD5" wp14:editId="377DB8D5">
+            <wp:extent cx="6119495" cy="1420495"/>
+            <wp:effectExtent l="0" t="0" r="1905" b="1905"/>
+            <wp:docPr id="11" name="Рисунок 11"/>
+            <wp:cNvGraphicFramePr>
+              <a:graphicFrameLocks xmlns:a="http://schemas.openxmlformats.org/drawingml/2006/main" noChangeAspect="1"/>
+            </wp:cNvGraphicFramePr>
+            <a:graphic xmlns:a="http://schemas.openxmlformats.org/drawingml/2006/main">
+              <a:graphicData uri="http://schemas.openxmlformats.org/drawingml/2006/picture">
+                <pic:pic xmlns:pic="http://schemas.openxmlformats.org/drawingml/2006/picture">
+                  <pic:nvPicPr>
+                    <pic:cNvPr id="1" name=""/>
+                    <pic:cNvPicPr/>
+                  </pic:nvPicPr>
+                  <pic:blipFill>
+                    <a:blip r:embed="rId17"/>
+                    <a:stretch>
+                      <a:fillRect/>
+                    </a:stretch>
+                  </pic:blipFill>
+                  <pic:spPr>
+                    <a:xfrm>
+                      <a:off x="0" y="0"/>
+                      <a:ext cx="6119495" cy="1420495"/>
+                    </a:xfrm>
+                    <a:prstGeom prst="rect">
+                      <a:avLst/>
+                    </a:prstGeom>
+                  </pic:spPr>
+                </pic:pic>
+              </a:graphicData>
+            </a:graphic>
+          </wp:inline>
+        </w:drawing>
+      </w:r>
+    </w:p>
+    <w:p>
+      <w:pPr>
+        <w:spacing w:line="360" w:lineRule="auto"/>
+        <w:jc w:val="both"/>
+        <w:rPr>
+          <w:iCs/>
+          <w:sz w:val="28"/>
+          <w:szCs w:val="28"/>
+          <w:lang w:val="en-US"/>
+        </w:rPr>
+      </w:pPr>
+      <w:r>
+        <w:rPr>
+          <w:iCs/>
+          <w:noProof/>
+          <w:sz w:val="28"/>
+          <w:szCs w:val="28"/>
+        </w:rPr>
+        <w:drawing>
+          <wp:inline distT="0" distB="0" distL="0" distR="0" wp14:anchorId="4386EAFF" wp14:editId="18255C58">
+            <wp:extent cx="6119495" cy="2752090"/>
+            <wp:effectExtent l="0" t="0" r="1905" b="3810"/>
+            <wp:docPr id="12" name="Рисунок 12"/>
+            <wp:cNvGraphicFramePr>
+              <a:graphicFrameLocks xmlns:a="http://schemas.openxmlformats.org/drawingml/2006/main" noChangeAspect="1"/>
+            </wp:cNvGraphicFramePr>
+            <a:graphic xmlns:a="http://schemas.openxmlformats.org/drawingml/2006/main">
+              <a:graphicData uri="http://schemas.openxmlformats.org/drawingml/2006/picture">
+                <pic:pic xmlns:pic="http://schemas.openxmlformats.org/drawingml/2006/picture">
+                  <pic:nvPicPr>
+                    <pic:cNvPr id="1" name=""/>
+                    <pic:cNvPicPr/>
+                  </pic:nvPicPr>
+                  <pic:blipFill>
+                    <a:blip r:embed="rId18"/>
+                    <a:stretch>
+                      <a:fillRect/>
+                    </a:stretch>
+                  </pic:blipFill>
+                  <pic:spPr>
+                    <a:xfrm>
+                      <a:off x="0" y="0"/>
+                      <a:ext cx="6119495" cy="2752090"/>
+                    </a:xfrm>
+                    <a:prstGeom prst="rect">
+                      <a:avLst/>
+                    </a:prstGeom>
+                  </pic:spPr>
+                </pic:pic>
+              </a:graphicData>
+            </a:graphic>
+          </wp:inline>
+        </w:drawing>
+      </w:r>
+    </w:p>
+    <w:p>
+      <w:pPr>
+        <w:spacing w:line="360" w:lineRule="auto"/>
+        <w:jc w:val="both"/>
+        <w:rPr>
+          <w:sz w:val="28"/>
+          <w:szCs w:val="28"/>
+        </w:rPr>
+      </w:pPr>
+      <w:r>
+        <w:rPr>
+          <w:sz w:val="28"/>
+          <w:szCs w:val="28"/>
+        </w:rPr>
+        <w:tab/>
+      </w:r>
+      <w:r>
+        <w:rPr>
+          <w:sz w:val="28"/>
+          <w:szCs w:val="28"/>
+        </w:rPr>
+        <w:t xml:space="preserve">По задаче №2 «Создание интерфейса» наблюдается опережение графика выполнения работ и общая экономия бюджета (SPI &gt; 1, CPI &gt; 1). Экономия связана с досрочным выполнением части работ и отсутствием отклонений по стоимости в большинстве подзадач. В подзадаче «Программирование интерфейса», не завершённой на момент отчёта, фиксируется тенденция к перерасходу (EAC &gt; BAC), обусловленная изменением ресурсного состава. В целом </w:t>
+      </w:r>
+      <w:r>
+        <w:rPr>
+          <w:b/>
+          <w:bCs/>
+          <w:sz w:val="28"/>
+          <w:szCs w:val="28"/>
+        </w:rPr>
+        <w:t xml:space="preserve">задача </w:t>
+      </w:r>
+      <w:r>
+        <w:rPr>
+          <w:b/>
+          <w:bCs/>
+          <w:sz w:val="28"/>
+          <w:szCs w:val="28"/>
+        </w:rPr>
+        <w:t xml:space="preserve">№2 </w:t>
+      </w:r>
+      <w:r>
+        <w:rPr>
+          <w:b/>
+          <w:bCs/>
+          <w:sz w:val="28"/>
+          <w:szCs w:val="28"/>
+        </w:rPr>
+        <w:t>выполняется эффективно с резервом по срокам и бюджету</w:t>
+      </w:r>
+      <w:r>
+        <w:rPr>
+          <w:sz w:val="28"/>
+          <w:szCs w:val="28"/>
+        </w:rPr>
+        <w:t>.</w:t>
+      </w:r>
+    </w:p>
+    <w:p>
+      <w:pPr>
+        <w:spacing w:line="360" w:lineRule="auto"/>
+        <w:ind w:firstLine="708"/>
+        <w:jc w:val="both"/>
+        <w:rPr>
+          <w:sz w:val="28"/>
+          <w:szCs w:val="28"/>
+        </w:rPr>
+      </w:pPr>
+      <w:r>
+        <w:rPr>
+          <w:sz w:val="28"/>
+          <w:szCs w:val="28"/>
+        </w:rPr>
+        <w:lastRenderedPageBreak/>
+        <w:t xml:space="preserve">По задаче №8 «Построение базы объектов» наблюдается опережение графика выполнения работ (SPI = 1,33) и значительная экономия бюджета (CPI = 1,69, CV = 3774,85 руб., VAC = 6210,78 руб.). Основной причиной отклонений является подзадача «Наполнение базы объектов», где зафиксирована экономия средств (CPI = 1,37) и ускорение выполнения работ за счёт привлечения трёх дополнительных наборщиков данных, снижения стоимости аренды сервера и оптимизации его использования. </w:t>
+      </w:r>
+      <w:r>
+        <w:rPr>
+          <w:b/>
+          <w:bCs/>
+          <w:sz w:val="28"/>
+          <w:szCs w:val="28"/>
+        </w:rPr>
+        <w:t>Задача №8 «Построение базы объектов» выполняется с опережением графика и эффективным использованием бюджета</w:t>
+      </w:r>
+      <w:r>
+        <w:rPr>
+          <w:sz w:val="28"/>
+          <w:szCs w:val="28"/>
+        </w:rPr>
+        <w:t>.</w:t>
+      </w:r>
+    </w:p>
+    <w:p>
+      <w:pPr>
+        <w:spacing w:line="360" w:lineRule="auto"/>
+        <w:ind w:firstLine="360"/>
+        <w:jc w:val="both"/>
+        <w:rPr>
+          <w:sz w:val="28"/>
+          <w:szCs w:val="28"/>
+        </w:rPr>
+      </w:pPr>
+      <w:r>
+        <w:rPr>
+          <w:b/>
+          <w:bCs/>
+          <w:sz w:val="28"/>
+          <w:szCs w:val="28"/>
+        </w:rPr>
+        <w:t>По задаче №12 «Создание ядра GIS» наблюдается отставание от графика выполнения работ</w:t>
+      </w:r>
+      <w:r>
+        <w:rPr>
+          <w:sz w:val="28"/>
+          <w:szCs w:val="28"/>
+        </w:rPr>
+        <w:t xml:space="preserve"> (SPI = 0,85, SV = -15%) </w:t>
+      </w:r>
+      <w:r>
+        <w:rPr>
+          <w:b/>
+          <w:bCs/>
+          <w:sz w:val="28"/>
+          <w:szCs w:val="28"/>
+        </w:rPr>
+        <w:t>и незначительный перерасход бюджета</w:t>
+      </w:r>
+      <w:r>
+        <w:rPr>
+          <w:sz w:val="28"/>
+          <w:szCs w:val="28"/>
+        </w:rPr>
+        <w:t xml:space="preserve"> (CPI = 1,02, CV = 255,99 руб.). Основное влияние оказывает подзадача «Создание рабочей версии ядра» (SPI = 0,67, CV = -664,66 руб.), что связано с изменением ресурсного состава после выбытия ведущего программиста. Дополнительные отклонения вызваны перерасходом в «Тестировании модели ядра» и частично компенсируются экономией на этапе проектирования.</w:t>
+      </w:r>
+    </w:p>
+    <w:p>
+      <w:pPr>
+        <w:spacing w:line="360" w:lineRule="auto"/>
+        <w:ind w:firstLine="360"/>
+        <w:jc w:val="both"/>
+        <w:rPr>
+          <w:sz w:val="28"/>
+          <w:szCs w:val="28"/>
+        </w:rPr>
+      </w:pPr>
+      <w:r>
+        <w:rPr>
+          <w:noProof/>
+          <w:sz w:val="28"/>
+          <w:szCs w:val="28"/>
+        </w:rPr>
+        <w:drawing>
+          <wp:inline distT="0" distB="0" distL="0" distR="0" wp14:anchorId="779489A1" wp14:editId="37CF3F55">
+            <wp:extent cx="5762847" cy="1133194"/>
+            <wp:effectExtent l="0" t="0" r="3175" b="0"/>
+            <wp:docPr id="4" name="Рисунок 4"/>
+            <wp:cNvGraphicFramePr>
+              <a:graphicFrameLocks xmlns:a="http://schemas.openxmlformats.org/drawingml/2006/main" noChangeAspect="1"/>
+            </wp:cNvGraphicFramePr>
+            <a:graphic xmlns:a="http://schemas.openxmlformats.org/drawingml/2006/main">
+              <a:graphicData uri="http://schemas.openxmlformats.org/drawingml/2006/picture">
+                <pic:pic xmlns:pic="http://schemas.openxmlformats.org/drawingml/2006/picture">
+                  <pic:nvPicPr>
+                    <pic:cNvPr id="1" name=""/>
+                    <pic:cNvPicPr/>
+                  </pic:nvPicPr>
+                  <pic:blipFill>
+                    <a:blip r:embed="rId19"/>
+                    <a:stretch>
+                      <a:fillRect/>
+                    </a:stretch>
+                  </pic:blipFill>
+                  <pic:spPr>
+                    <a:xfrm>
+                      <a:off x="0" y="0"/>
+                      <a:ext cx="5858952" cy="1152092"/>
+                    </a:xfrm>
+                    <a:prstGeom prst="rect">
+                      <a:avLst/>
+                    </a:prstGeom>
+                  </pic:spPr>
+                </pic:pic>
+              </a:graphicData>
+            </a:graphic>
+          </wp:inline>
+        </w:drawing>
+      </w:r>
+    </w:p>
+    <w:p>
+      <w:pPr>
+        <w:spacing w:line="360" w:lineRule="auto"/>
+        <w:ind w:firstLine="360"/>
+        <w:jc w:val="both"/>
+        <w:rPr>
+          <w:b/>
+          <w:bCs/>
+          <w:sz w:val="28"/>
+          <w:szCs w:val="28"/>
+        </w:rPr>
+      </w:pPr>
+      <w:r>
+        <w:rPr>
+          <w:b/>
+          <w:bCs/>
+          <w:sz w:val="28"/>
+          <w:szCs w:val="28"/>
+        </w:rPr>
+        <w:t xml:space="preserve">Стоимость совещаний </w:t>
+      </w:r>
+      <w:r>
+        <w:rPr>
+          <w:b/>
+          <w:bCs/>
+          <w:sz w:val="28"/>
+          <w:szCs w:val="28"/>
+        </w:rPr>
+        <w:t>№6-21 увеличена</w:t>
+      </w:r>
+      <w:r>
+        <w:rPr>
+          <w:b/>
+          <w:bCs/>
+          <w:sz w:val="28"/>
+          <w:szCs w:val="28"/>
+        </w:rPr>
+        <w:t xml:space="preserve"> </w:t>
+      </w:r>
+      <w:r>
+        <w:rPr>
+          <w:b/>
+          <w:bCs/>
+          <w:sz w:val="28"/>
+          <w:szCs w:val="28"/>
+        </w:rPr>
+        <w:t xml:space="preserve">из-за учета стоимости использования для программиста №1, который был переведен на должность ведущего программиста. Поэтому для программиста №1 была заполнена таблица норм затрат </w:t>
+      </w:r>
+      <w:r>
+        <w:rPr>
+          <w:b/>
+          <w:bCs/>
+          <w:sz w:val="28"/>
+          <w:szCs w:val="28"/>
+          <w:lang w:val="en-US"/>
+        </w:rPr>
+        <w:t>B</w:t>
+      </w:r>
+      <w:r>
+        <w:rPr>
+          <w:b/>
+          <w:bCs/>
+          <w:sz w:val="28"/>
+          <w:szCs w:val="28"/>
+        </w:rPr>
+        <w:t>, где стоимость использования равна нулю.</w:t>
+      </w:r>
+    </w:p>
+    <w:p>
+      <w:pPr>
+        <w:spacing w:line="360" w:lineRule="auto"/>
+        <w:ind w:firstLine="360"/>
+        <w:jc w:val="center"/>
+        <w:rPr>
+          <w:sz w:val="28"/>
+          <w:szCs w:val="28"/>
+        </w:rPr>
+      </w:pPr>
+      <w:r>
+        <w:rPr>
+          <w:noProof/>
+          <w:sz w:val="28"/>
+          <w:szCs w:val="28"/>
+        </w:rPr>
+        <w:drawing>
+          <wp:inline distT="0" distB="0" distL="0" distR="0" wp14:anchorId="4283DCD1" wp14:editId="541A4F29">
+            <wp:extent cx="3359889" cy="1660635"/>
+            <wp:effectExtent l="0" t="0" r="5715" b="3175"/>
+            <wp:docPr id="23" name="Рисунок 23"/>
+            <wp:cNvGraphicFramePr>
+              <a:graphicFrameLocks xmlns:a="http://schemas.openxmlformats.org/drawingml/2006/main" noChangeAspect="1"/>
+            </wp:cNvGraphicFramePr>
+            <a:graphic xmlns:a="http://schemas.openxmlformats.org/drawingml/2006/main">
+              <a:graphicData uri="http://schemas.openxmlformats.org/drawingml/2006/picture">
+                <pic:pic xmlns:pic="http://schemas.openxmlformats.org/drawingml/2006/picture">
+                  <pic:nvPicPr>
+                    <pic:cNvPr id="1" name=""/>
+                    <pic:cNvPicPr/>
+                  </pic:nvPicPr>
+                  <pic:blipFill>
+                    <a:blip r:embed="rId20"/>
+                    <a:stretch>
+                      <a:fillRect/>
+                    </a:stretch>
+                  </pic:blipFill>
+                  <pic:spPr>
+                    <a:xfrm>
+                      <a:off x="0" y="0"/>
+                      <a:ext cx="3371906" cy="1666574"/>
+                    </a:xfrm>
+                    <a:prstGeom prst="rect">
+                      <a:avLst/>
+                    </a:prstGeom>
+                  </pic:spPr>
+                </pic:pic>
+              </a:graphicData>
+            </a:graphic>
+          </wp:inline>
+        </w:drawing>
+      </w:r>
+    </w:p>
+    <w:p>
+      <w:pPr>
+        <w:spacing w:line="360" w:lineRule="auto"/>
+        <w:ind w:firstLine="360"/>
+        <w:jc w:val="center"/>
+        <w:rPr>
+          <w:sz w:val="28"/>
+          <w:szCs w:val="28"/>
+        </w:rPr>
+      </w:pPr>
+      <w:r>
+        <w:rPr>
+          <w:noProof/>
+          <w:sz w:val="28"/>
+          <w:szCs w:val="28"/>
+        </w:rPr>
+        <w:lastRenderedPageBreak/>
+        <w:drawing>
+          <wp:inline distT="0" distB="0" distL="0" distR="0" wp14:anchorId="282620AA" wp14:editId="6D2E7A6D">
+            <wp:extent cx="4730174" cy="2252931"/>
+            <wp:effectExtent l="0" t="0" r="0" b="0"/>
+            <wp:docPr id="13" name="Рисунок 13"/>
+            <wp:cNvGraphicFramePr>
+              <a:graphicFrameLocks xmlns:a="http://schemas.openxmlformats.org/drawingml/2006/main" noChangeAspect="1"/>
+            </wp:cNvGraphicFramePr>
+            <a:graphic xmlns:a="http://schemas.openxmlformats.org/drawingml/2006/main">
+              <a:graphicData uri="http://schemas.openxmlformats.org/drawingml/2006/picture">
+                <pic:pic xmlns:pic="http://schemas.openxmlformats.org/drawingml/2006/picture">
+                  <pic:nvPicPr>
+                    <pic:cNvPr id="1" name=""/>
+                    <pic:cNvPicPr/>
+                  </pic:nvPicPr>
+                  <pic:blipFill>
+                    <a:blip r:embed="rId21"/>
+                    <a:stretch>
+                      <a:fillRect/>
+                    </a:stretch>
+                  </pic:blipFill>
+                  <pic:spPr>
+                    <a:xfrm>
+                      <a:off x="0" y="0"/>
+                      <a:ext cx="4742573" cy="2258837"/>
+                    </a:xfrm>
+                    <a:prstGeom prst="rect">
+                      <a:avLst/>
+                    </a:prstGeom>
+                  </pic:spPr>
+                </pic:pic>
+              </a:graphicData>
+            </a:graphic>
+          </wp:inline>
+        </w:drawing>
+      </w:r>
+    </w:p>
+    <w:p>
+      <w:pPr>
+        <w:spacing w:line="360" w:lineRule="auto"/>
+        <w:ind w:firstLine="360"/>
+        <w:rPr>
+          <w:sz w:val="28"/>
+          <w:szCs w:val="28"/>
+          <w:lang w:val="en-US"/>
+        </w:rPr>
+      </w:pPr>
+      <w:r>
+        <w:rPr>
+          <w:sz w:val="28"/>
+          <w:szCs w:val="28"/>
+        </w:rPr>
+        <w:t>Результат</w:t>
+      </w:r>
+      <w:r>
+        <w:rPr>
+          <w:sz w:val="28"/>
+          <w:szCs w:val="28"/>
+          <w:lang w:val="en-US"/>
+        </w:rPr>
+        <w:t>:</w:t>
+      </w:r>
+    </w:p>
+    <w:p>
+      <w:pPr>
+        <w:spacing w:line="360" w:lineRule="auto"/>
+        <w:ind w:firstLine="360"/>
+        <w:jc w:val="both"/>
+        <w:rPr>
+          <w:sz w:val="28"/>
+          <w:szCs w:val="28"/>
+        </w:rPr>
+      </w:pPr>
+      <w:r>
+        <w:rPr>
+          <w:noProof/>
+          <w:sz w:val="28"/>
+          <w:szCs w:val="28"/>
+        </w:rPr>
+        <w:drawing>
+          <wp:inline distT="0" distB="0" distL="0" distR="0" wp14:anchorId="3634BB5B" wp14:editId="23F8580D">
+            <wp:extent cx="6119495" cy="1802130"/>
+            <wp:effectExtent l="0" t="0" r="1905" b="1270"/>
+            <wp:docPr id="22" name="Рисунок 22"/>
+            <wp:cNvGraphicFramePr>
+              <a:graphicFrameLocks xmlns:a="http://schemas.openxmlformats.org/drawingml/2006/main" noChangeAspect="1"/>
+            </wp:cNvGraphicFramePr>
+            <a:graphic xmlns:a="http://schemas.openxmlformats.org/drawingml/2006/main">
+              <a:graphicData uri="http://schemas.openxmlformats.org/drawingml/2006/picture">
+                <pic:pic xmlns:pic="http://schemas.openxmlformats.org/drawingml/2006/picture">
+                  <pic:nvPicPr>
+                    <pic:cNvPr id="1" name=""/>
+                    <pic:cNvPicPr/>
+                  </pic:nvPicPr>
+                  <pic:blipFill>
+                    <a:blip r:embed="rId22"/>
+                    <a:stretch>
+                      <a:fillRect/>
+                    </a:stretch>
+                  </pic:blipFill>
+                  <pic:spPr>
+                    <a:xfrm>
+                      <a:off x="0" y="0"/>
+                      <a:ext cx="6119495" cy="1802130"/>
+                    </a:xfrm>
+                    <a:prstGeom prst="rect">
+                      <a:avLst/>
+                    </a:prstGeom>
+                  </pic:spPr>
+                </pic:pic>
+              </a:graphicData>
+            </a:graphic>
+          </wp:inline>
+        </w:drawing>
+      </w:r>
+    </w:p>
+    <w:p>
+      <w:pPr>
+        <w:spacing w:line="360" w:lineRule="auto"/>
+        <w:ind w:firstLine="360"/>
+        <w:jc w:val="both"/>
+        <w:rPr>
+          <w:sz w:val="28"/>
+          <w:szCs w:val="28"/>
+        </w:rPr>
+      </w:pPr>
+      <w:r>
+        <w:rPr>
+          <w:noProof/>
+          <w:sz w:val="28"/>
+          <w:szCs w:val="28"/>
+        </w:rPr>
+        <w:drawing>
+          <wp:inline distT="0" distB="0" distL="0" distR="0" wp14:anchorId="17C25C8B" wp14:editId="56EEF0F7">
+            <wp:extent cx="6119495" cy="340360"/>
+            <wp:effectExtent l="0" t="0" r="1905" b="2540"/>
+            <wp:docPr id="26" name="Рисунок 26"/>
+            <wp:cNvGraphicFramePr>
+              <a:graphicFrameLocks xmlns:a="http://schemas.openxmlformats.org/drawingml/2006/main" noChangeAspect="1"/>
+            </wp:cNvGraphicFramePr>
+            <a:graphic xmlns:a="http://schemas.openxmlformats.org/drawingml/2006/main">
+              <a:graphicData uri="http://schemas.openxmlformats.org/drawingml/2006/picture">
+                <pic:pic xmlns:pic="http://schemas.openxmlformats.org/drawingml/2006/picture">
+                  <pic:nvPicPr>
+                    <pic:cNvPr id="1" name=""/>
+                    <pic:cNvPicPr/>
+                  </pic:nvPicPr>
+                  <pic:blipFill>
+                    <a:blip r:embed="rId23"/>
+                    <a:stretch>
+                      <a:fillRect/>
+                    </a:stretch>
+                  </pic:blipFill>
+                  <pic:spPr>
+                    <a:xfrm>
+                      <a:off x="0" y="0"/>
+                      <a:ext cx="6119495" cy="340360"/>
+                    </a:xfrm>
+                    <a:prstGeom prst="rect">
+                      <a:avLst/>
+                    </a:prstGeom>
+                  </pic:spPr>
+                </pic:pic>
+              </a:graphicData>
+            </a:graphic>
+          </wp:inline>
+        </w:drawing>
+      </w:r>
+    </w:p>
+    <w:p>
+      <w:pPr>
+        <w:spacing w:line="360" w:lineRule="auto"/>
+        <w:ind w:firstLine="360"/>
+        <w:jc w:val="both"/>
+        <w:rPr>
+          <w:sz w:val="28"/>
+          <w:szCs w:val="28"/>
+        </w:rPr>
+      </w:pPr>
+      <w:r>
+        <w:rPr>
+          <w:noProof/>
+          <w:sz w:val="28"/>
+          <w:szCs w:val="28"/>
+        </w:rPr>
+        <w:drawing>
+          <wp:inline distT="0" distB="0" distL="0" distR="0" wp14:anchorId="05573F79" wp14:editId="5BA792B9">
+            <wp:extent cx="6119495" cy="340360"/>
+            <wp:effectExtent l="0" t="0" r="1905" b="2540"/>
+            <wp:docPr id="27" name="Рисунок 27"/>
+            <wp:cNvGraphicFramePr>
+              <a:graphicFrameLocks xmlns:a="http://schemas.openxmlformats.org/drawingml/2006/main" noChangeAspect="1"/>
+            </wp:cNvGraphicFramePr>
+            <a:graphic xmlns:a="http://schemas.openxmlformats.org/drawingml/2006/main">
+              <a:graphicData uri="http://schemas.openxmlformats.org/drawingml/2006/picture">
+                <pic:pic xmlns:pic="http://schemas.openxmlformats.org/drawingml/2006/picture">
+                  <pic:nvPicPr>
+                    <pic:cNvPr id="1" name=""/>
+                    <pic:cNvPicPr/>
+                  </pic:nvPicPr>
+                  <pic:blipFill>
+                    <a:blip r:embed="rId24"/>
+                    <a:stretch>
+                      <a:fillRect/>
+                    </a:stretch>
+                  </pic:blipFill>
+                  <pic:spPr>
+                    <a:xfrm>
+                      <a:off x="0" y="0"/>
+                      <a:ext cx="6119495" cy="340360"/>
+                    </a:xfrm>
+                    <a:prstGeom prst="rect">
+                      <a:avLst/>
+                    </a:prstGeom>
+                  </pic:spPr>
+                </pic:pic>
+              </a:graphicData>
+            </a:graphic>
+          </wp:inline>
+        </w:drawing>
+      </w:r>
+    </w:p>
+    <w:p>
+      <w:pPr>
+        <w:spacing w:line="360" w:lineRule="auto"/>
+        <w:ind w:firstLine="360"/>
+        <w:jc w:val="both"/>
+        <w:rPr>
+          <w:sz w:val="28"/>
+          <w:szCs w:val="28"/>
+        </w:rPr>
+      </w:pPr>
+      <w:r>
+        <w:rPr>
+          <w:sz w:val="28"/>
+          <w:szCs w:val="28"/>
+        </w:rPr>
+        <w:t xml:space="preserve">Изменение стоимости совещаний №6–21, связанное с учетом затрат на программиста №1, привело к </w:t>
+      </w:r>
+      <w:r>
+        <w:rPr>
+          <w:b/>
+          <w:bCs/>
+          <w:sz w:val="28"/>
+          <w:szCs w:val="28"/>
+        </w:rPr>
+        <w:t>снижению итогового бюджета до 48 103,68 руб</w:t>
+      </w:r>
+      <w:r>
+        <w:rPr>
+          <w:sz w:val="28"/>
+          <w:szCs w:val="28"/>
+        </w:rPr>
+        <w:t>. В результате наблюдается превышение освоенного объёма над затратами (CV = 4 961,81 руб., CPI = 1,23) и положительные прогнозные показатели (EAC = 39 547,46 руб., VAC = 9 099,75 руб., TCPI = 0,82), что указывает на ожидаемую экономию бюджета. Остальные задачи не изменялись, так как совещания являются еженедельной повторяющейся задачей; корректировка затронула только стоимость участия с 6-го совещания без изменения структуры и длительности работ.</w:t>
+      </w:r>
+    </w:p>
+    <w:p>
+      <w:pPr>
+        <w:pStyle w:val="a3"/>
+        <w:numPr>
+          <w:ilvl w:val="0"/>
+          <w:numId w:val="22"/>
+        </w:numPr>
+        <w:spacing w:line="360" w:lineRule="auto"/>
+        <w:jc w:val="both"/>
+        <w:rPr>
+          <w:sz w:val="28"/>
+          <w:szCs w:val="28"/>
+        </w:rPr>
+      </w:pPr>
+      <w:r>
+        <w:rPr>
+          <w:b/>
+          <w:bCs/>
+          <w:sz w:val="32"/>
+          <w:szCs w:val="32"/>
+        </w:rPr>
+        <w:t>Задание 2</w:t>
+      </w:r>
+      <w:r>
+        <w:rPr>
+          <w:b/>
+          <w:bCs/>
+          <w:sz w:val="32"/>
+          <w:szCs w:val="32"/>
+        </w:rPr>
+        <w:t xml:space="preserve">: </w:t>
+      </w:r>
+      <w:r>
+        <w:rPr>
+          <w:b/>
+          <w:bCs/>
+          <w:sz w:val="32"/>
+          <w:szCs w:val="32"/>
+        </w:rPr>
+        <w:t>Работа с отчетами проекта</w:t>
+      </w:r>
+    </w:p>
+    <w:p>
+      <w:pPr>
+        <w:spacing w:line="360" w:lineRule="auto"/>
+        <w:jc w:val="both"/>
+        <w:rPr>
+          <w:iCs/>
+          <w:sz w:val="28"/>
+          <w:szCs w:val="28"/>
+        </w:rPr>
+      </w:pPr>
+      <w:r>
+        <w:rPr>
+          <w:iCs/>
+          <w:sz w:val="28"/>
+          <w:szCs w:val="28"/>
+        </w:rPr>
+        <w:t>Создан отчет о бюджетной стоимости</w:t>
+      </w:r>
+      <w:r>
+        <w:rPr>
+          <w:iCs/>
+          <w:sz w:val="28"/>
+          <w:szCs w:val="28"/>
+        </w:rPr>
+        <w:t>.</w:t>
+      </w:r>
+    </w:p>
+    <w:p>
+      <w:pPr>
+        <w:spacing w:line="360" w:lineRule="auto"/>
+        <w:jc w:val="center"/>
+        <w:rPr>
+          <w:sz w:val="28"/>
+          <w:szCs w:val="28"/>
+          <w:lang w:val="en-US"/>
+        </w:rPr>
+      </w:pPr>
+      <w:r>
+        <w:rPr>
+          <w:noProof/>
+          <w:sz w:val="28"/>
+          <w:szCs w:val="28"/>
+          <w:lang w:val="en-US"/>
+        </w:rPr>
+        <w:lastRenderedPageBreak/>
+        <w:drawing>
+          <wp:inline distT="0" distB="0" distL="0" distR="0" wp14:anchorId="33015A29" wp14:editId="444C3E99">
+            <wp:extent cx="1264627" cy="1019578"/>
+            <wp:effectExtent l="0" t="0" r="5715" b="0"/>
+            <wp:docPr id="14" name="Рисунок 14"/>
+            <wp:cNvGraphicFramePr>
+              <a:graphicFrameLocks xmlns:a="http://schemas.openxmlformats.org/drawingml/2006/main" noChangeAspect="1"/>
+            </wp:cNvGraphicFramePr>
+            <a:graphic xmlns:a="http://schemas.openxmlformats.org/drawingml/2006/main">
+              <a:graphicData uri="http://schemas.openxmlformats.org/drawingml/2006/picture">
+                <pic:pic xmlns:pic="http://schemas.openxmlformats.org/drawingml/2006/picture">
+                  <pic:nvPicPr>
+                    <pic:cNvPr id="1" name=""/>
+                    <pic:cNvPicPr/>
+                  </pic:nvPicPr>
+                  <pic:blipFill>
+                    <a:blip r:embed="rId25"/>
+                    <a:stretch>
+                      <a:fillRect/>
+                    </a:stretch>
+                  </pic:blipFill>
+                  <pic:spPr>
+                    <a:xfrm>
+                      <a:off x="0" y="0"/>
+                      <a:ext cx="1280321" cy="1032231"/>
+                    </a:xfrm>
+                    <a:prstGeom prst="rect">
+                      <a:avLst/>
+                    </a:prstGeom>
+                  </pic:spPr>
+                </pic:pic>
+              </a:graphicData>
+            </a:graphic>
+          </wp:inline>
+        </w:drawing>
+      </w:r>
+    </w:p>
+    <w:p>
+      <w:pPr>
+        <w:spacing w:line="360" w:lineRule="auto"/>
+        <w:jc w:val="both"/>
+        <w:rPr>
+          <w:sz w:val="28"/>
+          <w:szCs w:val="28"/>
+          <w:lang w:val="en-US"/>
+        </w:rPr>
+      </w:pPr>
+      <w:r>
+        <w:rPr>
+          <w:sz w:val="28"/>
+          <w:szCs w:val="28"/>
+        </w:rPr>
+        <w:t>По кварталам</w:t>
+      </w:r>
+      <w:r>
+        <w:rPr>
+          <w:sz w:val="28"/>
+          <w:szCs w:val="28"/>
+          <w:lang w:val="en-US"/>
+        </w:rPr>
+        <w:t>:</w:t>
+      </w:r>
+    </w:p>
+    <w:p>
+      <w:pPr>
+        <w:spacing w:line="360" w:lineRule="auto"/>
+        <w:jc w:val="center"/>
+        <w:rPr>
+          <w:sz w:val="28"/>
+          <w:szCs w:val="28"/>
+          <w:lang w:val="en-US"/>
+        </w:rPr>
+      </w:pPr>
+      <w:r>
+        <w:rPr>
+          <w:noProof/>
+          <w:sz w:val="28"/>
+          <w:szCs w:val="28"/>
+          <w:lang w:val="en-US"/>
+        </w:rPr>
+        <w:drawing>
+          <wp:inline distT="0" distB="0" distL="0" distR="0" wp14:anchorId="4969A947" wp14:editId="5C8C131B">
+            <wp:extent cx="5166572" cy="2693581"/>
+            <wp:effectExtent l="0" t="0" r="2540" b="0"/>
+            <wp:docPr id="28" name="Рисунок 28"/>
+            <wp:cNvGraphicFramePr>
+              <a:graphicFrameLocks xmlns:a="http://schemas.openxmlformats.org/drawingml/2006/main" noChangeAspect="1"/>
+            </wp:cNvGraphicFramePr>
+            <a:graphic xmlns:a="http://schemas.openxmlformats.org/drawingml/2006/main">
+              <a:graphicData uri="http://schemas.openxmlformats.org/drawingml/2006/picture">
+                <pic:pic xmlns:pic="http://schemas.openxmlformats.org/drawingml/2006/picture">
+                  <pic:nvPicPr>
+                    <pic:cNvPr id="1" name=""/>
+                    <pic:cNvPicPr/>
+                  </pic:nvPicPr>
+                  <pic:blipFill>
+                    <a:blip r:embed="rId26"/>
+                    <a:stretch>
+                      <a:fillRect/>
+                    </a:stretch>
+                  </pic:blipFill>
+                  <pic:spPr>
+                    <a:xfrm>
+                      <a:off x="0" y="0"/>
+                      <a:ext cx="5246544" cy="2735274"/>
+                    </a:xfrm>
+                    <a:prstGeom prst="rect">
+                      <a:avLst/>
+                    </a:prstGeom>
+                  </pic:spPr>
+                </pic:pic>
+              </a:graphicData>
+            </a:graphic>
+          </wp:inline>
+        </w:drawing>
+      </w:r>
+    </w:p>
+    <w:p>
+      <w:pPr>
+        <w:spacing w:line="360" w:lineRule="auto"/>
+        <w:jc w:val="center"/>
+        <w:rPr>
+          <w:sz w:val="28"/>
+          <w:szCs w:val="28"/>
+          <w:lang w:val="en-US"/>
+        </w:rPr>
+      </w:pPr>
+      <w:r>
+        <w:rPr>
+          <w:noProof/>
+          <w:sz w:val="28"/>
+          <w:szCs w:val="28"/>
+          <w:lang w:val="en-US"/>
+        </w:rPr>
+        <w:drawing>
+          <wp:inline distT="0" distB="0" distL="0" distR="0" wp14:anchorId="3E3DA502" wp14:editId="157BE374">
+            <wp:extent cx="5243894" cy="4805916"/>
+            <wp:effectExtent l="0" t="0" r="1270" b="0"/>
+            <wp:docPr id="29" name="Рисунок 29"/>
+            <wp:cNvGraphicFramePr>
+              <a:graphicFrameLocks xmlns:a="http://schemas.openxmlformats.org/drawingml/2006/main" noChangeAspect="1"/>
+            </wp:cNvGraphicFramePr>
+            <a:graphic xmlns:a="http://schemas.openxmlformats.org/drawingml/2006/main">
+              <a:graphicData uri="http://schemas.openxmlformats.org/drawingml/2006/picture">
+                <pic:pic xmlns:pic="http://schemas.openxmlformats.org/drawingml/2006/picture">
+                  <pic:nvPicPr>
+                    <pic:cNvPr id="1" name=""/>
+                    <pic:cNvPicPr/>
+                  </pic:nvPicPr>
+                  <pic:blipFill>
+                    <a:blip r:embed="rId27"/>
+                    <a:stretch>
+                      <a:fillRect/>
+                    </a:stretch>
+                  </pic:blipFill>
+                  <pic:spPr>
+                    <a:xfrm>
+                      <a:off x="0" y="0"/>
+                      <a:ext cx="5260218" cy="4820877"/>
+                    </a:xfrm>
+                    <a:prstGeom prst="rect">
+                      <a:avLst/>
+                    </a:prstGeom>
+                  </pic:spPr>
+                </pic:pic>
+              </a:graphicData>
+            </a:graphic>
+          </wp:inline>
+        </w:drawing>
+      </w:r>
+    </w:p>
+    <w:p>
+      <w:pPr>
+        <w:spacing w:line="360" w:lineRule="auto"/>
+        <w:rPr>
+          <w:sz w:val="28"/>
+          <w:szCs w:val="28"/>
+          <w:lang w:val="en-US"/>
+        </w:rPr>
+      </w:pPr>
+      <w:r>
+        <w:rPr>
+          <w:sz w:val="28"/>
+          <w:szCs w:val="28"/>
+        </w:rPr>
+        <w:lastRenderedPageBreak/>
+        <w:t>По неделям</w:t>
+      </w:r>
+      <w:r>
+        <w:rPr>
+          <w:sz w:val="28"/>
+          <w:szCs w:val="28"/>
+          <w:lang w:val="en-US"/>
+        </w:rPr>
+        <w:t>:</w:t>
+      </w:r>
+    </w:p>
+    <w:p>
+      <w:pPr>
+        <w:spacing w:line="360" w:lineRule="auto"/>
+        <w:jc w:val="center"/>
+        <w:rPr>
+          <w:sz w:val="28"/>
+          <w:szCs w:val="28"/>
+          <w:lang w:val="en-US"/>
+        </w:rPr>
+      </w:pPr>
+      <w:r>
+        <w:rPr>
+          <w:noProof/>
+          <w:sz w:val="28"/>
+          <w:szCs w:val="28"/>
+          <w:lang w:val="en-US"/>
+        </w:rPr>
+        <w:drawing>
+          <wp:inline distT="0" distB="0" distL="0" distR="0" wp14:anchorId="7FCD2161" wp14:editId="534BBE3A">
+            <wp:extent cx="5594350" cy="3225209"/>
+            <wp:effectExtent l="0" t="0" r="0" b="635"/>
+            <wp:docPr id="30" name="Рисунок 30"/>
+            <wp:cNvGraphicFramePr>
+              <a:graphicFrameLocks xmlns:a="http://schemas.openxmlformats.org/drawingml/2006/main" noChangeAspect="1"/>
+            </wp:cNvGraphicFramePr>
+            <a:graphic xmlns:a="http://schemas.openxmlformats.org/drawingml/2006/main">
+              <a:graphicData uri="http://schemas.openxmlformats.org/drawingml/2006/picture">
+                <pic:pic xmlns:pic="http://schemas.openxmlformats.org/drawingml/2006/picture">
+                  <pic:nvPicPr>
+                    <pic:cNvPr id="1" name=""/>
+                    <pic:cNvPicPr/>
+                  </pic:nvPicPr>
+                  <pic:blipFill>
+                    <a:blip r:embed="rId28"/>
+                    <a:stretch>
+                      <a:fillRect/>
+                    </a:stretch>
+                  </pic:blipFill>
+                  <pic:spPr>
+                    <a:xfrm>
+                      <a:off x="0" y="0"/>
+                      <a:ext cx="5608459" cy="3233343"/>
+                    </a:xfrm>
+                    <a:prstGeom prst="rect">
+                      <a:avLst/>
+                    </a:prstGeom>
+                  </pic:spPr>
+                </pic:pic>
+              </a:graphicData>
+            </a:graphic>
+          </wp:inline>
+        </w:drawing>
+      </w:r>
+    </w:p>
+    <w:p>
+      <w:pPr>
+        <w:spacing w:line="360" w:lineRule="auto"/>
+        <w:ind w:firstLine="708"/>
+        <w:jc w:val="both"/>
+        <w:rPr>
+          <w:sz w:val="28"/>
+          <w:szCs w:val="28"/>
+        </w:rPr>
+      </w:pPr>
+      <w:r>
+        <w:rPr>
+          <w:sz w:val="28"/>
+          <w:szCs w:val="28"/>
+        </w:rPr>
+        <w:t>Совокупная плановая стоимость работ составляет 40 796,16 руб., фактическая стоимость на момент отчёта — 23 127,71 руб. (освоено ~57% бюджета). Текущий прогноз по завершении — 48 103,77 руб., что превышает базовый план на 7 307,61 руб. (перерасход ~18%).</w:t>
+      </w:r>
+    </w:p>
+    <w:p>
+      <w:pPr>
+        <w:spacing w:line="360" w:lineRule="auto"/>
+        <w:ind w:firstLine="708"/>
+        <w:jc w:val="both"/>
+        <w:rPr>
+          <w:sz w:val="28"/>
+          <w:szCs w:val="28"/>
+        </w:rPr>
+      </w:pPr>
+      <w:r>
+        <w:rPr>
+          <w:sz w:val="28"/>
+          <w:szCs w:val="28"/>
+        </w:rPr>
+        <w:t>Из диаграммы видно</w:t>
+      </w:r>
+      <w:r>
+        <w:rPr>
+          <w:sz w:val="28"/>
+          <w:szCs w:val="28"/>
+        </w:rPr>
+        <w:t xml:space="preserve">, </w:t>
+      </w:r>
+      <w:r>
+        <w:rPr>
+          <w:sz w:val="28"/>
+          <w:szCs w:val="28"/>
+        </w:rPr>
+        <w:t>что наибольшее количество денег понадобилось на 4</w:t>
+      </w:r>
+      <w:r>
+        <w:rPr>
+          <w:sz w:val="28"/>
+          <w:szCs w:val="28"/>
+        </w:rPr>
+        <w:t xml:space="preserve">-5 </w:t>
+      </w:r>
+      <w:r>
+        <w:rPr>
+          <w:sz w:val="28"/>
+          <w:szCs w:val="28"/>
+        </w:rPr>
+        <w:t>недели</w:t>
+      </w:r>
+      <w:r>
+        <w:rPr>
+          <w:sz w:val="28"/>
+          <w:szCs w:val="28"/>
+        </w:rPr>
+        <w:t xml:space="preserve"> </w:t>
+      </w:r>
+      <w:r>
+        <w:rPr>
+          <w:sz w:val="28"/>
+          <w:szCs w:val="28"/>
+        </w:rPr>
+        <w:t xml:space="preserve">и </w:t>
+      </w:r>
+      <w:r>
+        <w:rPr>
+          <w:sz w:val="28"/>
+          <w:szCs w:val="28"/>
+        </w:rPr>
+        <w:t xml:space="preserve">6 </w:t>
+      </w:r>
+      <w:r>
+        <w:rPr>
+          <w:sz w:val="28"/>
+          <w:szCs w:val="28"/>
+        </w:rPr>
+        <w:t>неделях</w:t>
+      </w:r>
+      <w:r>
+        <w:rPr>
+          <w:sz w:val="28"/>
+          <w:szCs w:val="28"/>
+        </w:rPr>
+        <w:t xml:space="preserve">. </w:t>
+      </w:r>
+      <w:r>
+        <w:rPr>
+          <w:sz w:val="28"/>
+          <w:szCs w:val="28"/>
+        </w:rPr>
+        <w:t xml:space="preserve">В это время </w:t>
+      </w:r>
+      <w:r>
+        <w:rPr>
+          <w:sz w:val="28"/>
+          <w:szCs w:val="28"/>
+        </w:rPr>
+        <w:t xml:space="preserve">на 4 неделе </w:t>
+      </w:r>
+      <w:r>
+        <w:rPr>
+          <w:sz w:val="28"/>
+          <w:szCs w:val="28"/>
+        </w:rPr>
+        <w:t xml:space="preserve">выполнялись задачи </w:t>
+      </w:r>
+      <w:r>
+        <w:rPr>
+          <w:sz w:val="28"/>
+          <w:szCs w:val="28"/>
+        </w:rPr>
+        <w:t>“</w:t>
+      </w:r>
+      <w:r>
+        <w:rPr>
+          <w:sz w:val="28"/>
+          <w:szCs w:val="28"/>
+        </w:rPr>
+        <w:t>Разработка 2</w:t>
+      </w:r>
+      <w:r>
+        <w:rPr>
+          <w:sz w:val="28"/>
+          <w:szCs w:val="28"/>
+          <w:lang w:val="en-US"/>
+        </w:rPr>
+        <w:t>D</w:t>
+      </w:r>
+      <w:r>
+        <w:rPr>
+          <w:sz w:val="28"/>
+          <w:szCs w:val="28"/>
+        </w:rPr>
+        <w:t xml:space="preserve"> </w:t>
+      </w:r>
+      <w:r>
+        <w:rPr>
+          <w:sz w:val="28"/>
+          <w:szCs w:val="28"/>
+        </w:rPr>
+        <w:t>графических элементов</w:t>
+      </w:r>
+      <w:r>
+        <w:rPr>
+          <w:sz w:val="28"/>
+          <w:szCs w:val="28"/>
+        </w:rPr>
+        <w:t xml:space="preserve">”, </w:t>
+      </w:r>
+      <w:r>
+        <w:rPr>
+          <w:sz w:val="28"/>
+          <w:szCs w:val="28"/>
+        </w:rPr>
+        <w:t>“</w:t>
+      </w:r>
+      <w:r>
+        <w:rPr>
+          <w:sz w:val="28"/>
+          <w:szCs w:val="28"/>
+        </w:rPr>
+        <w:t>Создание заставки</w:t>
+      </w:r>
+      <w:r>
+        <w:rPr>
+          <w:sz w:val="28"/>
+          <w:szCs w:val="28"/>
+        </w:rPr>
+        <w:t>”</w:t>
+      </w:r>
+      <w:r>
+        <w:rPr>
+          <w:sz w:val="28"/>
+          <w:szCs w:val="28"/>
+        </w:rPr>
+        <w:t>, “</w:t>
+      </w:r>
+      <w:r>
+        <w:rPr>
+          <w:sz w:val="28"/>
+          <w:szCs w:val="28"/>
+        </w:rPr>
+        <w:t>Анализ и построение структуры базы объектов</w:t>
+      </w:r>
+      <w:r>
+        <w:rPr>
+          <w:sz w:val="28"/>
+          <w:szCs w:val="28"/>
+        </w:rPr>
+        <w:t>”,</w:t>
+      </w:r>
+      <w:r>
+        <w:rPr>
+          <w:sz w:val="28"/>
+          <w:szCs w:val="28"/>
+        </w:rPr>
+        <w:t xml:space="preserve"> </w:t>
+      </w:r>
+      <w:r>
+        <w:rPr>
+          <w:sz w:val="28"/>
+          <w:szCs w:val="28"/>
+        </w:rPr>
+        <w:t>“</w:t>
+      </w:r>
+      <w:r>
+        <w:rPr>
+          <w:sz w:val="28"/>
+          <w:szCs w:val="28"/>
+        </w:rPr>
+        <w:t>Создание модели ядра</w:t>
+      </w:r>
+      <w:r>
+        <w:rPr>
+          <w:sz w:val="28"/>
+          <w:szCs w:val="28"/>
+        </w:rPr>
+        <w:t xml:space="preserve">”, </w:t>
+      </w:r>
+      <w:r>
+        <w:rPr>
+          <w:sz w:val="28"/>
+          <w:szCs w:val="28"/>
+        </w:rPr>
+        <w:t xml:space="preserve">на 6 неделе – </w:t>
+      </w:r>
+      <w:r>
+        <w:rPr>
+          <w:sz w:val="28"/>
+          <w:szCs w:val="28"/>
+        </w:rPr>
+        <w:t>“</w:t>
+      </w:r>
+      <w:r>
+        <w:rPr>
+          <w:sz w:val="28"/>
+          <w:szCs w:val="28"/>
+        </w:rPr>
+        <w:t>Создание заставки</w:t>
+      </w:r>
+      <w:r>
+        <w:rPr>
+          <w:sz w:val="28"/>
+          <w:szCs w:val="28"/>
+        </w:rPr>
+        <w:t>”, “</w:t>
+      </w:r>
+      <w:r>
+        <w:rPr>
+          <w:sz w:val="28"/>
+          <w:szCs w:val="28"/>
+        </w:rPr>
+        <w:t>Анализ и построение структуры базы объектов</w:t>
+      </w:r>
+      <w:r>
+        <w:rPr>
+          <w:sz w:val="28"/>
+          <w:szCs w:val="28"/>
+        </w:rPr>
+        <w:t>”, “</w:t>
+      </w:r>
+      <w:r>
+        <w:rPr>
+          <w:sz w:val="28"/>
+          <w:szCs w:val="28"/>
+        </w:rPr>
+        <w:t>Тестирование модели ядра</w:t>
+      </w:r>
+      <w:r>
+        <w:rPr>
+          <w:sz w:val="28"/>
+          <w:szCs w:val="28"/>
+        </w:rPr>
+        <w:t>”, “</w:t>
+      </w:r>
+      <w:r>
+        <w:rPr>
+          <w:sz w:val="28"/>
+          <w:szCs w:val="28"/>
+        </w:rPr>
+        <w:t>Программирование средств обработки базы объектов</w:t>
+      </w:r>
+      <w:r>
+        <w:rPr>
+          <w:sz w:val="28"/>
+          <w:szCs w:val="28"/>
+        </w:rPr>
+        <w:t>”, “</w:t>
+      </w:r>
+      <w:r>
+        <w:rPr>
+          <w:sz w:val="28"/>
+          <w:szCs w:val="28"/>
+        </w:rPr>
+        <w:t>Создание мультимедиа-наполнения</w:t>
+      </w:r>
+      <w:r>
+        <w:rPr>
+          <w:sz w:val="28"/>
+          <w:szCs w:val="28"/>
+        </w:rPr>
+        <w:t xml:space="preserve">”. </w:t>
+      </w:r>
+    </w:p>
+    <w:p>
+      <w:pPr>
+        <w:spacing w:line="360" w:lineRule="auto"/>
+        <w:ind w:firstLine="708"/>
+        <w:jc w:val="both"/>
+        <w:rPr>
+          <w:sz w:val="28"/>
+          <w:szCs w:val="28"/>
+        </w:rPr>
+      </w:pPr>
+    </w:p>
+    <w:p>
+      <w:pPr>
+        <w:spacing w:line="360" w:lineRule="auto"/>
+        <w:ind w:firstLine="708"/>
+        <w:jc w:val="both"/>
+        <w:rPr>
+          <w:sz w:val="28"/>
+          <w:szCs w:val="28"/>
+        </w:rPr>
+      </w:pPr>
+    </w:p>
+    <w:p>
+      <w:pPr>
+        <w:spacing w:line="360" w:lineRule="auto"/>
+        <w:ind w:firstLine="708"/>
+        <w:jc w:val="both"/>
+        <w:rPr>
+          <w:sz w:val="28"/>
+          <w:szCs w:val="28"/>
+        </w:rPr>
+      </w:pPr>
+    </w:p>
+    <w:p>
+      <w:pPr>
+        <w:spacing w:line="360" w:lineRule="auto"/>
+        <w:ind w:firstLine="708"/>
+        <w:jc w:val="both"/>
+        <w:rPr>
+          <w:sz w:val="28"/>
+          <w:szCs w:val="28"/>
+        </w:rPr>
+      </w:pPr>
+    </w:p>
+    <w:p>
+      <w:pPr>
+        <w:spacing w:line="360" w:lineRule="auto"/>
+        <w:ind w:firstLine="708"/>
+        <w:jc w:val="both"/>
+        <w:rPr>
+          <w:sz w:val="28"/>
+          <w:szCs w:val="28"/>
+        </w:rPr>
+      </w:pPr>
+    </w:p>
+    <w:p>
+      <w:pPr>
+        <w:spacing w:line="360" w:lineRule="auto"/>
+        <w:ind w:firstLine="708"/>
+        <w:jc w:val="both"/>
+        <w:rPr>
+          <w:sz w:val="28"/>
+          <w:szCs w:val="28"/>
+        </w:rPr>
+      </w:pPr>
+    </w:p>
+    <w:p>
+      <w:pPr>
+        <w:spacing w:line="360" w:lineRule="auto"/>
+        <w:ind w:firstLine="708"/>
+        <w:jc w:val="both"/>
+        <w:rPr>
+          <w:sz w:val="28"/>
+          <w:szCs w:val="28"/>
+        </w:rPr>
+      </w:pPr>
+    </w:p>
+    <w:p>
+      <w:pPr>
+        <w:spacing w:line="360" w:lineRule="auto"/>
+        <w:ind w:firstLine="708"/>
+        <w:jc w:val="both"/>
+        <w:rPr>
+          <w:sz w:val="28"/>
+          <w:szCs w:val="28"/>
+        </w:rPr>
+      </w:pPr>
+      <w:r>
+        <w:rPr>
+          <w:sz w:val="28"/>
+          <w:szCs w:val="28"/>
+        </w:rPr>
+        <w:lastRenderedPageBreak/>
+        <w:t>Также проанализируем превышение затрат</w:t>
+      </w:r>
+      <w:r>
+        <w:rPr>
+          <w:sz w:val="28"/>
+          <w:szCs w:val="28"/>
+        </w:rPr>
+        <w:t xml:space="preserve"> через отчет </w:t>
+      </w:r>
+      <w:r>
+        <w:rPr>
+          <w:sz w:val="28"/>
+          <w:szCs w:val="28"/>
+        </w:rPr>
+        <w:t>“</w:t>
+      </w:r>
+      <w:r>
+        <w:rPr>
+          <w:sz w:val="28"/>
+          <w:szCs w:val="28"/>
+          <w:lang w:val="en-US"/>
+        </w:rPr>
+        <w:t>Cost</w:t>
+      </w:r>
+      <w:r>
+        <w:rPr>
+          <w:sz w:val="28"/>
+          <w:szCs w:val="28"/>
+        </w:rPr>
+        <w:t xml:space="preserve"> </w:t>
+      </w:r>
+      <w:r>
+        <w:rPr>
+          <w:sz w:val="28"/>
+          <w:szCs w:val="28"/>
+          <w:lang w:val="en-US"/>
+        </w:rPr>
+        <w:t>Overruns</w:t>
+      </w:r>
+      <w:r>
+        <w:rPr>
+          <w:sz w:val="28"/>
+          <w:szCs w:val="28"/>
+        </w:rPr>
+        <w:t>”</w:t>
+      </w:r>
+      <w:r>
+        <w:rPr>
+          <w:sz w:val="28"/>
+          <w:szCs w:val="28"/>
+        </w:rPr>
+        <w:t>.</w:t>
+      </w:r>
+    </w:p>
+    <w:p>
+      <w:pPr>
+        <w:spacing w:line="360" w:lineRule="auto"/>
+        <w:jc w:val="both"/>
+        <w:rPr>
+          <w:sz w:val="28"/>
+          <w:szCs w:val="28"/>
+        </w:rPr>
+      </w:pPr>
+      <w:r>
+        <w:rPr>
+          <w:noProof/>
+          <w:sz w:val="28"/>
+          <w:szCs w:val="28"/>
+        </w:rPr>
+        <w:drawing>
+          <wp:inline distT="0" distB="0" distL="0" distR="0" wp14:anchorId="14473298" wp14:editId="06DA7B02">
+            <wp:extent cx="6119495" cy="2690495"/>
+            <wp:effectExtent l="0" t="0" r="1905" b="1905"/>
+            <wp:docPr id="31" name="Рисунок 31"/>
+            <wp:cNvGraphicFramePr>
+              <a:graphicFrameLocks xmlns:a="http://schemas.openxmlformats.org/drawingml/2006/main" noChangeAspect="1"/>
+            </wp:cNvGraphicFramePr>
+            <a:graphic xmlns:a="http://schemas.openxmlformats.org/drawingml/2006/main">
+              <a:graphicData uri="http://schemas.openxmlformats.org/drawingml/2006/picture">
+                <pic:pic xmlns:pic="http://schemas.openxmlformats.org/drawingml/2006/picture">
+                  <pic:nvPicPr>
+                    <pic:cNvPr id="1" name=""/>
+                    <pic:cNvPicPr/>
+                  </pic:nvPicPr>
+                  <pic:blipFill>
+                    <a:blip r:embed="rId29"/>
+                    <a:stretch>
+                      <a:fillRect/>
+                    </a:stretch>
+                  </pic:blipFill>
+                  <pic:spPr>
+                    <a:xfrm>
+                      <a:off x="0" y="0"/>
+                      <a:ext cx="6119495" cy="2690495"/>
+                    </a:xfrm>
+                    <a:prstGeom prst="rect">
+                      <a:avLst/>
+                    </a:prstGeom>
+                  </pic:spPr>
+                </pic:pic>
+              </a:graphicData>
+            </a:graphic>
+          </wp:inline>
+        </w:drawing>
+      </w:r>
+    </w:p>
+    <w:p>
+      <w:pPr>
+        <w:spacing w:line="360" w:lineRule="auto"/>
+        <w:jc w:val="both"/>
+        <w:rPr>
+          <w:sz w:val="28"/>
+          <w:szCs w:val="28"/>
+        </w:rPr>
+      </w:pPr>
+      <w:r>
+        <w:rPr>
+          <w:noProof/>
+          <w:sz w:val="28"/>
+          <w:szCs w:val="28"/>
+        </w:rPr>
+        <w:drawing>
+          <wp:inline distT="0" distB="0" distL="0" distR="0" wp14:anchorId="3E62F71D" wp14:editId="4B9E9470">
+            <wp:extent cx="6119495" cy="3542665"/>
+            <wp:effectExtent l="0" t="0" r="1905" b="635"/>
+            <wp:docPr id="32" name="Рисунок 32"/>
+            <wp:cNvGraphicFramePr>
+              <a:graphicFrameLocks xmlns:a="http://schemas.openxmlformats.org/drawingml/2006/main" noChangeAspect="1"/>
+            </wp:cNvGraphicFramePr>
+            <a:graphic xmlns:a="http://schemas.openxmlformats.org/drawingml/2006/main">
+              <a:graphicData uri="http://schemas.openxmlformats.org/drawingml/2006/picture">
+                <pic:pic xmlns:pic="http://schemas.openxmlformats.org/drawingml/2006/picture">
+                  <pic:nvPicPr>
+                    <pic:cNvPr id="1" name=""/>
+                    <pic:cNvPicPr/>
+                  </pic:nvPicPr>
+                  <pic:blipFill>
+                    <a:blip r:embed="rId30"/>
+                    <a:stretch>
+                      <a:fillRect/>
+                    </a:stretch>
+                  </pic:blipFill>
+                  <pic:spPr>
+                    <a:xfrm>
+                      <a:off x="0" y="0"/>
+                      <a:ext cx="6119495" cy="3542665"/>
+                    </a:xfrm>
+                    <a:prstGeom prst="rect">
+                      <a:avLst/>
+                    </a:prstGeom>
+                  </pic:spPr>
+                </pic:pic>
+              </a:graphicData>
+            </a:graphic>
+          </wp:inline>
+        </w:drawing>
+      </w:r>
+    </w:p>
+    <w:p>
+      <w:pPr>
+        <w:spacing w:line="360" w:lineRule="auto"/>
+        <w:ind w:firstLine="708"/>
+        <w:jc w:val="both"/>
+        <w:rPr>
+          <w:sz w:val="28"/>
+          <w:szCs w:val="28"/>
+        </w:rPr>
+      </w:pPr>
+      <w:r>
+        <w:rPr>
+          <w:sz w:val="28"/>
+          <w:szCs w:val="28"/>
+        </w:rPr>
+        <w:t>Исходя из полученных данных</w:t>
+      </w:r>
+      <w:r>
+        <w:rPr>
+          <w:sz w:val="28"/>
+          <w:szCs w:val="28"/>
+        </w:rPr>
+        <w:t xml:space="preserve">, </w:t>
+      </w:r>
+      <w:r>
+        <w:rPr>
+          <w:sz w:val="28"/>
+          <w:szCs w:val="28"/>
+        </w:rPr>
+        <w:t>можно заметить</w:t>
+      </w:r>
+      <w:r>
+        <w:rPr>
+          <w:sz w:val="28"/>
+          <w:szCs w:val="28"/>
+        </w:rPr>
+        <w:t xml:space="preserve">, </w:t>
+      </w:r>
+      <w:r>
+        <w:rPr>
+          <w:sz w:val="28"/>
+          <w:szCs w:val="28"/>
+        </w:rPr>
+        <w:t>что затраты на ведущего программиста уменьшились из-за его увольнения</w:t>
+      </w:r>
+      <w:r>
+        <w:rPr>
+          <w:sz w:val="28"/>
+          <w:szCs w:val="28"/>
+        </w:rPr>
+        <w:t xml:space="preserve">, </w:t>
+      </w:r>
+      <w:r>
+        <w:rPr>
+          <w:sz w:val="28"/>
+          <w:szCs w:val="28"/>
+        </w:rPr>
+        <w:t>программиста №1 повысились из-за перевода на должность ведущего программиста</w:t>
+      </w:r>
+      <w:r>
+        <w:rPr>
+          <w:sz w:val="28"/>
+          <w:szCs w:val="28"/>
+        </w:rPr>
+        <w:t xml:space="preserve">, </w:t>
+      </w:r>
+      <w:r>
+        <w:rPr>
+          <w:sz w:val="28"/>
+          <w:szCs w:val="28"/>
+        </w:rPr>
+        <w:t>а остальных программистов – повысились из-за повышения ставки на 10</w:t>
+      </w:r>
+      <w:r>
+        <w:rPr>
+          <w:sz w:val="28"/>
+          <w:szCs w:val="28"/>
+        </w:rPr>
+        <w:t xml:space="preserve">%. </w:t>
+      </w:r>
+      <w:r>
+        <w:rPr>
+          <w:sz w:val="28"/>
+          <w:szCs w:val="28"/>
+        </w:rPr>
+        <w:t>Также уменьшились затраты на наборщиков данных №1-5</w:t>
+      </w:r>
+      <w:r>
+        <w:rPr>
+          <w:sz w:val="28"/>
+          <w:szCs w:val="28"/>
+        </w:rPr>
+        <w:t xml:space="preserve">, </w:t>
+      </w:r>
+      <w:r>
+        <w:rPr>
+          <w:sz w:val="28"/>
+          <w:szCs w:val="28"/>
+        </w:rPr>
+        <w:t>так как были наняты еще три наборщика №6-8</w:t>
+      </w:r>
+      <w:r>
+        <w:rPr>
+          <w:sz w:val="28"/>
+          <w:szCs w:val="28"/>
+        </w:rPr>
+        <w:t xml:space="preserve">. </w:t>
+      </w:r>
+      <w:r>
+        <w:rPr>
+          <w:sz w:val="28"/>
+          <w:szCs w:val="28"/>
+        </w:rPr>
+        <w:t xml:space="preserve">Затраты </w:t>
+      </w:r>
+      <w:r>
+        <w:rPr>
+          <w:sz w:val="28"/>
+          <w:szCs w:val="28"/>
+        </w:rPr>
+        <w:t xml:space="preserve">на сервер уменьшились </w:t>
+      </w:r>
+      <w:r>
+        <w:rPr>
+          <w:sz w:val="28"/>
+          <w:szCs w:val="28"/>
+        </w:rPr>
+        <w:t>из-за понижения стоимости аренды на 10</w:t>
+      </w:r>
+      <w:r>
+        <w:rPr>
+          <w:sz w:val="28"/>
+          <w:szCs w:val="28"/>
+        </w:rPr>
+        <w:t xml:space="preserve">%, </w:t>
+      </w:r>
+      <w:r>
+        <w:rPr>
+          <w:sz w:val="28"/>
+          <w:szCs w:val="28"/>
+        </w:rPr>
+        <w:t xml:space="preserve">а также из-за уменьшения длительности задачи ввода </w:t>
+      </w:r>
+      <w:r>
+        <w:rPr>
+          <w:sz w:val="28"/>
+          <w:szCs w:val="28"/>
+        </w:rPr>
+        <w:lastRenderedPageBreak/>
+        <w:t>данных из-за найма трех дополнительных наборщиков</w:t>
+      </w:r>
+      <w:r>
+        <w:rPr>
+          <w:sz w:val="28"/>
+          <w:szCs w:val="28"/>
+        </w:rPr>
+        <w:t xml:space="preserve">. </w:t>
+      </w:r>
+      <w:r>
+        <w:rPr>
+          <w:sz w:val="28"/>
+          <w:szCs w:val="28"/>
+        </w:rPr>
+        <w:t>По этим причинам уменьшились и увеличились затраты на задачи в целом</w:t>
+      </w:r>
+      <w:r>
+        <w:rPr>
+          <w:sz w:val="28"/>
+          <w:szCs w:val="28"/>
+        </w:rPr>
+        <w:t>.</w:t>
+      </w:r>
+    </w:p>
+    <w:p>
+      <w:pPr>
+        <w:pStyle w:val="a3"/>
+        <w:numPr>
+          <w:ilvl w:val="0"/>
+          <w:numId w:val="22"/>
+        </w:numPr>
+        <w:spacing w:line="360" w:lineRule="auto"/>
+        <w:jc w:val="both"/>
+        <w:rPr>
+          <w:sz w:val="28"/>
+          <w:szCs w:val="28"/>
+        </w:rPr>
+      </w:pPr>
+      <w:r>
+        <w:rPr>
+          <w:sz w:val="28"/>
+          <w:szCs w:val="28"/>
+        </w:rPr>
+        <w:t xml:space="preserve"> </w:t>
+      </w:r>
+      <w:r>
+        <w:rPr>
+          <w:b/>
+          <w:bCs/>
+          <w:sz w:val="32"/>
+          <w:szCs w:val="32"/>
+        </w:rPr>
+        <w:t xml:space="preserve">Задание </w:t>
+      </w:r>
+      <w:r>
+        <w:rPr>
+          <w:b/>
+          <w:bCs/>
+          <w:sz w:val="32"/>
+          <w:szCs w:val="32"/>
+        </w:rPr>
+        <w:t>3</w:t>
+      </w:r>
+      <w:r>
+        <w:rPr>
+          <w:b/>
+          <w:bCs/>
+          <w:sz w:val="32"/>
+          <w:szCs w:val="32"/>
+        </w:rPr>
+        <w:t xml:space="preserve">: </w:t>
+      </w:r>
+      <w:r>
+        <w:rPr>
+          <w:b/>
+          <w:bCs/>
+          <w:sz w:val="32"/>
+          <w:szCs w:val="32"/>
+        </w:rPr>
+        <w:t>анализ вариантов декомпозиции работ в проекте</w:t>
+      </w:r>
+    </w:p>
+    <w:p>
+      <w:pPr>
+        <w:spacing w:line="360" w:lineRule="auto"/>
+        <w:ind w:firstLine="708"/>
+        <w:jc w:val="both"/>
+        <w:rPr>
+          <w:sz w:val="28"/>
+          <w:szCs w:val="28"/>
+          <w:lang w:val="en-US"/>
+        </w:rPr>
+      </w:pPr>
+      <w:r>
+        <w:rPr>
+          <w:sz w:val="28"/>
+          <w:szCs w:val="28"/>
+        </w:rPr>
+        <w:t>Декомпозиция до</w:t>
+      </w:r>
+      <w:r>
+        <w:rPr>
+          <w:sz w:val="28"/>
+          <w:szCs w:val="28"/>
+          <w:lang w:val="en-US"/>
+        </w:rPr>
+        <w:t xml:space="preserve"> (</w:t>
+      </w:r>
+      <w:r>
+        <w:rPr>
+          <w:sz w:val="28"/>
+          <w:szCs w:val="28"/>
+        </w:rPr>
+        <w:t>Л/р №2)</w:t>
+      </w:r>
+      <w:r>
+        <w:rPr>
+          <w:sz w:val="28"/>
+          <w:szCs w:val="28"/>
+          <w:lang w:val="en-US"/>
+        </w:rPr>
+        <w:t>:</w:t>
+      </w:r>
+    </w:p>
+    <w:p>
+      <w:pPr>
+        <w:spacing w:line="360" w:lineRule="auto"/>
+        <w:jc w:val="both"/>
+        <w:rPr>
+          <w:sz w:val="28"/>
+          <w:szCs w:val="28"/>
+          <w:lang w:val="en-US"/>
+        </w:rPr>
+      </w:pPr>
+      <w:r>
+        <w:rPr>
+          <w:noProof/>
+          <w:sz w:val="28"/>
+          <w:szCs w:val="28"/>
+          <w:lang w:val="en-US"/>
+        </w:rPr>
+        <w:drawing>
+          <wp:inline distT="0" distB="0" distL="0" distR="0" wp14:anchorId="48E60FDF" wp14:editId="03D23BFD">
+            <wp:extent cx="6119495" cy="2479675"/>
+            <wp:effectExtent l="0" t="0" r="1905" b="0"/>
+            <wp:docPr id="38" name="Рисунок 38"/>
+            <wp:cNvGraphicFramePr>
+              <a:graphicFrameLocks xmlns:a="http://schemas.openxmlformats.org/drawingml/2006/main" noChangeAspect="1"/>
+            </wp:cNvGraphicFramePr>
+            <a:graphic xmlns:a="http://schemas.openxmlformats.org/drawingml/2006/main">
+              <a:graphicData uri="http://schemas.openxmlformats.org/drawingml/2006/picture">
+                <pic:pic xmlns:pic="http://schemas.openxmlformats.org/drawingml/2006/picture">
+                  <pic:nvPicPr>
+                    <pic:cNvPr id="1" name=""/>
+                    <pic:cNvPicPr/>
+                  </pic:nvPicPr>
+                  <pic:blipFill>
+                    <a:blip r:embed="rId31"/>
+                    <a:stretch>
+                      <a:fillRect/>
+                    </a:stretch>
+                  </pic:blipFill>
+                  <pic:spPr>
+                    <a:xfrm>
+                      <a:off x="0" y="0"/>
+                      <a:ext cx="6119495" cy="2479675"/>
+                    </a:xfrm>
+                    <a:prstGeom prst="rect">
+                      <a:avLst/>
+                    </a:prstGeom>
+                  </pic:spPr>
+                </pic:pic>
+              </a:graphicData>
+            </a:graphic>
+          </wp:inline>
+        </w:drawing>
+      </w:r>
+    </w:p>
+    <w:p>
+      <w:pPr>
+        <w:spacing w:line="360" w:lineRule="auto"/>
+        <w:jc w:val="both"/>
+        <w:rPr>
+          <w:sz w:val="28"/>
+          <w:szCs w:val="28"/>
+          <w:lang w:val="en-US"/>
+        </w:rPr>
+      </w:pPr>
+      <w:r>
+        <w:rPr>
+          <w:noProof/>
+          <w:sz w:val="28"/>
+          <w:szCs w:val="28"/>
+          <w:lang w:val="en-US"/>
+        </w:rPr>
+        <w:drawing>
+          <wp:inline distT="0" distB="0" distL="0" distR="0" wp14:anchorId="400DE898" wp14:editId="4ADAFD18">
+            <wp:extent cx="6119495" cy="1347470"/>
+            <wp:effectExtent l="0" t="0" r="1905" b="0"/>
+            <wp:docPr id="39" name="Рисунок 39"/>
+            <wp:cNvGraphicFramePr>
+              <a:graphicFrameLocks xmlns:a="http://schemas.openxmlformats.org/drawingml/2006/main" noChangeAspect="1"/>
+            </wp:cNvGraphicFramePr>
+            <a:graphic xmlns:a="http://schemas.openxmlformats.org/drawingml/2006/main">
+              <a:graphicData uri="http://schemas.openxmlformats.org/drawingml/2006/picture">
+                <pic:pic xmlns:pic="http://schemas.openxmlformats.org/drawingml/2006/picture">
+                  <pic:nvPicPr>
+                    <pic:cNvPr id="1" name=""/>
+                    <pic:cNvPicPr/>
+                  </pic:nvPicPr>
+                  <pic:blipFill>
+                    <a:blip r:embed="rId32"/>
+                    <a:stretch>
+                      <a:fillRect/>
+                    </a:stretch>
+                  </pic:blipFill>
+                  <pic:spPr>
+                    <a:xfrm>
+                      <a:off x="0" y="0"/>
+                      <a:ext cx="6119495" cy="1347470"/>
+                    </a:xfrm>
+                    <a:prstGeom prst="rect">
+                      <a:avLst/>
+                    </a:prstGeom>
+                  </pic:spPr>
+                </pic:pic>
+              </a:graphicData>
+            </a:graphic>
+          </wp:inline>
+        </w:drawing>
+      </w:r>
+    </w:p>
+    <w:p>
+      <w:pPr>
+        <w:spacing w:line="360" w:lineRule="auto"/>
+        <w:jc w:val="both"/>
+        <w:rPr>
+          <w:sz w:val="28"/>
+          <w:szCs w:val="28"/>
+        </w:rPr>
+      </w:pPr>
+      <w:r>
+        <w:rPr>
+          <w:sz w:val="28"/>
+          <w:szCs w:val="28"/>
+        </w:rPr>
+        <w:t>Продолжительность проекта 138 дней,</w:t>
+      </w:r>
+      <w:r>
+        <w:rPr>
+          <w:sz w:val="28"/>
+          <w:szCs w:val="28"/>
+        </w:rPr>
+        <w:t xml:space="preserve"> </w:t>
+      </w:r>
+      <w:r>
+        <w:rPr>
+          <w:sz w:val="28"/>
+          <w:szCs w:val="28"/>
+        </w:rPr>
+        <w:t>дата завершения проекта – 16</w:t>
+      </w:r>
+      <w:r>
+        <w:rPr>
+          <w:sz w:val="28"/>
+          <w:szCs w:val="28"/>
+        </w:rPr>
+        <w:t>.0</w:t>
+      </w:r>
+      <w:r>
+        <w:rPr>
+          <w:sz w:val="28"/>
+          <w:szCs w:val="28"/>
+        </w:rPr>
+        <w:t>9</w:t>
+      </w:r>
+      <w:r>
+        <w:rPr>
+          <w:sz w:val="28"/>
+          <w:szCs w:val="28"/>
+        </w:rPr>
+        <w:t xml:space="preserve">.2026, </w:t>
+      </w:r>
+      <w:r>
+        <w:rPr>
+          <w:sz w:val="28"/>
+          <w:szCs w:val="28"/>
+        </w:rPr>
+        <w:t>общие трудозатраты – 9323 чч</w:t>
+      </w:r>
+      <w:r>
+        <w:rPr>
+          <w:sz w:val="28"/>
+          <w:szCs w:val="28"/>
+        </w:rPr>
+        <w:t xml:space="preserve">., </w:t>
+      </w:r>
+      <w:r>
+        <w:rPr>
+          <w:sz w:val="28"/>
+          <w:szCs w:val="28"/>
+        </w:rPr>
+        <w:t>общие затраты – 47986 рублей.</w:t>
+      </w:r>
+    </w:p>
+    <w:p>
+      <w:pPr>
+        <w:spacing w:line="360" w:lineRule="auto"/>
+        <w:ind w:firstLine="708"/>
+        <w:jc w:val="both"/>
+        <w:rPr>
+          <w:sz w:val="28"/>
+          <w:szCs w:val="28"/>
+        </w:rPr>
+      </w:pPr>
+      <w:r>
+        <w:rPr>
+          <w:sz w:val="28"/>
+          <w:szCs w:val="28"/>
+        </w:rPr>
+        <w:t xml:space="preserve">Предложено декомпозировать работы проекта, приняв за основу этапы </w:t>
+      </w:r>
+      <w:r>
+        <w:rPr>
+          <w:b/>
+          <w:bCs/>
+          <w:sz w:val="28"/>
+          <w:szCs w:val="28"/>
+        </w:rPr>
+        <w:t>каскадной модели жизненного цикла</w:t>
+      </w:r>
+      <w:r>
+        <w:rPr>
+          <w:sz w:val="28"/>
+          <w:szCs w:val="28"/>
+        </w:rPr>
+        <w:t>: анализ</w:t>
+      </w:r>
+      <w:r>
+        <w:rPr>
+          <w:sz w:val="28"/>
+          <w:szCs w:val="28"/>
+        </w:rPr>
+        <w:t xml:space="preserve"> </w:t>
+      </w:r>
+      <w:r>
+        <w:rPr>
+          <w:sz w:val="28"/>
+          <w:szCs w:val="28"/>
+        </w:rPr>
+        <w:t>и проектирование</w:t>
+      </w:r>
+      <w:r>
+        <w:rPr>
+          <w:sz w:val="28"/>
+          <w:szCs w:val="28"/>
+        </w:rPr>
+        <w:t xml:space="preserve">, </w:t>
+      </w:r>
+      <w:r>
+        <w:rPr>
+          <w:sz w:val="28"/>
+          <w:szCs w:val="28"/>
+        </w:rPr>
+        <w:t>разработка</w:t>
+      </w:r>
+      <w:r>
+        <w:rPr>
+          <w:sz w:val="28"/>
+          <w:szCs w:val="28"/>
+        </w:rPr>
+        <w:t>,</w:t>
+      </w:r>
+      <w:r>
+        <w:rPr>
+          <w:sz w:val="28"/>
+          <w:szCs w:val="28"/>
+        </w:rPr>
+        <w:t xml:space="preserve"> </w:t>
+      </w:r>
+      <w:r>
+        <w:rPr>
+          <w:sz w:val="28"/>
+          <w:szCs w:val="28"/>
+        </w:rPr>
+        <w:t>тестирование,</w:t>
+      </w:r>
+      <w:r>
+        <w:rPr>
+          <w:sz w:val="28"/>
+          <w:szCs w:val="28"/>
+        </w:rPr>
+        <w:t xml:space="preserve"> </w:t>
+      </w:r>
+      <w:r>
+        <w:rPr>
+          <w:sz w:val="28"/>
+          <w:szCs w:val="28"/>
+        </w:rPr>
+        <w:t>техническая поддержка</w:t>
+      </w:r>
+      <w:r>
+        <w:rPr>
+          <w:sz w:val="28"/>
+          <w:szCs w:val="28"/>
+        </w:rPr>
+        <w:t>.</w:t>
+      </w:r>
+    </w:p>
+    <w:p>
+      <w:pPr>
+        <w:spacing w:line="360" w:lineRule="auto"/>
+        <w:ind w:firstLine="708"/>
+        <w:jc w:val="both"/>
+        <w:rPr>
+          <w:sz w:val="28"/>
+          <w:szCs w:val="28"/>
+        </w:rPr>
+      </w:pPr>
+    </w:p>
+    <w:p>
+      <w:pPr>
+        <w:spacing w:line="360" w:lineRule="auto"/>
+        <w:ind w:firstLine="708"/>
+        <w:jc w:val="both"/>
+        <w:rPr>
+          <w:sz w:val="28"/>
+          <w:szCs w:val="28"/>
+        </w:rPr>
+      </w:pPr>
+    </w:p>
+    <w:p>
+      <w:pPr>
+        <w:spacing w:line="360" w:lineRule="auto"/>
+        <w:ind w:firstLine="708"/>
+        <w:jc w:val="both"/>
+        <w:rPr>
+          <w:sz w:val="28"/>
+          <w:szCs w:val="28"/>
+        </w:rPr>
+      </w:pPr>
+    </w:p>
+    <w:p>
+      <w:pPr>
+        <w:spacing w:line="360" w:lineRule="auto"/>
+        <w:ind w:firstLine="708"/>
+        <w:jc w:val="both"/>
+        <w:rPr>
+          <w:sz w:val="28"/>
+          <w:szCs w:val="28"/>
+        </w:rPr>
+      </w:pPr>
+    </w:p>
+    <w:p>
+      <w:pPr>
+        <w:spacing w:line="360" w:lineRule="auto"/>
+        <w:ind w:firstLine="708"/>
+        <w:jc w:val="both"/>
+        <w:rPr>
+          <w:sz w:val="28"/>
+          <w:szCs w:val="28"/>
+        </w:rPr>
+      </w:pPr>
+    </w:p>
+    <w:p>
+      <w:pPr>
+        <w:spacing w:line="360" w:lineRule="auto"/>
+        <w:ind w:firstLine="708"/>
+        <w:jc w:val="both"/>
+        <w:rPr>
+          <w:sz w:val="28"/>
+          <w:szCs w:val="28"/>
+        </w:rPr>
+      </w:pPr>
+    </w:p>
+    <w:p>
+      <w:pPr>
+        <w:spacing w:line="360" w:lineRule="auto"/>
+        <w:ind w:firstLine="708"/>
+        <w:jc w:val="both"/>
+        <w:rPr>
+          <w:sz w:val="28"/>
+          <w:szCs w:val="28"/>
+        </w:rPr>
+      </w:pPr>
+    </w:p>
+    <w:p>
+      <w:pPr>
+        <w:spacing w:line="360" w:lineRule="auto"/>
+        <w:jc w:val="both"/>
+        <w:rPr>
+          <w:sz w:val="28"/>
+          <w:szCs w:val="28"/>
+        </w:rPr>
+      </w:pPr>
+      <w:r>
+        <w:rPr>
+          <w:sz w:val="28"/>
+          <w:szCs w:val="28"/>
+        </w:rPr>
+        <w:lastRenderedPageBreak/>
+        <w:tab/>
+        <w:t>Декомпозиция после</w:t>
+      </w:r>
+      <w:r>
+        <w:rPr>
+          <w:sz w:val="28"/>
+          <w:szCs w:val="28"/>
+        </w:rPr>
+        <w:t>:</w:t>
+      </w:r>
+    </w:p>
+    <w:p>
+      <w:pPr>
+        <w:spacing w:line="360" w:lineRule="auto"/>
+        <w:jc w:val="both"/>
+        <w:rPr>
+          <w:sz w:val="28"/>
+          <w:szCs w:val="28"/>
+        </w:rPr>
+      </w:pPr>
+      <w:r>
+        <w:rPr>
+          <w:noProof/>
+          <w:sz w:val="28"/>
+          <w:szCs w:val="28"/>
+        </w:rPr>
+        <w:drawing>
+          <wp:inline distT="0" distB="0" distL="0" distR="0" wp14:anchorId="3997C849" wp14:editId="2B566860">
+            <wp:extent cx="6119495" cy="1779270"/>
+            <wp:effectExtent l="0" t="0" r="1905" b="0"/>
+            <wp:docPr id="43" name="Рисунок 43"/>
+            <wp:cNvGraphicFramePr>
+              <a:graphicFrameLocks xmlns:a="http://schemas.openxmlformats.org/drawingml/2006/main" noChangeAspect="1"/>
+            </wp:cNvGraphicFramePr>
+            <a:graphic xmlns:a="http://schemas.openxmlformats.org/drawingml/2006/main">
+              <a:graphicData uri="http://schemas.openxmlformats.org/drawingml/2006/picture">
+                <pic:pic xmlns:pic="http://schemas.openxmlformats.org/drawingml/2006/picture">
+                  <pic:nvPicPr>
+                    <pic:cNvPr id="1" name=""/>
+                    <pic:cNvPicPr/>
+                  </pic:nvPicPr>
+                  <pic:blipFill>
+                    <a:blip r:embed="rId33"/>
+                    <a:stretch>
+                      <a:fillRect/>
+                    </a:stretch>
+                  </pic:blipFill>
+                  <pic:spPr>
+                    <a:xfrm>
+                      <a:off x="0" y="0"/>
+                      <a:ext cx="6119495" cy="1779270"/>
+                    </a:xfrm>
+                    <a:prstGeom prst="rect">
+                      <a:avLst/>
+                    </a:prstGeom>
+                  </pic:spPr>
+                </pic:pic>
+              </a:graphicData>
+            </a:graphic>
+          </wp:inline>
+        </w:drawing>
+      </w:r>
+    </w:p>
+    <w:p>
+      <w:pPr>
+        <w:spacing w:line="360" w:lineRule="auto"/>
+        <w:jc w:val="both"/>
+        <w:rPr>
+          <w:sz w:val="28"/>
+          <w:szCs w:val="28"/>
+        </w:rPr>
+      </w:pPr>
+      <w:r>
+        <w:rPr>
+          <w:noProof/>
+          <w:sz w:val="28"/>
+          <w:szCs w:val="28"/>
+        </w:rPr>
+        <w:drawing>
+          <wp:inline distT="0" distB="0" distL="0" distR="0" wp14:anchorId="347DA64A" wp14:editId="78CED7F0">
+            <wp:extent cx="6119495" cy="1005840"/>
+            <wp:effectExtent l="0" t="0" r="1905" b="0"/>
+            <wp:docPr id="44" name="Рисунок 44"/>
+            <wp:cNvGraphicFramePr>
+              <a:graphicFrameLocks xmlns:a="http://schemas.openxmlformats.org/drawingml/2006/main" noChangeAspect="1"/>
+            </wp:cNvGraphicFramePr>
+            <a:graphic xmlns:a="http://schemas.openxmlformats.org/drawingml/2006/main">
+              <a:graphicData uri="http://schemas.openxmlformats.org/drawingml/2006/picture">
+                <pic:pic xmlns:pic="http://schemas.openxmlformats.org/drawingml/2006/picture">
+                  <pic:nvPicPr>
+                    <pic:cNvPr id="1" name=""/>
+                    <pic:cNvPicPr/>
+                  </pic:nvPicPr>
+                  <pic:blipFill>
+                    <a:blip r:embed="rId34"/>
+                    <a:stretch>
+                      <a:fillRect/>
+                    </a:stretch>
+                  </pic:blipFill>
+                  <pic:spPr>
+                    <a:xfrm>
+                      <a:off x="0" y="0"/>
+                      <a:ext cx="6119495" cy="1005840"/>
+                    </a:xfrm>
+                    <a:prstGeom prst="rect">
+                      <a:avLst/>
+                    </a:prstGeom>
+                  </pic:spPr>
+                </pic:pic>
+              </a:graphicData>
+            </a:graphic>
+          </wp:inline>
+        </w:drawing>
+      </w:r>
+    </w:p>
+    <w:p>
+      <w:pPr>
+        <w:spacing w:line="360" w:lineRule="auto"/>
+        <w:jc w:val="both"/>
+        <w:rPr>
+          <w:sz w:val="28"/>
+          <w:szCs w:val="28"/>
+        </w:rPr>
+      </w:pPr>
+      <w:r>
+        <w:rPr>
+          <w:sz w:val="28"/>
+          <w:szCs w:val="28"/>
+        </w:rPr>
+        <w:t xml:space="preserve">Продолжительность проекта </w:t>
+      </w:r>
+      <w:r>
+        <w:rPr>
+          <w:sz w:val="28"/>
+          <w:szCs w:val="28"/>
+        </w:rPr>
+        <w:t xml:space="preserve">уменьшилась до </w:t>
+      </w:r>
+      <w:r>
+        <w:rPr>
+          <w:sz w:val="28"/>
+          <w:szCs w:val="28"/>
+        </w:rPr>
+        <w:t>13</w:t>
+      </w:r>
+      <w:r>
+        <w:rPr>
+          <w:sz w:val="28"/>
+          <w:szCs w:val="28"/>
+        </w:rPr>
+        <w:t>0</w:t>
+      </w:r>
+      <w:r>
+        <w:rPr>
+          <w:sz w:val="28"/>
+          <w:szCs w:val="28"/>
+        </w:rPr>
+        <w:t xml:space="preserve"> дней,</w:t>
+      </w:r>
+      <w:r>
+        <w:rPr>
+          <w:sz w:val="28"/>
+          <w:szCs w:val="28"/>
+        </w:rPr>
+        <w:t xml:space="preserve"> </w:t>
+      </w:r>
+      <w:r>
+        <w:rPr>
+          <w:sz w:val="28"/>
+          <w:szCs w:val="28"/>
+        </w:rPr>
+        <w:t xml:space="preserve">дата завершения проекта – </w:t>
+      </w:r>
+      <w:r>
+        <w:rPr>
+          <w:sz w:val="28"/>
+          <w:szCs w:val="28"/>
+        </w:rPr>
+        <w:t>04</w:t>
+      </w:r>
+      <w:r>
+        <w:rPr>
+          <w:sz w:val="28"/>
+          <w:szCs w:val="28"/>
+        </w:rPr>
+        <w:t>.0</w:t>
+      </w:r>
+      <w:r>
+        <w:rPr>
+          <w:sz w:val="28"/>
+          <w:szCs w:val="28"/>
+        </w:rPr>
+        <w:t>9</w:t>
+      </w:r>
+      <w:r>
+        <w:rPr>
+          <w:sz w:val="28"/>
+          <w:szCs w:val="28"/>
+        </w:rPr>
+        <w:t xml:space="preserve">.2026, </w:t>
+      </w:r>
+      <w:r>
+        <w:rPr>
+          <w:sz w:val="28"/>
+          <w:szCs w:val="28"/>
+        </w:rPr>
+        <w:t xml:space="preserve">общие трудозатраты </w:t>
+      </w:r>
+      <w:r>
+        <w:rPr>
+          <w:sz w:val="28"/>
+          <w:szCs w:val="28"/>
+        </w:rPr>
+        <w:t>уменьшились</w:t>
+      </w:r>
+      <w:r>
+        <w:rPr>
+          <w:sz w:val="28"/>
+          <w:szCs w:val="28"/>
+        </w:rPr>
+        <w:t xml:space="preserve"> </w:t>
+      </w:r>
+      <w:r>
+        <w:rPr>
+          <w:sz w:val="28"/>
+          <w:szCs w:val="28"/>
+        </w:rPr>
+        <w:t>7048</w:t>
+      </w:r>
+      <w:r>
+        <w:rPr>
+          <w:sz w:val="28"/>
+          <w:szCs w:val="28"/>
+        </w:rPr>
+        <w:t xml:space="preserve"> чч</w:t>
+      </w:r>
+      <w:r>
+        <w:rPr>
+          <w:sz w:val="28"/>
+          <w:szCs w:val="28"/>
+        </w:rPr>
+        <w:t xml:space="preserve">., </w:t>
+      </w:r>
+      <w:r>
+        <w:rPr>
+          <w:sz w:val="28"/>
+          <w:szCs w:val="28"/>
+        </w:rPr>
+        <w:t xml:space="preserve">общие затраты </w:t>
+      </w:r>
+      <w:r>
+        <w:rPr>
+          <w:sz w:val="28"/>
+          <w:szCs w:val="28"/>
+        </w:rPr>
+        <w:t>уменьшились до</w:t>
+      </w:r>
+      <w:r>
+        <w:rPr>
+          <w:sz w:val="28"/>
+          <w:szCs w:val="28"/>
+        </w:rPr>
+        <w:t xml:space="preserve"> 4</w:t>
+      </w:r>
+      <w:r>
+        <w:rPr>
+          <w:sz w:val="28"/>
+          <w:szCs w:val="28"/>
+        </w:rPr>
+        <w:t>203</w:t>
+      </w:r>
+      <w:r>
+        <w:rPr>
+          <w:sz w:val="28"/>
+          <w:szCs w:val="28"/>
+        </w:rPr>
+        <w:t>6 рублей.</w:t>
+      </w:r>
+    </w:p>
+    <w:p>
+      <w:pPr>
+        <w:spacing w:line="360" w:lineRule="auto"/>
+        <w:ind w:firstLine="708"/>
+        <w:jc w:val="both"/>
+        <w:rPr>
+          <w:sz w:val="28"/>
+          <w:szCs w:val="28"/>
+          <w:lang w:val="en-US"/>
+        </w:rPr>
+      </w:pPr>
+      <w:r>
+        <w:rPr>
+          <w:sz w:val="28"/>
+          <w:szCs w:val="28"/>
+        </w:rPr>
+        <w:t>Возникли перегрузки для программистов №1</w:t>
+      </w:r>
+      <w:r>
+        <w:rPr>
+          <w:sz w:val="28"/>
+          <w:szCs w:val="28"/>
+        </w:rPr>
+        <w:t xml:space="preserve">, </w:t>
+      </w:r>
+      <w:r>
+        <w:rPr>
+          <w:sz w:val="28"/>
+          <w:szCs w:val="28"/>
+        </w:rPr>
+        <w:t>№3</w:t>
+      </w:r>
+      <w:r>
+        <w:rPr>
+          <w:sz w:val="28"/>
+          <w:szCs w:val="28"/>
+        </w:rPr>
+        <w:t xml:space="preserve">, </w:t>
+      </w:r>
+      <w:r>
+        <w:rPr>
+          <w:sz w:val="28"/>
+          <w:szCs w:val="28"/>
+        </w:rPr>
+        <w:t>№</w:t>
+      </w:r>
+      <w:r>
+        <w:rPr>
+          <w:sz w:val="28"/>
+          <w:szCs w:val="28"/>
+        </w:rPr>
+        <w:t>4 и</w:t>
+      </w:r>
+      <w:r>
+        <w:rPr>
+          <w:sz w:val="28"/>
+          <w:szCs w:val="28"/>
+        </w:rPr>
+        <w:t xml:space="preserve"> ведущего программиста в результате наложения сроков выполнения задач</w:t>
+      </w:r>
+      <w:r>
+        <w:rPr>
+          <w:sz w:val="28"/>
+          <w:szCs w:val="28"/>
+        </w:rPr>
+        <w:t xml:space="preserve">. </w:t>
+      </w:r>
+      <w:r>
+        <w:rPr>
+          <w:sz w:val="28"/>
+          <w:szCs w:val="28"/>
+        </w:rPr>
+        <w:t>Также возникла перегрузка ху</w:t>
+      </w:r>
+      <w:r>
+        <w:rPr>
+          <w:sz w:val="28"/>
+          <w:szCs w:val="28"/>
+        </w:rPr>
+        <w:t>д</w:t>
+      </w:r>
+      <w:r>
+        <w:rPr>
+          <w:sz w:val="28"/>
+          <w:szCs w:val="28"/>
+        </w:rPr>
+        <w:t>ожника-дизайнера из-за наложения двух задач</w:t>
+      </w:r>
+      <w:r>
+        <w:rPr>
+          <w:sz w:val="28"/>
+          <w:szCs w:val="28"/>
+        </w:rPr>
+        <w:t>.</w:t>
+      </w:r>
+      <w:r>
+        <w:rPr>
+          <w:sz w:val="28"/>
+          <w:szCs w:val="28"/>
+        </w:rPr>
+        <w:t xml:space="preserve"> Перегрузки можно разрешить </w:t>
+      </w:r>
+      <w:r>
+        <w:rPr>
+          <w:sz w:val="28"/>
+          <w:szCs w:val="28"/>
+        </w:rPr>
+        <w:t>с помощью применения выравнивания</w:t>
+      </w:r>
+      <w:r>
+        <w:rPr>
+          <w:sz w:val="28"/>
+          <w:szCs w:val="28"/>
+          <w:lang w:val="en-US"/>
+        </w:rPr>
+        <w:t>.</w:t>
+      </w:r>
+    </w:p>
+    <w:p>
+      <w:pPr>
+        <w:spacing w:line="360" w:lineRule="auto"/>
+        <w:jc w:val="both"/>
+        <w:rPr>
+          <w:sz w:val="28"/>
+          <w:szCs w:val="28"/>
+        </w:rPr>
+      </w:pPr>
+      <w:r>
+        <w:rPr>
+          <w:noProof/>
+          <w:sz w:val="28"/>
+          <w:szCs w:val="28"/>
+        </w:rPr>
+        <w:drawing>
+          <wp:inline distT="0" distB="0" distL="0" distR="0" wp14:anchorId="194AA8A9" wp14:editId="31D52336">
+            <wp:extent cx="6119495" cy="886460"/>
+            <wp:effectExtent l="0" t="0" r="1905" b="2540"/>
+            <wp:docPr id="42" name="Рисунок 42"/>
+            <wp:cNvGraphicFramePr>
+              <a:graphicFrameLocks xmlns:a="http://schemas.openxmlformats.org/drawingml/2006/main" noChangeAspect="1"/>
+            </wp:cNvGraphicFramePr>
+            <a:graphic xmlns:a="http://schemas.openxmlformats.org/drawingml/2006/main">
+              <a:graphicData uri="http://schemas.openxmlformats.org/drawingml/2006/picture">
+                <pic:pic xmlns:pic="http://schemas.openxmlformats.org/drawingml/2006/picture">
+                  <pic:nvPicPr>
+                    <pic:cNvPr id="1" name=""/>
+                    <pic:cNvPicPr/>
+                  </pic:nvPicPr>
+                  <pic:blipFill>
+                    <a:blip r:embed="rId35"/>
+                    <a:stretch>
+                      <a:fillRect/>
+                    </a:stretch>
+                  </pic:blipFill>
+                  <pic:spPr>
+                    <a:xfrm>
+                      <a:off x="0" y="0"/>
+                      <a:ext cx="6119495" cy="886460"/>
+                    </a:xfrm>
+                    <a:prstGeom prst="rect">
+                      <a:avLst/>
+                    </a:prstGeom>
+                  </pic:spPr>
+                </pic:pic>
+              </a:graphicData>
+            </a:graphic>
+          </wp:inline>
+        </w:drawing>
+      </w:r>
+    </w:p>
+    <w:p>
+      <w:pPr>
+        <w:spacing w:line="360" w:lineRule="auto"/>
+        <w:jc w:val="both"/>
+        <w:rPr>
+          <w:sz w:val="28"/>
+          <w:szCs w:val="28"/>
+          <w:lang w:val="en-US"/>
+        </w:rPr>
+      </w:pPr>
+      <w:r>
+        <w:rPr>
+          <w:noProof/>
+          <w:sz w:val="28"/>
+          <w:szCs w:val="28"/>
+          <w:lang w:val="en-US"/>
+        </w:rPr>
+        <w:drawing>
+          <wp:inline distT="0" distB="0" distL="0" distR="0" wp14:anchorId="15D791B6" wp14:editId="44E10591">
+            <wp:extent cx="6119495" cy="1915795"/>
+            <wp:effectExtent l="0" t="0" r="1905" b="1905"/>
+            <wp:docPr id="40" name="Рисунок 40"/>
+            <wp:cNvGraphicFramePr>
+              <a:graphicFrameLocks xmlns:a="http://schemas.openxmlformats.org/drawingml/2006/main" noChangeAspect="1"/>
+            </wp:cNvGraphicFramePr>
+            <a:graphic xmlns:a="http://schemas.openxmlformats.org/drawingml/2006/main">
+              <a:graphicData uri="http://schemas.openxmlformats.org/drawingml/2006/picture">
+                <pic:pic xmlns:pic="http://schemas.openxmlformats.org/drawingml/2006/picture">
+                  <pic:nvPicPr>
+                    <pic:cNvPr id="1" name=""/>
+                    <pic:cNvPicPr/>
+                  </pic:nvPicPr>
+                  <pic:blipFill>
+                    <a:blip r:embed="rId36"/>
+                    <a:stretch>
+                      <a:fillRect/>
+                    </a:stretch>
+                  </pic:blipFill>
+                  <pic:spPr>
+                    <a:xfrm>
+                      <a:off x="0" y="0"/>
+                      <a:ext cx="6119495" cy="1915795"/>
+                    </a:xfrm>
+                    <a:prstGeom prst="rect">
+                      <a:avLst/>
+                    </a:prstGeom>
+                  </pic:spPr>
+                </pic:pic>
+              </a:graphicData>
+            </a:graphic>
+          </wp:inline>
+        </w:drawing>
+      </w:r>
+    </w:p>
+    <w:p>
+      <w:pPr>
+        <w:spacing w:line="360" w:lineRule="auto"/>
+        <w:jc w:val="both"/>
+        <w:rPr>
+          <w:sz w:val="28"/>
+          <w:szCs w:val="28"/>
+          <w:lang w:val="en-US"/>
+        </w:rPr>
+      </w:pPr>
+      <w:r>
+        <w:rPr>
+          <w:noProof/>
+          <w:sz w:val="28"/>
+          <w:szCs w:val="28"/>
+          <w:lang w:val="en-US"/>
+        </w:rPr>
+        <w:drawing>
+          <wp:inline distT="0" distB="0" distL="0" distR="0" wp14:anchorId="3E00B42B" wp14:editId="2D4C1727">
+            <wp:extent cx="4550735" cy="490631"/>
+            <wp:effectExtent l="0" t="0" r="0" b="5080"/>
+            <wp:docPr id="41" name="Рисунок 41"/>
+            <wp:cNvGraphicFramePr>
+              <a:graphicFrameLocks xmlns:a="http://schemas.openxmlformats.org/drawingml/2006/main" noChangeAspect="1"/>
+            </wp:cNvGraphicFramePr>
+            <a:graphic xmlns:a="http://schemas.openxmlformats.org/drawingml/2006/main">
+              <a:graphicData uri="http://schemas.openxmlformats.org/drawingml/2006/picture">
+                <pic:pic xmlns:pic="http://schemas.openxmlformats.org/drawingml/2006/picture">
+                  <pic:nvPicPr>
+                    <pic:cNvPr id="1" name=""/>
+                    <pic:cNvPicPr/>
+                  </pic:nvPicPr>
+                  <pic:blipFill>
+                    <a:blip r:embed="rId37"/>
+                    <a:stretch>
+                      <a:fillRect/>
+                    </a:stretch>
+                  </pic:blipFill>
+                  <pic:spPr>
+                    <a:xfrm>
+                      <a:off x="0" y="0"/>
+                      <a:ext cx="4704824" cy="507244"/>
+                    </a:xfrm>
+                    <a:prstGeom prst="rect">
+                      <a:avLst/>
+                    </a:prstGeom>
+                  </pic:spPr>
+                </pic:pic>
+              </a:graphicData>
+            </a:graphic>
+          </wp:inline>
+        </w:drawing>
+      </w:r>
+    </w:p>
+    <w:p>
+      <w:pPr>
+        <w:spacing w:line="360" w:lineRule="auto"/>
+        <w:jc w:val="both"/>
+        <w:rPr>
+          <w:b/>
+          <w:bCs/>
+          <w:sz w:val="32"/>
+          <w:szCs w:val="32"/>
+        </w:rPr>
+      </w:pPr>
+      <w:r>
+        <w:rPr>
+          <w:b/>
+          <w:bCs/>
+          <w:sz w:val="32"/>
+          <w:szCs w:val="32"/>
+        </w:rPr>
+        <w:lastRenderedPageBreak/>
+        <w:t>Выводы</w:t>
+      </w:r>
+    </w:p>
+    <w:p>
+      <w:pPr>
+        <w:spacing w:line="360" w:lineRule="auto"/>
+        <w:ind w:firstLine="708"/>
+        <w:jc w:val="both"/>
+        <w:rPr>
+          <w:sz w:val="28"/>
+          <w:szCs w:val="28"/>
+        </w:rPr>
+      </w:pPr>
+      <w:r>
+        <w:rPr>
+          <w:sz w:val="28"/>
+          <w:szCs w:val="28"/>
+        </w:rPr>
+        <w:t>В результате декомпозиции работ по этапам жизненного цикла продолжительность проекта сократилась со 138 до 130 дней, дата завершения сместилась на 04.09.2026, трудозатраты уменьшились с 9323 до 7048 чел.-часов, а стоимость — с 47 986 до 42 036 рублей. Это связано с более логичной структурой проекта и уточнением связей между задачами, что позволило повысить управляемость и сократить избыточные затраты. В то же время такой подход приводит к перегрузке отдельных ресурсов, прежде всего программистов, а также снижает гибкость проекта из-за жёсткой последовательности этапов и зависимости последующих работ от предыдущих.</w:t>
+      </w:r>
+    </w:p>
+    <w:p>
+      <w:pPr>
+        <w:spacing w:line="360" w:lineRule="auto"/>
+        <w:jc w:val="both"/>
+        <w:rPr>
           <w:iCs/>
           <w:sz w:val="28"/>
           <w:szCs w:val="28"/>
@@ -1030,7 +6173,7 @@
       </w:pPr>
     </w:p>
     <w:sectPr>
-      <w:footerReference w:type="default" r:id="rId9"/>
+      <w:footerReference w:type="default" r:id="rId38"/>
       <w:pgSz w:w="11906" w:h="16838"/>
       <w:pgMar w:top="1134" w:right="851" w:bottom="1134" w:left="1418" w:header="709" w:footer="709" w:gutter="0"/>
       <w:cols w:space="708"/>
@@ -3645,6 +8788,119 @@
     </w:lvl>
   </w:abstractNum>
   <w:abstractNum w:abstractNumId="23" w15:restartNumberingAfterBreak="0">
+    <w:nsid w:val="38486806"/>
+    <w:multiLevelType w:val="hybridMultilevel"/>
+    <w:tmpl w:val="E620D656"/>
+    <w:lvl w:ilvl="0" w:tplc="98545FC8">
+      <w:start w:val="2"/>
+      <w:numFmt w:val="bullet"/>
+      <w:lvlText w:val="-"/>
+      <w:lvlJc w:val="left"/>
+      <w:pPr>
+        <w:ind w:left="720" w:hanging="360"/>
+      </w:pPr>
+      <w:rPr>
+        <w:rFonts w:ascii="Times New Roman" w:eastAsia="Times New Roman" w:hAnsi="Times New Roman" w:cs="Times New Roman" w:hint="default"/>
+      </w:rPr>
+    </w:lvl>
+    <w:lvl w:ilvl="1" w:tplc="04190003" w:tentative="1">
+      <w:start w:val="1"/>
+      <w:numFmt w:val="bullet"/>
+      <w:lvlText w:val="o"/>
+      <w:lvlJc w:val="left"/>
+      <w:pPr>
+        <w:ind w:left="1440" w:hanging="360"/>
+      </w:pPr>
+      <w:rPr>
+        <w:rFonts w:ascii="Courier New" w:hAnsi="Courier New" w:cs="Courier New" w:hint="default"/>
+      </w:rPr>
+    </w:lvl>
+    <w:lvl w:ilvl="2" w:tplc="04190005" w:tentative="1">
+      <w:start w:val="1"/>
+      <w:numFmt w:val="bullet"/>
+      <w:lvlText w:val=""/>
+      <w:lvlJc w:val="left"/>
+      <w:pPr>
+        <w:ind w:left="2160" w:hanging="360"/>
+      </w:pPr>
+      <w:rPr>
+        <w:rFonts w:ascii="Wingdings" w:hAnsi="Wingdings" w:hint="default"/>
+      </w:rPr>
+    </w:lvl>
+    <w:lvl w:ilvl="3" w:tplc="04190001" w:tentative="1">
+      <w:start w:val="1"/>
+      <w:numFmt w:val="bullet"/>
+      <w:lvlText w:val=""/>
+      <w:lvlJc w:val="left"/>
+      <w:pPr>
+        <w:ind w:left="2880" w:hanging="360"/>
+      </w:pPr>
+      <w:rPr>
+        <w:rFonts w:ascii="Symbol" w:hAnsi="Symbol" w:hint="default"/>
+      </w:rPr>
+    </w:lvl>
+    <w:lvl w:ilvl="4" w:tplc="04190003" w:tentative="1">
+      <w:start w:val="1"/>
+      <w:numFmt w:val="bullet"/>
+      <w:lvlText w:val="o"/>
+      <w:lvlJc w:val="left"/>
+      <w:pPr>
+        <w:ind w:left="3600" w:hanging="360"/>
+      </w:pPr>
+      <w:rPr>
+        <w:rFonts w:ascii="Courier New" w:hAnsi="Courier New" w:cs="Courier New" w:hint="default"/>
+      </w:rPr>
+    </w:lvl>
+    <w:lvl w:ilvl="5" w:tplc="04190005" w:tentative="1">
+      <w:start w:val="1"/>
+      <w:numFmt w:val="bullet"/>
+      <w:lvlText w:val=""/>
+      <w:lvlJc w:val="left"/>
+      <w:pPr>
+        <w:ind w:left="4320" w:hanging="360"/>
+      </w:pPr>
+      <w:rPr>
+        <w:rFonts w:ascii="Wingdings" w:hAnsi="Wingdings" w:hint="default"/>
+      </w:rPr>
+    </w:lvl>
+    <w:lvl w:ilvl="6" w:tplc="04190001" w:tentative="1">
+      <w:start w:val="1"/>
+      <w:numFmt w:val="bullet"/>
+      <w:lvlText w:val=""/>
+      <w:lvlJc w:val="left"/>
+      <w:pPr>
+        <w:ind w:left="5040" w:hanging="360"/>
+      </w:pPr>
+      <w:rPr>
+        <w:rFonts w:ascii="Symbol" w:hAnsi="Symbol" w:hint="default"/>
+      </w:rPr>
+    </w:lvl>
+    <w:lvl w:ilvl="7" w:tplc="04190003" w:tentative="1">
+      <w:start w:val="1"/>
+      <w:numFmt w:val="bullet"/>
+      <w:lvlText w:val="o"/>
+      <w:lvlJc w:val="left"/>
+      <w:pPr>
+        <w:ind w:left="5760" w:hanging="360"/>
+      </w:pPr>
+      <w:rPr>
+        <w:rFonts w:ascii="Courier New" w:hAnsi="Courier New" w:cs="Courier New" w:hint="default"/>
+      </w:rPr>
+    </w:lvl>
+    <w:lvl w:ilvl="8" w:tplc="04190005" w:tentative="1">
+      <w:start w:val="1"/>
+      <w:numFmt w:val="bullet"/>
+      <w:lvlText w:val=""/>
+      <w:lvlJc w:val="left"/>
+      <w:pPr>
+        <w:ind w:left="6480" w:hanging="360"/>
+      </w:pPr>
+      <w:rPr>
+        <w:rFonts w:ascii="Wingdings" w:hAnsi="Wingdings" w:hint="default"/>
+      </w:rPr>
+    </w:lvl>
+  </w:abstractNum>
+  <w:abstractNum w:abstractNumId="24" w15:restartNumberingAfterBreak="0">
     <w:nsid w:val="3C610494"/>
     <w:multiLevelType w:val="hybridMultilevel"/>
     <w:tmpl w:val="7138E7CC"/>
@@ -3730,7 +8986,7 @@
       </w:pPr>
     </w:lvl>
   </w:abstractNum>
-  <w:abstractNum w:abstractNumId="24" w15:restartNumberingAfterBreak="0">
+  <w:abstractNum w:abstractNumId="25" w15:restartNumberingAfterBreak="0">
     <w:nsid w:val="3E550989"/>
     <w:multiLevelType w:val="hybridMultilevel"/>
     <w:tmpl w:val="E6C21D72"/>
@@ -3819,7 +9075,7 @@
       </w:pPr>
     </w:lvl>
   </w:abstractNum>
-  <w:abstractNum w:abstractNumId="25" w15:restartNumberingAfterBreak="0">
+  <w:abstractNum w:abstractNumId="26" w15:restartNumberingAfterBreak="0">
     <w:nsid w:val="40AB19DE"/>
     <w:multiLevelType w:val="hybridMultilevel"/>
     <w:tmpl w:val="94FAC0F4"/>
@@ -3912,7 +9168,7 @@
       </w:pPr>
     </w:lvl>
   </w:abstractNum>
-  <w:abstractNum w:abstractNumId="26" w15:restartNumberingAfterBreak="0">
+  <w:abstractNum w:abstractNumId="27" w15:restartNumberingAfterBreak="0">
     <w:nsid w:val="40B93F98"/>
     <w:multiLevelType w:val="hybridMultilevel"/>
     <w:tmpl w:val="95C67904"/>
@@ -4025,7 +9281,7 @@
       </w:rPr>
     </w:lvl>
   </w:abstractNum>
-  <w:abstractNum w:abstractNumId="27" w15:restartNumberingAfterBreak="0">
+  <w:abstractNum w:abstractNumId="28" w15:restartNumberingAfterBreak="0">
     <w:nsid w:val="46241351"/>
     <w:multiLevelType w:val="multilevel"/>
     <w:tmpl w:val="720EE024"/>
@@ -4174,7 +9430,7 @@
       </w:rPr>
     </w:lvl>
   </w:abstractNum>
-  <w:abstractNum w:abstractNumId="28" w15:restartNumberingAfterBreak="0">
+  <w:abstractNum w:abstractNumId="29" w15:restartNumberingAfterBreak="0">
     <w:nsid w:val="494178D5"/>
     <w:multiLevelType w:val="hybridMultilevel"/>
     <w:tmpl w:val="CB3E80FA"/>
@@ -4287,7 +9543,7 @@
       </w:rPr>
     </w:lvl>
   </w:abstractNum>
-  <w:abstractNum w:abstractNumId="29" w15:restartNumberingAfterBreak="0">
+  <w:abstractNum w:abstractNumId="30" w15:restartNumberingAfterBreak="0">
     <w:nsid w:val="4B7047C4"/>
     <w:multiLevelType w:val="hybridMultilevel"/>
     <w:tmpl w:val="2B40A156"/>
@@ -4400,7 +9656,7 @@
       </w:rPr>
     </w:lvl>
   </w:abstractNum>
-  <w:abstractNum w:abstractNumId="30" w15:restartNumberingAfterBreak="0">
+  <w:abstractNum w:abstractNumId="31" w15:restartNumberingAfterBreak="0">
     <w:nsid w:val="598052AA"/>
     <w:multiLevelType w:val="multilevel"/>
     <w:tmpl w:val="F49CCA64"/>
@@ -4513,7 +9769,7 @@
       </w:pPr>
     </w:lvl>
   </w:abstractNum>
-  <w:abstractNum w:abstractNumId="31" w15:restartNumberingAfterBreak="0">
+  <w:abstractNum w:abstractNumId="32" w15:restartNumberingAfterBreak="0">
     <w:nsid w:val="639C2CE6"/>
     <w:multiLevelType w:val="multilevel"/>
     <w:tmpl w:val="777EC2C4"/>
@@ -4662,7 +9918,7 @@
       </w:rPr>
     </w:lvl>
   </w:abstractNum>
-  <w:abstractNum w:abstractNumId="32" w15:restartNumberingAfterBreak="0">
+  <w:abstractNum w:abstractNumId="33" w15:restartNumberingAfterBreak="0">
     <w:nsid w:val="6B777243"/>
     <w:multiLevelType w:val="hybridMultilevel"/>
     <w:tmpl w:val="AA447A46"/>
@@ -4775,7 +10031,7 @@
       </w:rPr>
     </w:lvl>
   </w:abstractNum>
-  <w:abstractNum w:abstractNumId="33" w15:restartNumberingAfterBreak="0">
+  <w:abstractNum w:abstractNumId="34" w15:restartNumberingAfterBreak="0">
     <w:nsid w:val="6B9D34A7"/>
     <w:multiLevelType w:val="hybridMultilevel"/>
     <w:tmpl w:val="556466B0"/>
@@ -4888,7 +10144,7 @@
       </w:rPr>
     </w:lvl>
   </w:abstractNum>
-  <w:abstractNum w:abstractNumId="34" w15:restartNumberingAfterBreak="0">
+  <w:abstractNum w:abstractNumId="35" w15:restartNumberingAfterBreak="0">
     <w:nsid w:val="70CE6863"/>
     <w:multiLevelType w:val="hybridMultilevel"/>
     <w:tmpl w:val="D400BF22"/>
@@ -4974,7 +10230,7 @@
       </w:pPr>
     </w:lvl>
   </w:abstractNum>
-  <w:abstractNum w:abstractNumId="35" w15:restartNumberingAfterBreak="0">
+  <w:abstractNum w:abstractNumId="36" w15:restartNumberingAfterBreak="0">
     <w:nsid w:val="75661662"/>
     <w:multiLevelType w:val="multilevel"/>
     <w:tmpl w:val="DED2CC58"/>
@@ -5087,7 +10343,7 @@
       </w:rPr>
     </w:lvl>
   </w:abstractNum>
-  <w:abstractNum w:abstractNumId="36" w15:restartNumberingAfterBreak="0">
+  <w:abstractNum w:abstractNumId="37" w15:restartNumberingAfterBreak="0">
     <w:nsid w:val="79FE61BF"/>
     <w:multiLevelType w:val="hybridMultilevel"/>
     <w:tmpl w:val="E6C21D72"/>
@@ -5176,7 +10432,7 @@
       </w:pPr>
     </w:lvl>
   </w:abstractNum>
-  <w:abstractNum w:abstractNumId="37" w15:restartNumberingAfterBreak="0">
+  <w:abstractNum w:abstractNumId="38" w15:restartNumberingAfterBreak="0">
     <w:nsid w:val="7CDB2EF9"/>
     <w:multiLevelType w:val="hybridMultilevel"/>
     <w:tmpl w:val="7CB21628"/>
@@ -5262,7 +10518,7 @@
       </w:pPr>
     </w:lvl>
   </w:abstractNum>
-  <w:abstractNum w:abstractNumId="38" w15:restartNumberingAfterBreak="0">
+  <w:abstractNum w:abstractNumId="39" w15:restartNumberingAfterBreak="0">
     <w:nsid w:val="7E3F053D"/>
     <w:multiLevelType w:val="hybridMultilevel"/>
     <w:tmpl w:val="5C463DE0"/>
@@ -5385,7 +10641,7 @@
     <w:abstractNumId w:val="12"/>
   </w:num>
   <w:num w:numId="4">
-    <w:abstractNumId w:val="29"/>
+    <w:abstractNumId w:val="30"/>
   </w:num>
   <w:num w:numId="5">
     <w:abstractNumId w:val="5"/>
@@ -5422,7 +10678,7 @@
     <w:abstractNumId w:val="2"/>
   </w:num>
   <w:num w:numId="8">
-    <w:abstractNumId w:val="38"/>
+    <w:abstractNumId w:val="39"/>
   </w:num>
   <w:num w:numId="9">
     <w:abstractNumId w:val="10"/>
@@ -5440,22 +10696,22 @@
     <w:abstractNumId w:val="6"/>
   </w:num>
   <w:num w:numId="14">
-    <w:abstractNumId w:val="37"/>
+    <w:abstractNumId w:val="38"/>
   </w:num>
   <w:num w:numId="15">
-    <w:abstractNumId w:val="34"/>
+    <w:abstractNumId w:val="35"/>
   </w:num>
   <w:num w:numId="16">
-    <w:abstractNumId w:val="23"/>
+    <w:abstractNumId w:val="24"/>
   </w:num>
   <w:num w:numId="17">
     <w:abstractNumId w:val="19"/>
   </w:num>
   <w:num w:numId="18">
-    <w:abstractNumId w:val="32"/>
+    <w:abstractNumId w:val="33"/>
   </w:num>
   <w:num w:numId="19">
-    <w:abstractNumId w:val="33"/>
+    <w:abstractNumId w:val="34"/>
   </w:num>
   <w:num w:numId="20">
     <w:abstractNumId w:val="18"/>
@@ -5464,10 +10720,10 @@
     <w:abstractNumId w:val="3"/>
   </w:num>
   <w:num w:numId="22">
-    <w:abstractNumId w:val="25"/>
+    <w:abstractNumId w:val="26"/>
   </w:num>
   <w:num w:numId="23">
-    <w:abstractNumId w:val="30"/>
+    <w:abstractNumId w:val="31"/>
   </w:num>
   <w:num w:numId="24">
     <w:abstractNumId w:val="8"/>
@@ -5479,19 +10735,19 @@
     <w:abstractNumId w:val="0"/>
   </w:num>
   <w:num w:numId="27">
-    <w:abstractNumId w:val="28"/>
+    <w:abstractNumId w:val="29"/>
   </w:num>
   <w:num w:numId="28">
     <w:abstractNumId w:val="20"/>
   </w:num>
   <w:num w:numId="29">
-    <w:abstractNumId w:val="31"/>
+    <w:abstractNumId w:val="32"/>
   </w:num>
   <w:num w:numId="30">
     <w:abstractNumId w:val="16"/>
   </w:num>
   <w:num w:numId="31">
-    <w:abstractNumId w:val="27"/>
+    <w:abstractNumId w:val="28"/>
   </w:num>
   <w:num w:numId="32">
     <w:abstractNumId w:val="14"/>
@@ -5503,22 +10759,25 @@
     <w:abstractNumId w:val="11"/>
   </w:num>
   <w:num w:numId="35">
-    <w:abstractNumId w:val="24"/>
+    <w:abstractNumId w:val="25"/>
   </w:num>
   <w:num w:numId="36">
-    <w:abstractNumId w:val="35"/>
+    <w:abstractNumId w:val="36"/>
   </w:num>
   <w:num w:numId="37">
     <w:abstractNumId w:val="15"/>
   </w:num>
   <w:num w:numId="38">
-    <w:abstractNumId w:val="26"/>
+    <w:abstractNumId w:val="27"/>
   </w:num>
   <w:num w:numId="39">
     <w:abstractNumId w:val="1"/>
   </w:num>
   <w:num w:numId="40">
-    <w:abstractNumId w:val="36"/>
+    <w:abstractNumId w:val="37"/>
+  </w:num>
+  <w:num w:numId="41">
+    <w:abstractNumId w:val="23"/>
   </w:num>
 </w:numbering>
 </file>
@@ -5830,9 +11089,10 @@
   <w:style w:type="paragraph" w:default="1" w:styleId="a">
     <w:name w:val="Normal"/>
     <w:qFormat/>
-    <w:rsid w:val="00F155B6"/>
+    <w:rsid w:val="00310F54"/>
     <w:rPr>
-      <w:lang w:eastAsia="en-US"/>
+      <w:sz w:val="24"/>
+      <w:szCs w:val="24"/>
     </w:rPr>
   </w:style>
   <w:style w:type="paragraph" w:styleId="1">
@@ -5941,11 +11201,6 @@
     <w:pPr>
       <w:spacing w:before="100" w:beforeAutospacing="1" w:after="100" w:afterAutospacing="1"/>
     </w:pPr>
-    <w:rPr>
-      <w:sz w:val="24"/>
-      <w:szCs w:val="24"/>
-      <w:lang w:eastAsia="ru-RU"/>
-    </w:rPr>
   </w:style>
   <w:style w:type="table" w:styleId="a6">
     <w:name w:val="Table Grid"/>
@@ -5974,11 +11229,6 @@
     <w:pPr>
       <w:spacing w:before="100" w:beforeAutospacing="1" w:after="100" w:afterAutospacing="1"/>
     </w:pPr>
-    <w:rPr>
-      <w:sz w:val="24"/>
-      <w:szCs w:val="24"/>
-      <w:lang w:eastAsia="ru-RU"/>
-    </w:rPr>
   </w:style>
   <w:style w:type="character" w:customStyle="1" w:styleId="10">
     <w:name w:val="Заголовок 1 Знак"/>
@@ -6106,7 +11356,6 @@
       <w:color w:val="2F5496" w:themeColor="accent1" w:themeShade="BF"/>
       <w:sz w:val="32"/>
       <w:szCs w:val="32"/>
-      <w:lang w:eastAsia="ru-RU"/>
     </w:rPr>
   </w:style>
   <w:style w:type="paragraph" w:styleId="11">
@@ -6304,7 +11553,6 @@
     </w:pPr>
     <w:rPr>
       <w:rFonts w:ascii="Courier New" w:hAnsi="Courier New" w:cs="Courier New"/>
-      <w:lang w:eastAsia="ru-RU"/>
     </w:rPr>
   </w:style>
   <w:style w:type="character" w:customStyle="1" w:styleId="HTML0">
@@ -6341,11 +11589,6 @@
     <w:pPr>
       <w:spacing w:before="100" w:beforeAutospacing="1" w:after="100" w:afterAutospacing="1"/>
     </w:pPr>
-    <w:rPr>
-      <w:sz w:val="24"/>
-      <w:szCs w:val="24"/>
-      <w:lang w:eastAsia="ru-RU"/>
-    </w:rPr>
   </w:style>
   <w:style w:type="character" w:styleId="af6">
     <w:name w:val="Strong"/>
